--- a/public/doc/b6_v6.docx
+++ b/public/doc/b6_v6.docx
@@ -1,6 +1,6 @@
 
 <file path=word/document.xml><?xml version="1.0" encoding="utf-8"?>
-<w:document xmlns:wpc="http://schemas.microsoft.com/office/word/2010/wordprocessingCanvas" xmlns:mc="http://schemas.openxmlformats.org/markup-compatibility/2006" xmlns:o="urn:schemas-microsoft-com:office:office" xmlns:r="http://schemas.openxmlformats.org/officeDocument/2006/relationships" xmlns:m="http://schemas.openxmlformats.org/officeDocument/2006/math" xmlns:v="urn:schemas-microsoft-com:vml" xmlns:wp14="http://schemas.microsoft.com/office/word/2010/wordprocessingDrawing" xmlns:wp="http://schemas.openxmlformats.org/drawingml/2006/wordprocessingDrawing" xmlns:w10="urn:schemas-microsoft-com:office:word" xmlns:w="http://schemas.openxmlformats.org/wordprocessingml/2006/main" xmlns:w14="http://schemas.microsoft.com/office/word/2010/wordml" xmlns:wpg="http://schemas.microsoft.com/office/word/2010/wordprocessingGroup" xmlns:wpi="http://schemas.microsoft.com/office/word/2010/wordprocessingInk" xmlns:wne="http://schemas.microsoft.com/office/word/2006/wordml" xmlns:wps="http://schemas.microsoft.com/office/word/2010/wordprocessingShape" mc:Ignorable="w14 wp14">
+<w:document xmlns:wpc="http://schemas.microsoft.com/office/word/2010/wordprocessingCanvas" xmlns:cx="http://schemas.microsoft.com/office/drawing/2014/chartex" xmlns:cx1="http://schemas.microsoft.com/office/drawing/2015/9/8/chartex" xmlns:cx2="http://schemas.microsoft.com/office/drawing/2015/10/21/chartex" xmlns:cx3="http://schemas.microsoft.com/office/drawing/2016/5/9/chartex" xmlns:cx4="http://schemas.microsoft.com/office/drawing/2016/5/10/chartex" xmlns:cx5="http://schemas.microsoft.com/office/drawing/2016/5/11/chartex" xmlns:cx6="http://schemas.microsoft.com/office/drawing/2016/5/12/chartex" xmlns:cx7="http://schemas.microsoft.com/office/drawing/2016/5/13/chartex" xmlns:cx8="http://schemas.microsoft.com/office/drawing/2016/5/14/chartex" xmlns:mc="http://schemas.openxmlformats.org/markup-compatibility/2006" xmlns:aink="http://schemas.microsoft.com/office/drawing/2016/ink" xmlns:am3d="http://schemas.microsoft.com/office/drawing/2017/model3d" xmlns:o="urn:schemas-microsoft-com:office:office" xmlns:oel="http://schemas.microsoft.com/office/2019/extlst" xmlns:r="http://schemas.openxmlformats.org/officeDocument/2006/relationships" xmlns:m="http://schemas.openxmlformats.org/officeDocument/2006/math" xmlns:v="urn:schemas-microsoft-com:vml" xmlns:wp14="http://schemas.microsoft.com/office/word/2010/wordprocessingDrawing" xmlns:wp="http://schemas.openxmlformats.org/drawingml/2006/wordprocessingDrawing" xmlns:w10="urn:schemas-microsoft-com:office:word" xmlns:w="http://schemas.openxmlformats.org/wordprocessingml/2006/main" xmlns:w14="http://schemas.microsoft.com/office/word/2010/wordml" xmlns:w15="http://schemas.microsoft.com/office/word/2012/wordml" xmlns:w16cex="http://schemas.microsoft.com/office/word/2018/wordml/cex" xmlns:w16cid="http://schemas.microsoft.com/office/word/2016/wordml/cid" xmlns:w16="http://schemas.microsoft.com/office/word/2018/wordml" xmlns:w16du="http://schemas.microsoft.com/office/word/2023/wordml/word16du" xmlns:w16sdtdh="http://schemas.microsoft.com/office/word/2020/wordml/sdtdatahash" xmlns:w16sdtfl="http://schemas.microsoft.com/office/word/2024/wordml/sdtformatlock" xmlns:w16se="http://schemas.microsoft.com/office/word/2015/wordml/symex" xmlns:wpg="http://schemas.microsoft.com/office/word/2010/wordprocessingGroup" xmlns:wpi="http://schemas.microsoft.com/office/word/2010/wordprocessingInk" xmlns:wne="http://schemas.microsoft.com/office/word/2006/wordml" xmlns:wps="http://schemas.microsoft.com/office/word/2010/wordprocessingShape" mc:Ignorable="w14 w15 w16se w16cid w16 w16cex w16sdtdh w16sdtfl w16du wp14">
   <w:body>
     <w:p>
       <w:pPr>
@@ -39,7 +39,7 @@
                     </pic:cNvPicPr>
                   </pic:nvPicPr>
                   <pic:blipFill>
-                    <a:blip r:embed="rId9" cstate="print"/>
+                    <a:blip r:embed="rId8" cstate="print"/>
                     <a:srcRect/>
                     <a:stretch>
                       <a:fillRect/>
@@ -1173,23 +1173,13 @@
           <w:lang w:val="en-US"/>
         </w:rPr>
       </w:pPr>
-      <w:proofErr w:type="spellStart"/>
       <w:r>
         <w:rPr>
           <w:rFonts w:cstheme="minorHAnsi"/>
           <w:b/>
           <w:lang w:val="en-US"/>
         </w:rPr>
-        <w:t>Genel</w:t>
-      </w:r>
-      <w:proofErr w:type="spellEnd"/>
-      <w:r>
-        <w:rPr>
-          <w:rFonts w:cstheme="minorHAnsi"/>
-          <w:b/>
-          <w:lang w:val="en-US"/>
-        </w:rPr>
-        <w:t xml:space="preserve"> </w:t>
+        <w:t xml:space="preserve">Genel </w:t>
       </w:r>
       <w:proofErr w:type="spellStart"/>
       <w:r>
@@ -1692,23 +1682,13 @@
           <w:u w:val="single"/>
         </w:rPr>
       </w:pPr>
-      <w:proofErr w:type="spellStart"/>
       <w:r>
         <w:rPr>
           <w:rFonts w:cstheme="minorHAnsi"/>
           <w:u w:val="single"/>
           <w:lang w:val="en-US"/>
         </w:rPr>
-        <w:t>Rapor</w:t>
-      </w:r>
-      <w:proofErr w:type="spellEnd"/>
-      <w:r>
-        <w:rPr>
-          <w:rFonts w:cstheme="minorHAnsi"/>
-          <w:u w:val="single"/>
-          <w:lang w:val="en-US"/>
-        </w:rPr>
-        <w:t xml:space="preserve"> </w:t>
+        <w:t xml:space="preserve">Rapor </w:t>
       </w:r>
       <w:proofErr w:type="spellStart"/>
       <w:r>
@@ -2963,27 +2943,7 @@
           <w:bCs/>
           <w:lang w:val="en-US"/>
         </w:rPr>
-        <w:t xml:space="preserve"> </w:t>
-      </w:r>
-      <w:proofErr w:type="spellStart"/>
-      <w:r>
-        <w:rPr>
-          <w:rFonts w:eastAsia="Times New Roman" w:cstheme="minorHAnsi"/>
-          <w:b/>
-          <w:bCs/>
-          <w:lang w:val="en-US"/>
-        </w:rPr>
-        <w:t>Bildirimi</w:t>
-      </w:r>
-      <w:proofErr w:type="spellEnd"/>
-      <w:r>
-        <w:rPr>
-          <w:rFonts w:eastAsia="Times New Roman" w:cstheme="minorHAnsi"/>
-          <w:b/>
-          <w:bCs/>
-          <w:lang w:val="en-US"/>
-        </w:rPr>
-        <w:t xml:space="preserve"> (Form 5):</w:t>
+        <w:t xml:space="preserve"> Bildirimi (Form 5):</w:t>
       </w:r>
       <w:r>
         <w:rPr>
@@ -3485,8 +3445,8 @@
         <w:tblLook w:val="00A0" w:firstRow="1" w:lastRow="0" w:firstColumn="1" w:lastColumn="0" w:noHBand="0" w:noVBand="0"/>
       </w:tblPr>
       <w:tblGrid>
-        <w:gridCol w:w="3715"/>
-        <w:gridCol w:w="5595"/>
+        <w:gridCol w:w="3625"/>
+        <w:gridCol w:w="5459"/>
       </w:tblGrid>
       <w:tr>
         <w:tc>
@@ -3640,31 +3600,7 @@
                 <w:szCs w:val="24"/>
                 <w:lang w:val="en-US"/>
               </w:rPr>
-              <w:t xml:space="preserve"> </w:t>
-            </w:r>
-            <w:proofErr w:type="spellStart"/>
-            <w:r>
-              <w:rPr>
-                <w:rFonts w:eastAsia="Times New Roman" w:cstheme="minorHAnsi"/>
-                <w:i/>
-                <w:iCs/>
-                <w:sz w:val="24"/>
-                <w:szCs w:val="24"/>
-                <w:lang w:val="en-US"/>
-              </w:rPr>
-              <w:t>Adı</w:t>
-            </w:r>
-            <w:proofErr w:type="spellEnd"/>
-            <w:r>
-              <w:rPr>
-                <w:rFonts w:eastAsia="Times New Roman" w:cstheme="minorHAnsi"/>
-                <w:i/>
-                <w:iCs/>
-                <w:sz w:val="24"/>
-                <w:szCs w:val="24"/>
-                <w:lang w:val="en-US"/>
-              </w:rPr>
-              <w:t>)</w:t>
+              <w:t xml:space="preserve"> Adı)</w:t>
             </w:r>
           </w:p>
         </w:tc>
@@ -4050,31 +3986,7 @@
                 <w:szCs w:val="24"/>
                 <w:lang w:val="en-US"/>
               </w:rPr>
-              <w:t xml:space="preserve">HEPDAK </w:t>
-            </w:r>
-            <w:proofErr w:type="spellStart"/>
-            <w:r>
-              <w:rPr>
-                <w:rFonts w:eastAsia="Times New Roman" w:cstheme="minorHAnsi"/>
-                <w:i/>
-                <w:iCs/>
-                <w:sz w:val="24"/>
-                <w:szCs w:val="24"/>
-                <w:lang w:val="en-US"/>
-              </w:rPr>
-              <w:t>Genel</w:t>
-            </w:r>
-            <w:proofErr w:type="spellEnd"/>
-            <w:r>
-              <w:rPr>
-                <w:rFonts w:eastAsia="Times New Roman" w:cstheme="minorHAnsi"/>
-                <w:i/>
-                <w:iCs/>
-                <w:sz w:val="24"/>
-                <w:szCs w:val="24"/>
-                <w:lang w:val="en-US"/>
-              </w:rPr>
-              <w:t xml:space="preserve"> </w:t>
+              <w:t xml:space="preserve">HEPDAK Genel </w:t>
             </w:r>
             <w:proofErr w:type="spellStart"/>
             <w:r>
@@ -4400,31 +4312,7 @@
                 <w:szCs w:val="24"/>
                 <w:lang w:val="en-US"/>
               </w:rPr>
-              <w:t xml:space="preserve"> </w:t>
-            </w:r>
-            <w:proofErr w:type="spellStart"/>
-            <w:r>
-              <w:rPr>
-                <w:rFonts w:eastAsia="Times New Roman" w:cstheme="minorHAnsi"/>
-                <w:b/>
-                <w:bCs/>
-                <w:sz w:val="24"/>
-                <w:szCs w:val="24"/>
-                <w:lang w:val="en-US"/>
-              </w:rPr>
-              <w:t>Adres</w:t>
-            </w:r>
-            <w:proofErr w:type="spellEnd"/>
-            <w:r>
-              <w:rPr>
-                <w:rFonts w:eastAsia="Times New Roman" w:cstheme="minorHAnsi"/>
-                <w:b/>
-                <w:bCs/>
-                <w:sz w:val="24"/>
-                <w:szCs w:val="24"/>
-                <w:lang w:val="en-US"/>
-              </w:rPr>
-              <w:t>/</w:t>
+              <w:t xml:space="preserve"> Adres/</w:t>
             </w:r>
             <w:proofErr w:type="spellStart"/>
             <w:r>
@@ -4859,31 +4747,7 @@
                 <w:szCs w:val="24"/>
                 <w:lang w:val="en-US"/>
               </w:rPr>
-              <w:t xml:space="preserve"> </w:t>
-            </w:r>
-            <w:proofErr w:type="spellStart"/>
-            <w:r>
-              <w:rPr>
-                <w:rFonts w:eastAsia="Times New Roman" w:cstheme="minorHAnsi"/>
-                <w:b/>
-                <w:bCs/>
-                <w:sz w:val="24"/>
-                <w:szCs w:val="24"/>
-                <w:lang w:val="en-US"/>
-              </w:rPr>
-              <w:t>Adres</w:t>
-            </w:r>
-            <w:proofErr w:type="spellEnd"/>
-            <w:r>
-              <w:rPr>
-                <w:rFonts w:eastAsia="Times New Roman" w:cstheme="minorHAnsi"/>
-                <w:b/>
-                <w:bCs/>
-                <w:sz w:val="24"/>
-                <w:szCs w:val="24"/>
-                <w:lang w:val="en-US"/>
-              </w:rPr>
-              <w:t>/</w:t>
+              <w:t xml:space="preserve"> Adres/</w:t>
             </w:r>
             <w:proofErr w:type="spellStart"/>
             <w:r>
@@ -5318,31 +5182,7 @@
                 <w:szCs w:val="24"/>
                 <w:lang w:val="en-US"/>
               </w:rPr>
-              <w:t xml:space="preserve"> </w:t>
-            </w:r>
-            <w:proofErr w:type="spellStart"/>
-            <w:r>
-              <w:rPr>
-                <w:rFonts w:eastAsia="Times New Roman" w:cstheme="minorHAnsi"/>
-                <w:b/>
-                <w:bCs/>
-                <w:sz w:val="24"/>
-                <w:szCs w:val="24"/>
-                <w:lang w:val="en-US"/>
-              </w:rPr>
-              <w:t>Adres</w:t>
-            </w:r>
-            <w:proofErr w:type="spellEnd"/>
-            <w:r>
-              <w:rPr>
-                <w:rFonts w:eastAsia="Times New Roman" w:cstheme="minorHAnsi"/>
-                <w:b/>
-                <w:bCs/>
-                <w:sz w:val="24"/>
-                <w:szCs w:val="24"/>
-                <w:lang w:val="en-US"/>
-              </w:rPr>
-              <w:t>/</w:t>
+              <w:t xml:space="preserve"> Adres/</w:t>
             </w:r>
             <w:proofErr w:type="spellStart"/>
             <w:r>
@@ -5777,31 +5617,7 @@
                 <w:szCs w:val="24"/>
                 <w:lang w:val="en-US"/>
               </w:rPr>
-              <w:t xml:space="preserve"> </w:t>
-            </w:r>
-            <w:proofErr w:type="spellStart"/>
-            <w:r>
-              <w:rPr>
-                <w:rFonts w:eastAsia="Times New Roman" w:cstheme="minorHAnsi"/>
-                <w:b/>
-                <w:bCs/>
-                <w:sz w:val="24"/>
-                <w:szCs w:val="24"/>
-                <w:lang w:val="en-US"/>
-              </w:rPr>
-              <w:t>Adres</w:t>
-            </w:r>
-            <w:proofErr w:type="spellEnd"/>
-            <w:r>
-              <w:rPr>
-                <w:rFonts w:eastAsia="Times New Roman" w:cstheme="minorHAnsi"/>
-                <w:b/>
-                <w:bCs/>
-                <w:sz w:val="24"/>
-                <w:szCs w:val="24"/>
-                <w:lang w:val="en-US"/>
-              </w:rPr>
-              <w:t>/</w:t>
+              <w:t xml:space="preserve"> Adres/</w:t>
             </w:r>
             <w:proofErr w:type="spellStart"/>
             <w:r>
@@ -6249,31 +6065,7 @@
                 <w:szCs w:val="24"/>
                 <w:lang w:val="en-US"/>
               </w:rPr>
-              <w:t xml:space="preserve"> </w:t>
-            </w:r>
-            <w:proofErr w:type="spellStart"/>
-            <w:r>
-              <w:rPr>
-                <w:rFonts w:eastAsia="Times New Roman" w:cstheme="minorHAnsi"/>
-                <w:b/>
-                <w:bCs/>
-                <w:sz w:val="24"/>
-                <w:szCs w:val="24"/>
-                <w:lang w:val="en-US"/>
-              </w:rPr>
-              <w:t>Adres</w:t>
-            </w:r>
-            <w:proofErr w:type="spellEnd"/>
-            <w:r>
-              <w:rPr>
-                <w:rFonts w:eastAsia="Times New Roman" w:cstheme="minorHAnsi"/>
-                <w:b/>
-                <w:bCs/>
-                <w:sz w:val="24"/>
-                <w:szCs w:val="24"/>
-                <w:lang w:val="en-US"/>
-              </w:rPr>
-              <w:t>/</w:t>
+              <w:t xml:space="preserve"> Adres/</w:t>
             </w:r>
             <w:proofErr w:type="spellStart"/>
             <w:r>
@@ -6481,6 +6273,12 @@
         </w:tc>
       </w:tr>
     </w:tbl>
+    <w:p/>
+    <w:p/>
+    <w:p/>
+    <w:p/>
+    <w:p/>
+    <w:p/>
     <w:p/>
     <w:tbl>
       <w:tblPr>
@@ -6498,10 +6296,10 @@
         <w:tblLook w:val="00A0" w:firstRow="1" w:lastRow="0" w:firstColumn="1" w:lastColumn="0" w:noHBand="0" w:noVBand="0"/>
       </w:tblPr>
       <w:tblGrid>
-        <w:gridCol w:w="1333"/>
-        <w:gridCol w:w="1205"/>
-        <w:gridCol w:w="2517"/>
-        <w:gridCol w:w="4246"/>
+        <w:gridCol w:w="1299"/>
+        <w:gridCol w:w="1176"/>
+        <w:gridCol w:w="2456"/>
+        <w:gridCol w:w="4143"/>
         <w:gridCol w:w="15"/>
       </w:tblGrid>
       <w:tr>
@@ -6527,6 +6325,7 @@
                 <w:b/>
                 <w:sz w:val="28"/>
               </w:rPr>
+              <w:lastRenderedPageBreak/>
               <w:t xml:space="preserve">HEPDAK </w:t>
             </w:r>
           </w:p>
@@ -6832,7 +6631,6 @@
                 <w:lang w:val="en-US"/>
               </w:rPr>
             </w:pPr>
-            <w:proofErr w:type="spellStart"/>
             <w:r>
               <w:rPr>
                 <w:rFonts w:eastAsia="Times New Roman" w:cstheme="minorHAnsi"/>
@@ -6842,19 +6640,7 @@
                 <w:szCs w:val="20"/>
                 <w:lang w:val="en-US"/>
               </w:rPr>
-              <w:t>Tablo</w:t>
-            </w:r>
-            <w:proofErr w:type="spellEnd"/>
-            <w:r>
-              <w:rPr>
-                <w:rFonts w:eastAsia="Times New Roman" w:cstheme="minorHAnsi"/>
-                <w:b/>
-                <w:bCs/>
-                <w:sz w:val="20"/>
-                <w:szCs w:val="20"/>
-                <w:lang w:val="en-US"/>
-              </w:rPr>
-              <w:t xml:space="preserve"> 3.2.7</w:t>
+              <w:t>Tablo 3.2.7</w:t>
             </w:r>
           </w:p>
           <w:p>
@@ -7397,22 +7183,12 @@
                 <w:lang w:val="en-US"/>
               </w:rPr>
             </w:pPr>
-            <w:proofErr w:type="spellStart"/>
-            <w:r>
-              <w:rPr>
-                <w:rFonts w:eastAsia="Times New Roman" w:cstheme="minorHAnsi"/>
-                <w:lang w:val="en-US"/>
-              </w:rPr>
-              <w:lastRenderedPageBreak/>
-              <w:t>Temel</w:t>
-            </w:r>
-            <w:proofErr w:type="spellEnd"/>
-            <w:r>
-              <w:rPr>
-                <w:rFonts w:eastAsia="Times New Roman" w:cstheme="minorHAnsi"/>
-                <w:lang w:val="en-US"/>
-              </w:rPr>
-              <w:t xml:space="preserve"> </w:t>
+            <w:r>
+              <w:rPr>
+                <w:rFonts w:eastAsia="Times New Roman" w:cstheme="minorHAnsi"/>
+                <w:lang w:val="en-US"/>
+              </w:rPr>
+              <w:t xml:space="preserve">Temel </w:t>
             </w:r>
             <w:proofErr w:type="spellStart"/>
             <w:r>
@@ -7698,17 +7474,8 @@
                 <w:rFonts w:eastAsia="Times New Roman" w:cstheme="minorHAnsi"/>
                 <w:lang w:val="en-US"/>
               </w:rPr>
-              <w:t xml:space="preserve"> </w:t>
-            </w:r>
-            <w:proofErr w:type="spellStart"/>
-            <w:r>
-              <w:rPr>
-                <w:rFonts w:eastAsia="Times New Roman" w:cstheme="minorHAnsi"/>
-                <w:lang w:val="en-US"/>
-              </w:rPr>
-              <w:t>Dersler</w:t>
-            </w:r>
-            <w:proofErr w:type="spellEnd"/>
+              <w:t xml:space="preserve"> Dersler</w:t>
+            </w:r>
           </w:p>
         </w:tc>
         <w:tc>
@@ -7997,17 +7764,18 @@
                 <w:b/>
                 <w:lang w:val="en-US"/>
               </w:rPr>
-              <w:t xml:space="preserve"> saati</w:t>
-            </w:r>
-            <w:r>
-              <w:rPr>
-                <w:rFonts w:eastAsia="Times New Roman" w:cstheme="minorHAnsi"/>
-                <w:b/>
-                <w:vertAlign w:val="superscript"/>
-                <w:lang w:val="en-US"/>
-              </w:rPr>
-              <w:t>2</w:t>
-            </w:r>
+              <w:t xml:space="preserve"> </w:t>
+            </w:r>
+            <w:proofErr w:type="spellStart"/>
+            <w:r>
+              <w:rPr>
+                <w:rFonts w:eastAsia="Times New Roman" w:cstheme="minorHAnsi"/>
+                <w:b/>
+                <w:lang w:val="en-US"/>
+              </w:rPr>
+              <w:t>saati</w:t>
+            </w:r>
+            <w:proofErr w:type="spellEnd"/>
           </w:p>
         </w:tc>
         <w:tc>
@@ -8246,7 +8014,16 @@
           <w:sz w:val="20"/>
           <w:szCs w:val="20"/>
         </w:rPr>
-        <w:t>Hemşirelik eğitimi 4600 saatlik teorik ve klinik eğitimi kapsar. Teorik eğitimin süresi toplam sürenin en az üçte biri, klinik eğitimin süresi ise toplam eğitimin yarısı kadardır.</w:t>
+        <w:t xml:space="preserve">Hemşirelik eğitimi 4600 saatlik teorik ve klinik eğitimi kapsar. Teorik eğitimin süresi toplam sürenin en az üçte </w:t>
+      </w:r>
+      <w:r>
+        <w:rPr>
+          <w:rFonts w:eastAsia="Calibri" w:cstheme="minorHAnsi"/>
+          <w:i/>
+          <w:sz w:val="20"/>
+          <w:szCs w:val="20"/>
+        </w:rPr>
+        <w:t>biri, klinik eğitimin süresi ise toplam eğitimin yarısı kadardır.</w:t>
       </w:r>
     </w:p>
     <w:p>
@@ -8255,7 +8032,7 @@
         <w:ind w:left="-5" w:right="6"/>
         <w:jc w:val="both"/>
         <w:rPr>
-          <w:rFonts w:cstheme="minorHAnsi"/>
+          <w:rFonts w:eastAsia="Calibri" w:cstheme="minorHAnsi"/>
           <w:i/>
           <w:sz w:val="20"/>
           <w:szCs w:val="20"/>
@@ -8269,7 +8046,7 @@
           <w:szCs w:val="20"/>
           <w:vertAlign w:val="superscript"/>
         </w:rPr>
-        <w:t xml:space="preserve"> 2</w:t>
+        <w:t>2</w:t>
       </w:r>
       <w:r>
         <w:rPr>
@@ -8278,7 +8055,7 @@
           <w:sz w:val="20"/>
           <w:szCs w:val="20"/>
         </w:rPr>
-        <w:t>Laboratuvar olarak hemşirelik esasları dersi, (varsa) temel bilimler dersleri, ilkyardım ve iletişim dersi labor</w:t>
+        <w:t>Meslek derslerinin uygulamaları gerçek ortamlarda (sahada) yürütülmeli ve uygula</w:t>
       </w:r>
       <w:r>
         <w:rPr>
@@ -8287,48 +8064,16 @@
           <w:sz w:val="20"/>
           <w:szCs w:val="20"/>
         </w:rPr>
-        <w:t>atuvarları, vb. gösterilebilir.</w:t>
-      </w:r>
-    </w:p>
-    <w:p>
-      <w:pPr>
-        <w:spacing w:after="3" w:line="240" w:lineRule="auto"/>
-        <w:ind w:left="-5" w:right="6"/>
-        <w:jc w:val="both"/>
+        <w:t>ma başlığı altında yer almalıdır.</w:t>
+      </w:r>
+      <w:r>
         <w:rPr>
           <w:rFonts w:cstheme="minorHAnsi"/>
           <w:i/>
           <w:sz w:val="20"/>
           <w:szCs w:val="20"/>
         </w:rPr>
-      </w:pPr>
-      <w:r>
-        <w:rPr>
-          <w:rFonts w:cstheme="minorHAnsi"/>
-          <w:i/>
-          <w:sz w:val="20"/>
-          <w:szCs w:val="20"/>
-          <w:vertAlign w:val="superscript"/>
-        </w:rPr>
-        <w:t>3</w:t>
-      </w:r>
-      <w:r>
-        <w:rPr>
-          <w:rFonts w:cstheme="minorHAnsi"/>
-          <w:i/>
-          <w:sz w:val="20"/>
-          <w:szCs w:val="20"/>
-        </w:rPr>
-        <w:t>Meslek derslerinin uygulamaları gerçek ortamlarda (sahada) yürütülmeli ve uygula</w:t>
-      </w:r>
-      <w:r>
-        <w:rPr>
-          <w:rFonts w:cstheme="minorHAnsi"/>
-          <w:i/>
-          <w:sz w:val="20"/>
-          <w:szCs w:val="20"/>
-        </w:rPr>
-        <w:t xml:space="preserve">ma başlığı altında yer almalıdır. </w:t>
+        <w:t xml:space="preserve"> </w:t>
       </w:r>
     </w:p>
     <w:p>
@@ -8541,21 +8286,7 @@
               <w:rPr>
                 <w:rFonts w:eastAsia="Calibri" w:cstheme="minorHAnsi"/>
               </w:rPr>
-              <w:t>Eğitim programının; mezunlarına, bir hemşirenin sahip olması gereken bilgi/tutum/becerileri kazandırdığı bir beceri karnesi/</w:t>
-            </w:r>
-            <w:proofErr w:type="spellStart"/>
-            <w:r>
-              <w:rPr>
-                <w:rFonts w:eastAsia="Calibri" w:cstheme="minorHAnsi"/>
-              </w:rPr>
-              <w:t>portfolyo</w:t>
-            </w:r>
-            <w:proofErr w:type="spellEnd"/>
-            <w:r>
-              <w:rPr>
-                <w:rFonts w:eastAsia="Calibri" w:cstheme="minorHAnsi"/>
-              </w:rPr>
-              <w:t>/bitirme sınavı ile gösterilmiştir.</w:t>
+              <w:t>Eğitim programının; mezunlarına, bir hemşirenin sahip olması gereken bilgi/tutum/becerileri kazandırdığı bir beceri karnesi/portfolyo/bitirme sınavı ile gösterilmiştir.</w:t>
             </w:r>
           </w:p>
         </w:tc>
@@ -8610,21 +8341,7 @@
               <w:rPr>
                 <w:rFonts w:eastAsia="Calibri" w:cstheme="minorHAnsi"/>
               </w:rPr>
-              <w:t>Mezun hemşire özelliklerine göre hazırlanan bu beceri karnesi/</w:t>
-            </w:r>
-            <w:proofErr w:type="spellStart"/>
-            <w:r>
-              <w:rPr>
-                <w:rFonts w:eastAsia="Calibri" w:cstheme="minorHAnsi"/>
-              </w:rPr>
-              <w:t>portfolyo</w:t>
-            </w:r>
-            <w:proofErr w:type="spellEnd"/>
-            <w:r>
-              <w:rPr>
-                <w:rFonts w:eastAsia="Calibri" w:cstheme="minorHAnsi"/>
-              </w:rPr>
-              <w:t>/bitirme sınavı eğitim programındaki derslerde kazanılan bilgi ve becerilere dayanmaktadır.</w:t>
+              <w:t>Mezun hemşire özelliklerine göre hazırlanan bu beceri karnesi/portfolyo/bitirme sınavı eğitim programındaki derslerde kazanılan bilgi ve becerilere dayanmaktadır.</w:t>
             </w:r>
           </w:p>
         </w:tc>
@@ -13410,7 +13127,6 @@
               <w:bottom w:val="single" w:sz="2" w:space="0" w:color="auto"/>
               <w:right w:val="single" w:sz="2" w:space="0" w:color="auto"/>
             </w:tcBorders>
-            <w:shd w:val="clear" w:color="auto" w:fill="auto"/>
           </w:tcPr>
           <w:p>
             <w:pPr>
@@ -13445,7 +13161,6 @@
               <w:bottom w:val="single" w:sz="2" w:space="0" w:color="auto"/>
               <w:right w:val="single" w:sz="2" w:space="0" w:color="auto"/>
             </w:tcBorders>
-            <w:shd w:val="clear" w:color="auto" w:fill="auto"/>
           </w:tcPr>
           <w:p>
             <w:pPr>
@@ -13472,7 +13187,6 @@
               <w:bottom w:val="single" w:sz="2" w:space="0" w:color="auto"/>
               <w:right w:val="single" w:sz="2" w:space="0" w:color="auto"/>
             </w:tcBorders>
-            <w:shd w:val="clear" w:color="auto" w:fill="auto"/>
           </w:tcPr>
           <w:p>
             <w:pPr>
@@ -13501,7 +13215,6 @@
               <w:bottom w:val="single" w:sz="2" w:space="0" w:color="auto"/>
               <w:right w:val="single" w:sz="2" w:space="0" w:color="auto"/>
             </w:tcBorders>
-            <w:shd w:val="clear" w:color="auto" w:fill="auto"/>
           </w:tcPr>
           <w:p>
             <w:pPr>
@@ -13530,7 +13243,6 @@
               <w:bottom w:val="single" w:sz="2" w:space="0" w:color="auto"/>
               <w:right w:val="single" w:sz="2" w:space="0" w:color="auto"/>
             </w:tcBorders>
-            <w:shd w:val="clear" w:color="auto" w:fill="auto"/>
           </w:tcPr>
           <w:p>
             <w:pPr>
@@ -13559,7 +13271,6 @@
               <w:bottom w:val="single" w:sz="2" w:space="0" w:color="auto"/>
               <w:right w:val="single" w:sz="2" w:space="0" w:color="auto"/>
             </w:tcBorders>
-            <w:shd w:val="clear" w:color="auto" w:fill="auto"/>
           </w:tcPr>
           <w:p>
             <w:pPr>
@@ -13588,7 +13299,6 @@
               <w:bottom w:val="single" w:sz="2" w:space="0" w:color="auto"/>
               <w:right w:val="single" w:sz="2" w:space="0" w:color="auto"/>
             </w:tcBorders>
-            <w:shd w:val="clear" w:color="auto" w:fill="auto"/>
           </w:tcPr>
           <w:p>
             <w:pPr>
@@ -13650,7 +13360,6 @@
               <w:bottom w:val="single" w:sz="2" w:space="0" w:color="auto"/>
               <w:right w:val="single" w:sz="2" w:space="0" w:color="auto"/>
             </w:tcBorders>
-            <w:shd w:val="clear" w:color="auto" w:fill="auto"/>
           </w:tcPr>
           <w:p>
             <w:pPr>
@@ -13699,7 +13408,6 @@
               <w:bottom w:val="single" w:sz="2" w:space="0" w:color="auto"/>
               <w:right w:val="single" w:sz="2" w:space="0" w:color="auto"/>
             </w:tcBorders>
-            <w:shd w:val="clear" w:color="auto" w:fill="auto"/>
           </w:tcPr>
           <w:p>
             <w:pPr>
@@ -13726,7 +13434,6 @@
               <w:bottom w:val="single" w:sz="2" w:space="0" w:color="auto"/>
               <w:right w:val="single" w:sz="2" w:space="0" w:color="auto"/>
             </w:tcBorders>
-            <w:shd w:val="clear" w:color="auto" w:fill="auto"/>
           </w:tcPr>
           <w:p>
             <w:pPr>
@@ -13755,7 +13462,6 @@
               <w:bottom w:val="single" w:sz="2" w:space="0" w:color="auto"/>
               <w:right w:val="single" w:sz="2" w:space="0" w:color="auto"/>
             </w:tcBorders>
-            <w:shd w:val="clear" w:color="auto" w:fill="auto"/>
           </w:tcPr>
           <w:p>
             <w:pPr>
@@ -13784,7 +13490,6 @@
               <w:bottom w:val="single" w:sz="2" w:space="0" w:color="auto"/>
               <w:right w:val="single" w:sz="2" w:space="0" w:color="auto"/>
             </w:tcBorders>
-            <w:shd w:val="clear" w:color="auto" w:fill="auto"/>
           </w:tcPr>
           <w:p>
             <w:pPr>
@@ -13813,7 +13518,6 @@
               <w:bottom w:val="single" w:sz="2" w:space="0" w:color="auto"/>
               <w:right w:val="single" w:sz="2" w:space="0" w:color="auto"/>
             </w:tcBorders>
-            <w:shd w:val="clear" w:color="auto" w:fill="auto"/>
           </w:tcPr>
           <w:p>
             <w:pPr>
@@ -13842,7 +13546,6 @@
               <w:bottom w:val="single" w:sz="2" w:space="0" w:color="auto"/>
               <w:right w:val="single" w:sz="2" w:space="0" w:color="auto"/>
             </w:tcBorders>
-            <w:shd w:val="clear" w:color="auto" w:fill="auto"/>
           </w:tcPr>
           <w:p>
             <w:pPr>
@@ -13904,7 +13607,6 @@
               <w:bottom w:val="single" w:sz="2" w:space="0" w:color="auto"/>
               <w:right w:val="single" w:sz="2" w:space="0" w:color="auto"/>
             </w:tcBorders>
-            <w:shd w:val="clear" w:color="auto" w:fill="auto"/>
           </w:tcPr>
           <w:p>
             <w:pPr>
@@ -13939,7 +13641,6 @@
               <w:bottom w:val="single" w:sz="2" w:space="0" w:color="auto"/>
               <w:right w:val="single" w:sz="2" w:space="0" w:color="auto"/>
             </w:tcBorders>
-            <w:shd w:val="clear" w:color="auto" w:fill="auto"/>
           </w:tcPr>
           <w:p>
             <w:pPr>
@@ -13966,7 +13667,6 @@
               <w:bottom w:val="single" w:sz="2" w:space="0" w:color="auto"/>
               <w:right w:val="single" w:sz="2" w:space="0" w:color="auto"/>
             </w:tcBorders>
-            <w:shd w:val="clear" w:color="auto" w:fill="auto"/>
           </w:tcPr>
           <w:p>
             <w:pPr>
@@ -13995,7 +13695,6 @@
               <w:bottom w:val="single" w:sz="2" w:space="0" w:color="auto"/>
               <w:right w:val="single" w:sz="2" w:space="0" w:color="auto"/>
             </w:tcBorders>
-            <w:shd w:val="clear" w:color="auto" w:fill="auto"/>
           </w:tcPr>
           <w:p>
             <w:pPr>
@@ -14024,7 +13723,6 @@
               <w:bottom w:val="single" w:sz="2" w:space="0" w:color="auto"/>
               <w:right w:val="single" w:sz="2" w:space="0" w:color="auto"/>
             </w:tcBorders>
-            <w:shd w:val="clear" w:color="auto" w:fill="auto"/>
           </w:tcPr>
           <w:p>
             <w:pPr>
@@ -14053,7 +13751,6 @@
               <w:bottom w:val="single" w:sz="2" w:space="0" w:color="auto"/>
               <w:right w:val="single" w:sz="2" w:space="0" w:color="auto"/>
             </w:tcBorders>
-            <w:shd w:val="clear" w:color="auto" w:fill="auto"/>
           </w:tcPr>
           <w:p>
             <w:pPr>
@@ -14082,7 +13779,6 @@
               <w:bottom w:val="single" w:sz="2" w:space="0" w:color="auto"/>
               <w:right w:val="single" w:sz="2" w:space="0" w:color="auto"/>
             </w:tcBorders>
-            <w:shd w:val="clear" w:color="auto" w:fill="auto"/>
           </w:tcPr>
           <w:p>
             <w:pPr>
@@ -14144,7 +13840,6 @@
               <w:bottom w:val="single" w:sz="2" w:space="0" w:color="auto"/>
               <w:right w:val="single" w:sz="2" w:space="0" w:color="auto"/>
             </w:tcBorders>
-            <w:shd w:val="clear" w:color="auto" w:fill="auto"/>
           </w:tcPr>
           <w:p>
             <w:pPr>
@@ -14179,7 +13874,6 @@
               <w:bottom w:val="single" w:sz="2" w:space="0" w:color="auto"/>
               <w:right w:val="single" w:sz="2" w:space="0" w:color="auto"/>
             </w:tcBorders>
-            <w:shd w:val="clear" w:color="auto" w:fill="auto"/>
           </w:tcPr>
           <w:p>
             <w:pPr>
@@ -14206,7 +13900,6 @@
               <w:bottom w:val="single" w:sz="2" w:space="0" w:color="auto"/>
               <w:right w:val="single" w:sz="2" w:space="0" w:color="auto"/>
             </w:tcBorders>
-            <w:shd w:val="clear" w:color="auto" w:fill="auto"/>
           </w:tcPr>
           <w:p>
             <w:pPr>
@@ -14235,7 +13928,6 @@
               <w:bottom w:val="single" w:sz="2" w:space="0" w:color="auto"/>
               <w:right w:val="single" w:sz="2" w:space="0" w:color="auto"/>
             </w:tcBorders>
-            <w:shd w:val="clear" w:color="auto" w:fill="auto"/>
           </w:tcPr>
           <w:p>
             <w:pPr>
@@ -14264,7 +13956,6 @@
               <w:bottom w:val="single" w:sz="2" w:space="0" w:color="auto"/>
               <w:right w:val="single" w:sz="2" w:space="0" w:color="auto"/>
             </w:tcBorders>
-            <w:shd w:val="clear" w:color="auto" w:fill="auto"/>
           </w:tcPr>
           <w:p>
             <w:pPr>
@@ -14293,7 +13984,6 @@
               <w:bottom w:val="single" w:sz="2" w:space="0" w:color="auto"/>
               <w:right w:val="single" w:sz="2" w:space="0" w:color="auto"/>
             </w:tcBorders>
-            <w:shd w:val="clear" w:color="auto" w:fill="auto"/>
           </w:tcPr>
           <w:p>
             <w:pPr>
@@ -14322,7 +14012,6 @@
               <w:bottom w:val="single" w:sz="2" w:space="0" w:color="auto"/>
               <w:right w:val="single" w:sz="2" w:space="0" w:color="auto"/>
             </w:tcBorders>
-            <w:shd w:val="clear" w:color="auto" w:fill="auto"/>
           </w:tcPr>
           <w:p>
             <w:pPr>
@@ -14638,7 +14327,6 @@
                 <w:rFonts w:cstheme="minorHAnsi"/>
                 <w:b/>
               </w:rPr>
-              <w:lastRenderedPageBreak/>
               <w:t>T.S.3.6.</w:t>
             </w:r>
             <w:r>
@@ -14867,6 +14555,7 @@
                 <w:rFonts w:cstheme="minorHAnsi"/>
                 <w:b/>
               </w:rPr>
+              <w:lastRenderedPageBreak/>
               <w:t>T.S.3.7.</w:t>
             </w:r>
             <w:r>
@@ -18654,23 +18343,7 @@
                 <w:rFonts w:cstheme="minorHAnsi"/>
                 <w:b/>
               </w:rPr>
-              <w:t>T.S.</w:t>
-            </w:r>
-            <w:proofErr w:type="gramStart"/>
-            <w:r>
-              <w:rPr>
-                <w:rFonts w:cstheme="minorHAnsi"/>
-                <w:b/>
-              </w:rPr>
-              <w:t>6.1</w:t>
-            </w:r>
-            <w:proofErr w:type="gramEnd"/>
-            <w:r>
-              <w:rPr>
-                <w:rFonts w:cstheme="minorHAnsi"/>
-                <w:b/>
-              </w:rPr>
-              <w:t>.</w:t>
+              <w:t>T.S.6.1.</w:t>
             </w:r>
             <w:r>
               <w:rPr>
@@ -18895,23 +18568,7 @@
                 <w:rFonts w:cstheme="minorHAnsi"/>
                 <w:b/>
               </w:rPr>
-              <w:t>TS.</w:t>
-            </w:r>
-            <w:proofErr w:type="gramStart"/>
-            <w:r>
-              <w:rPr>
-                <w:rFonts w:cstheme="minorHAnsi"/>
-                <w:b/>
-              </w:rPr>
-              <w:t>6.2</w:t>
-            </w:r>
-            <w:proofErr w:type="gramEnd"/>
-            <w:r>
-              <w:rPr>
-                <w:rFonts w:cstheme="minorHAnsi"/>
-                <w:b/>
-              </w:rPr>
-              <w:t>.</w:t>
+              <w:t>TS.6.2.</w:t>
             </w:r>
             <w:r>
               <w:rPr>
@@ -19136,23 +18793,7 @@
                 <w:rFonts w:cstheme="minorHAnsi"/>
                 <w:b/>
               </w:rPr>
-              <w:t>TS.</w:t>
-            </w:r>
-            <w:proofErr w:type="gramStart"/>
-            <w:r>
-              <w:rPr>
-                <w:rFonts w:cstheme="minorHAnsi"/>
-                <w:b/>
-              </w:rPr>
-              <w:t>6.3</w:t>
-            </w:r>
-            <w:proofErr w:type="gramEnd"/>
-            <w:r>
-              <w:rPr>
-                <w:rFonts w:cstheme="minorHAnsi"/>
-                <w:b/>
-              </w:rPr>
-              <w:t>.</w:t>
+              <w:t>TS.6.3.</w:t>
             </w:r>
             <w:r>
               <w:rPr>
@@ -19880,14 +19521,7 @@
               <w:rPr>
                 <w:rFonts w:cstheme="minorHAnsi"/>
               </w:rPr>
-              <w:t xml:space="preserve">Programın finansal kaynakları eğitim programının amaç ve </w:t>
-            </w:r>
-            <w:r>
-              <w:rPr>
-                <w:rFonts w:cstheme="minorHAnsi"/>
-              </w:rPr>
-              <w:lastRenderedPageBreak/>
-              <w:t>çıktılarının gerçekleşmesini sağlayacak şekilde planlanmalı ve yönetilmelidir.</w:t>
+              <w:t>Programın finansal kaynakları eğitim programının amaç ve çıktılarının gerçekleşmesini sağlayacak şekilde planlanmalı ve yönetilmelidir.</w:t>
             </w:r>
           </w:p>
         </w:tc>
@@ -20108,7 +19742,6 @@
                 <w:rFonts w:cstheme="minorHAnsi"/>
                 <w:b/>
               </w:rPr>
-              <w:lastRenderedPageBreak/>
               <w:t>TS.7.4.</w:t>
             </w:r>
             <w:r>
@@ -20336,6 +19969,7 @@
                 <w:rFonts w:cstheme="minorHAnsi"/>
                 <w:b/>
               </w:rPr>
+              <w:lastRenderedPageBreak/>
               <w:t>TS.7.5.</w:t>
             </w:r>
             <w:r>
@@ -21335,8 +20969,8 @@
         <w:tblLook w:val="0000" w:firstRow="0" w:lastRow="0" w:firstColumn="0" w:lastColumn="0" w:noHBand="0" w:noVBand="0"/>
       </w:tblPr>
       <w:tblGrid>
-        <w:gridCol w:w="3279"/>
-        <w:gridCol w:w="6343"/>
+        <w:gridCol w:w="3196"/>
+        <w:gridCol w:w="6182"/>
       </w:tblGrid>
       <w:tr>
         <w:tc>
@@ -22184,7 +21818,7 @@
         <w:tblLook w:val="0000" w:firstRow="0" w:lastRow="0" w:firstColumn="0" w:lastColumn="0" w:noHBand="0" w:noVBand="0"/>
       </w:tblPr>
       <w:tblGrid>
-        <w:gridCol w:w="9640"/>
+        <w:gridCol w:w="9396"/>
       </w:tblGrid>
       <w:tr>
         <w:tc>
@@ -22380,6 +22014,7 @@
           <w:rFonts w:ascii="Times New Roman" w:eastAsia="Times New Roman" w:hAnsi="Times New Roman" w:cs="Times New Roman"/>
           <w:b/>
         </w:rPr>
+        <w:lastRenderedPageBreak/>
         <w:t>Öğrenciler</w:t>
       </w:r>
     </w:p>
@@ -22591,7 +22226,7 @@
           </mc:Choice>
           <mc:Fallback>
             <w:pict>
-              <v:line id="Düz Bağlayıcı 5" o:spid="_x0000_s1026" style="position:absolute;z-index:251667456;visibility:visible;mso-wrap-style:square;mso-wrap-distance-left:9pt;mso-wrap-distance-top:0;mso-wrap-distance-right:9pt;mso-wrap-distance-bottom:0;mso-position-horizontal:absolute;mso-position-horizontal-relative:text;mso-position-vertical:absolute;mso-position-vertical-relative:text" from="-40.2pt,7.45pt" to="435.65pt,8.7pt" o:gfxdata="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" strokecolor="black [3213]" strokeweight="1.5pt"/>
+              <v:line w14:anchorId="6A91E1A8" id="Düz Bağlayıcı 5" o:spid="_x0000_s1026" style="position:absolute;z-index:251667456;visibility:visible;mso-wrap-style:square;mso-wrap-distance-left:9pt;mso-wrap-distance-top:0;mso-wrap-distance-right:9pt;mso-wrap-distance-bottom:0;mso-position-horizontal:absolute;mso-position-horizontal-relative:text;mso-position-vertical:absolute;mso-position-vertical-relative:text" from="-40.2pt,7.45pt" to="435.65pt,8.7pt" o:gfxdata="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" strokecolor="black [3213]" strokeweight="1.5pt"/>
             </w:pict>
           </mc:Fallback>
         </mc:AlternateContent>
@@ -23162,8 +22797,8 @@
         <w:tblLook w:val="0000" w:firstRow="0" w:lastRow="0" w:firstColumn="0" w:lastColumn="0" w:noHBand="0" w:noVBand="0"/>
       </w:tblPr>
       <w:tblGrid>
-        <w:gridCol w:w="3052"/>
-        <w:gridCol w:w="6304"/>
+        <w:gridCol w:w="2974"/>
+        <w:gridCol w:w="6144"/>
       </w:tblGrid>
       <w:tr>
         <w:tc>
@@ -23506,7 +23141,6 @@
           <w:lang w:val="en-US"/>
         </w:rPr>
       </w:pPr>
-      <w:proofErr w:type="spellStart"/>
       <w:r>
         <w:rPr>
           <w:rFonts w:eastAsia="Times New Roman" w:cstheme="minorHAnsi"/>
@@ -23514,17 +23148,7 @@
           <w:bCs/>
           <w:lang w:val="en-US"/>
         </w:rPr>
-        <w:t>Tablo</w:t>
-      </w:r>
-      <w:proofErr w:type="spellEnd"/>
-      <w:r>
-        <w:rPr>
-          <w:rFonts w:eastAsia="Times New Roman" w:cstheme="minorHAnsi"/>
-          <w:b/>
-          <w:bCs/>
-          <w:lang w:val="en-US"/>
-        </w:rPr>
-        <w:t xml:space="preserve"> </w:t>
+        <w:t xml:space="preserve">Tablo </w:t>
       </w:r>
       <w:proofErr w:type="spellStart"/>
       <w:r>
@@ -23753,11 +23377,11 @@
         <w:tblLook w:val="0000" w:firstRow="0" w:lastRow="0" w:firstColumn="0" w:lastColumn="0" w:noHBand="0" w:noVBand="0"/>
       </w:tblPr>
       <w:tblGrid>
-        <w:gridCol w:w="2983"/>
-        <w:gridCol w:w="1925"/>
-        <w:gridCol w:w="1345"/>
-        <w:gridCol w:w="1345"/>
-        <w:gridCol w:w="1702"/>
+        <w:gridCol w:w="2907"/>
+        <w:gridCol w:w="1876"/>
+        <w:gridCol w:w="1311"/>
+        <w:gridCol w:w="1311"/>
+        <w:gridCol w:w="1659"/>
       </w:tblGrid>
       <w:tr>
         <w:tc>
@@ -23847,7 +23471,6 @@
                 <w:lang w:val="en-US"/>
               </w:rPr>
             </w:pPr>
-            <w:proofErr w:type="spellStart"/>
             <w:r>
               <w:rPr>
                 <w:rFonts w:eastAsia="Times New Roman" w:cstheme="minorHAnsi"/>
@@ -23856,18 +23479,7 @@
                 <w:sz w:val="20"/>
                 <w:lang w:val="en-US"/>
               </w:rPr>
-              <w:t>Bir</w:t>
-            </w:r>
-            <w:proofErr w:type="spellEnd"/>
-            <w:r>
-              <w:rPr>
-                <w:rFonts w:eastAsia="Times New Roman" w:cstheme="minorHAnsi"/>
-                <w:b/>
-                <w:bCs/>
-                <w:sz w:val="20"/>
-                <w:lang w:val="en-US"/>
-              </w:rPr>
-              <w:t xml:space="preserve"> </w:t>
+              <w:t xml:space="preserve">Bir </w:t>
             </w:r>
             <w:proofErr w:type="spellStart"/>
             <w:r>
@@ -23969,20 +23581,8 @@
                 <w:sz w:val="20"/>
                 <w:lang w:val="en-US"/>
               </w:rPr>
-              <w:t xml:space="preserve"> </w:t>
-            </w:r>
-            <w:proofErr w:type="spellStart"/>
-            <w:r>
-              <w:rPr>
-                <w:rFonts w:eastAsia="Times New Roman" w:cstheme="minorHAnsi"/>
-                <w:b/>
-                <w:bCs/>
-                <w:sz w:val="20"/>
-                <w:lang w:val="en-US"/>
-              </w:rPr>
-              <w:t>Bildirimi</w:t>
-            </w:r>
-            <w:proofErr w:type="spellEnd"/>
+              <w:t xml:space="preserve"> Bildirimi</w:t>
+            </w:r>
             <w:r>
               <w:rPr>
                 <w:rFonts w:eastAsia="Times New Roman" w:cstheme="minorHAnsi"/>
@@ -25704,6 +25304,7 @@
           <w:szCs w:val="20"/>
           <w:lang w:val="en-US"/>
         </w:rPr>
+        <w:lastRenderedPageBreak/>
         <w:t>Olgunluk</w:t>
       </w:r>
       <w:proofErr w:type="spellEnd"/>
@@ -26363,21 +25964,12 @@
         </w:rPr>
         <w:t xml:space="preserve"> 5: </w:t>
       </w:r>
-      <w:proofErr w:type="gramStart"/>
       <w:r>
         <w:rPr>
           <w:sz w:val="20"/>
           <w:szCs w:val="20"/>
         </w:rPr>
-        <w:t>ÖDR’nin</w:t>
-      </w:r>
-      <w:proofErr w:type="gramEnd"/>
-      <w:r>
-        <w:rPr>
-          <w:sz w:val="20"/>
-          <w:szCs w:val="20"/>
-        </w:rPr>
-        <w:t xml:space="preserve"> ilgili bölümünde standardın karşılanmasına ilişkin tanımlamalar/ uygulamalar/belgeler/ kanıtlar kapsamlı ve sistemli bir yaklaşımla elde edilmiştir</w:t>
+        <w:t>ÖDR’nin ilgili bölümünde standardın karşılanmasına ilişkin tanımlamalar/ uygulamalar/belgeler/ kanıtlar kapsamlı ve sistemli bir yaklaşımla elde edilmiştir</w:t>
       </w:r>
       <w:r>
         <w:rPr>
@@ -26436,7 +26028,7 @@
         <w:tblLook w:val="04A0" w:firstRow="1" w:lastRow="0" w:firstColumn="1" w:lastColumn="0" w:noHBand="0" w:noVBand="1"/>
       </w:tblPr>
       <w:tblGrid>
-        <w:gridCol w:w="9062"/>
+        <w:gridCol w:w="9060"/>
       </w:tblGrid>
       <w:tr>
         <w:tc>
@@ -26694,7 +26286,6 @@
         </w:rPr>
       </w:pPr>
       <w:proofErr w:type="spellStart"/>
-      <w:proofErr w:type="gramStart"/>
       <w:r>
         <w:rPr>
           <w:rFonts w:eastAsia="Times New Roman" w:cstheme="minorHAnsi"/>
@@ -27500,17 +27091,7 @@
           <w:szCs w:val="24"/>
           <w:lang w:val="en-US"/>
         </w:rPr>
-        <w:t>).</w:t>
-      </w:r>
-      <w:proofErr w:type="gramEnd"/>
-      <w:r>
-        <w:rPr>
-          <w:rFonts w:eastAsia="Times New Roman" w:cstheme="minorHAnsi"/>
-          <w:sz w:val="24"/>
-          <w:szCs w:val="24"/>
-          <w:lang w:val="en-US"/>
-        </w:rPr>
-        <w:t xml:space="preserve">  </w:t>
+        <w:t xml:space="preserve">).  </w:t>
       </w:r>
       <w:r>
         <w:rPr>
@@ -27536,7 +27117,6 @@
         </w:rPr>
       </w:pPr>
       <w:proofErr w:type="spellStart"/>
-      <w:proofErr w:type="gramStart"/>
       <w:r>
         <w:rPr>
           <w:rFonts w:eastAsia="Times New Roman" w:cstheme="minorHAnsi"/>
@@ -27835,7 +27415,6 @@
         </w:rPr>
         <w:t>.</w:t>
       </w:r>
-      <w:proofErr w:type="gramEnd"/>
     </w:p>
     <w:p>
       <w:pPr>
@@ -27925,9 +27504,9 @@
               </wp:anchor>
             </w:drawing>
           </mc:Choice>
-          <mc:Fallback xmlns:w16se="http://schemas.microsoft.com/office/word/2015/wordml/symex" xmlns:w16sdtdh="http://schemas.microsoft.com/office/word/2020/wordml/sdtdatahash" xmlns:w16="http://schemas.microsoft.com/office/word/2018/wordml" xmlns:w16cid="http://schemas.microsoft.com/office/word/2016/wordml/cid" xmlns:w16cex="http://schemas.microsoft.com/office/word/2018/wordml/cex" xmlns:w15="http://schemas.microsoft.com/office/word/2012/wordml" xmlns:am3d="http://schemas.microsoft.com/office/drawing/2017/model3d" xmlns:aink="http://schemas.microsoft.com/office/drawing/2016/ink" xmlns:cx8="http://schemas.microsoft.com/office/drawing/2016/5/14/chartex" xmlns:cx7="http://schemas.microsoft.com/office/drawing/2016/5/13/chartex" xmlns:cx6="http://schemas.microsoft.com/office/drawing/2016/5/12/chartex" xmlns:cx5="http://schemas.microsoft.com/office/drawing/2016/5/11/chartex" xmlns:cx4="http://schemas.microsoft.com/office/drawing/2016/5/10/chartex" xmlns:cx3="http://schemas.microsoft.com/office/drawing/2016/5/9/chartex" xmlns:cx2="http://schemas.microsoft.com/office/drawing/2015/10/21/chartex" xmlns:cx1="http://schemas.microsoft.com/office/drawing/2015/9/8/chartex" xmlns:cx="http://schemas.microsoft.com/office/drawing/2014/chartex">
+          <mc:Fallback>
             <w:pict>
-              <v:line w14:anchorId="453324FC" id="Düz Bağlayıcı 2" o:spid="_x0000_s1026" style="position:absolute;z-index:251665408;visibility:visible;mso-wrap-style:square;mso-width-percent:0;mso-height-percent:0;mso-wrap-distance-left:9pt;mso-wrap-distance-top:-8e-5mm;mso-wrap-distance-right:9pt;mso-wrap-distance-bottom:-8e-5mm;mso-position-horizontal:absolute;mso-position-horizontal-relative:text;mso-position-vertical:absolute;mso-position-vertical-relative:text;mso-width-percent:0;mso-height-percent:0;mso-width-relative:page;mso-height-relative:page" from="0,14.45pt" to="477pt,14.45pt" o:gfxdata="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" strokeweight="2pt">
+              <v:line w14:anchorId="039DB3FE" id="Düz Bağlayıcı 2" o:spid="_x0000_s1026" style="position:absolute;z-index:251665408;visibility:visible;mso-wrap-style:square;mso-width-percent:0;mso-height-percent:0;mso-wrap-distance-left:9pt;mso-wrap-distance-top:-8e-5mm;mso-wrap-distance-right:9pt;mso-wrap-distance-bottom:-8e-5mm;mso-position-horizontal:absolute;mso-position-horizontal-relative:text;mso-position-vertical:absolute;mso-position-vertical-relative:text;mso-width-percent:0;mso-height-percent:0;mso-width-relative:page;mso-height-relative:page" from="0,14.45pt" to="477pt,14.45pt" o:gfxdata="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" strokeweight="2pt">
                 <w10:wrap type="square"/>
               </v:line>
             </w:pict>
@@ -28011,7 +27590,6 @@
           <w:lang w:val="en-US"/>
         </w:rPr>
       </w:pPr>
-      <w:proofErr w:type="gramStart"/>
       <w:r>
         <w:rPr>
           <w:rFonts w:eastAsia="Times New Roman" w:cstheme="minorHAnsi"/>
@@ -28020,18 +27598,7 @@
           <w:szCs w:val="24"/>
           <w:lang w:val="en-US"/>
         </w:rPr>
-        <w:t>1.PROGRAM</w:t>
-      </w:r>
-      <w:proofErr w:type="gramEnd"/>
-      <w:r>
-        <w:rPr>
-          <w:rFonts w:eastAsia="Times New Roman" w:cstheme="minorHAnsi"/>
-          <w:b/>
-          <w:sz w:val="24"/>
-          <w:szCs w:val="24"/>
-          <w:lang w:val="en-US"/>
-        </w:rPr>
-        <w:t xml:space="preserve"> AMAÇLARI</w:t>
+        <w:t>1.PROGRAM AMAÇLARI</w:t>
       </w:r>
     </w:p>
     <w:p>
@@ -28133,7 +27700,6 @@
           <w:lang w:val="en-US"/>
         </w:rPr>
       </w:pPr>
-      <w:proofErr w:type="gramStart"/>
       <w:r>
         <w:rPr>
           <w:rFonts w:eastAsia="Times New Roman" w:cstheme="minorHAnsi"/>
@@ -28142,18 +27708,7 @@
           <w:szCs w:val="24"/>
           <w:lang w:val="en-US"/>
         </w:rPr>
-        <w:t>3.EĞİTİM</w:t>
-      </w:r>
-      <w:proofErr w:type="gramEnd"/>
-      <w:r>
-        <w:rPr>
-          <w:rFonts w:eastAsia="Times New Roman" w:cstheme="minorHAnsi"/>
-          <w:b/>
-          <w:sz w:val="24"/>
-          <w:szCs w:val="24"/>
-          <w:lang w:val="en-US"/>
-        </w:rPr>
-        <w:t xml:space="preserve"> PROGRAMI</w:t>
+        <w:t>3.EĞİTİM PROGRAMI</w:t>
       </w:r>
     </w:p>
     <w:p>
@@ -28233,7 +27788,6 @@
           <w:szCs w:val="24"/>
           <w:lang w:val="en-US"/>
         </w:rPr>
-        <w:lastRenderedPageBreak/>
         <w:t>5.ÖĞRETİM ELEMANLARI</w:t>
       </w:r>
     </w:p>
@@ -28336,7 +27890,6 @@
           <w:lang w:val="en-US"/>
         </w:rPr>
       </w:pPr>
-      <w:proofErr w:type="gramStart"/>
       <w:r>
         <w:rPr>
           <w:rFonts w:eastAsia="Times New Roman" w:cstheme="minorHAnsi"/>
@@ -28345,18 +27898,7 @@
           <w:szCs w:val="24"/>
           <w:lang w:val="en-US"/>
         </w:rPr>
-        <w:t>7.EĞİTİM</w:t>
-      </w:r>
-      <w:proofErr w:type="gramEnd"/>
-      <w:r>
-        <w:rPr>
-          <w:rFonts w:eastAsia="Times New Roman" w:cstheme="minorHAnsi"/>
-          <w:b/>
-          <w:sz w:val="24"/>
-          <w:szCs w:val="24"/>
-          <w:lang w:val="en-US"/>
-        </w:rPr>
-        <w:t xml:space="preserve"> YÖNETİMİ</w:t>
+        <w:t>7.EĞİTİM YÖNETİMİ</w:t>
       </w:r>
     </w:p>
     <w:p>
@@ -28747,7 +28289,7 @@
           </mc:Choice>
           <mc:Fallback>
             <w:pict>
-              <v:line id="Düz Bağlayıcı 3" o:spid="_x0000_s1026" style="position:absolute;z-index:251666432;visibility:visible;mso-wrap-style:square;mso-wrap-distance-left:9pt;mso-wrap-distance-top:0;mso-wrap-distance-right:9pt;mso-wrap-distance-bottom:0;mso-position-horizontal:absolute;mso-position-horizontal-relative:text;mso-position-vertical:absolute;mso-position-vertical-relative:text" from="-5.15pt,10pt" to="428.1pt,10.65pt" o:gfxdata="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" strokecolor="black [3213]"/>
+              <v:line w14:anchorId="097222C2" id="Düz Bağlayıcı 3" o:spid="_x0000_s1026" style="position:absolute;z-index:251666432;visibility:visible;mso-wrap-style:square;mso-wrap-distance-left:9pt;mso-wrap-distance-top:0;mso-wrap-distance-right:9pt;mso-wrap-distance-bottom:0;mso-position-horizontal:absolute;mso-position-horizontal-relative:text;mso-position-vertical:absolute;mso-position-vertical-relative:text" from="-5.15pt,10pt" to="428.1pt,10.65pt" o:gfxdata="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" strokecolor="black [3213]"/>
             </w:pict>
           </mc:Fallback>
         </mc:AlternateContent>
@@ -29041,9 +28583,9 @@
         <w:tblLook w:val="0000" w:firstRow="0" w:lastRow="0" w:firstColumn="0" w:lastColumn="0" w:noHBand="0" w:noVBand="0"/>
       </w:tblPr>
       <w:tblGrid>
-        <w:gridCol w:w="3688"/>
-        <w:gridCol w:w="2846"/>
-        <w:gridCol w:w="2822"/>
+        <w:gridCol w:w="3594"/>
+        <w:gridCol w:w="2774"/>
+        <w:gridCol w:w="2750"/>
       </w:tblGrid>
       <w:tr>
         <w:tc>
@@ -29055,7 +28597,6 @@
               <w:bottom w:val="single" w:sz="2" w:space="0" w:color="000000"/>
               <w:right w:val="single" w:sz="2" w:space="0" w:color="000000"/>
             </w:tcBorders>
-            <w:shd w:val="clear" w:color="auto" w:fill="auto"/>
             <w:tcMar>
               <w:top w:w="0" w:type="dxa"/>
               <w:left w:w="115" w:type="dxa"/>
@@ -29121,7 +28662,6 @@
               <w:bottom w:val="single" w:sz="2" w:space="0" w:color="000000"/>
               <w:right w:val="single" w:sz="2" w:space="0" w:color="000000"/>
             </w:tcBorders>
-            <w:shd w:val="clear" w:color="auto" w:fill="auto"/>
             <w:tcMar>
               <w:top w:w="0" w:type="dxa"/>
               <w:left w:w="115" w:type="dxa"/>
@@ -29151,7 +28691,6 @@
               <w:bottom w:val="single" w:sz="2" w:space="0" w:color="000000"/>
               <w:right w:val="single" w:sz="2" w:space="0" w:color="000000"/>
             </w:tcBorders>
-            <w:shd w:val="clear" w:color="auto" w:fill="auto"/>
             <w:tcMar>
               <w:top w:w="0" w:type="dxa"/>
               <w:left w:w="115" w:type="dxa"/>
@@ -29217,7 +28756,6 @@
               <w:bottom w:val="single" w:sz="2" w:space="0" w:color="000000"/>
               <w:right w:val="single" w:sz="2" w:space="0" w:color="000000"/>
             </w:tcBorders>
-            <w:shd w:val="clear" w:color="auto" w:fill="auto"/>
             <w:tcMar>
               <w:top w:w="0" w:type="dxa"/>
               <w:left w:w="115" w:type="dxa"/>
@@ -29286,7 +28824,6 @@
               <w:bottom w:val="single" w:sz="2" w:space="0" w:color="000000"/>
               <w:right w:val="single" w:sz="2" w:space="0" w:color="000000"/>
             </w:tcBorders>
-            <w:shd w:val="clear" w:color="auto" w:fill="auto"/>
             <w:tcMar>
               <w:top w:w="0" w:type="dxa"/>
               <w:left w:w="115" w:type="dxa"/>
@@ -29347,7 +28884,6 @@
               <w:bottom w:val="single" w:sz="2" w:space="0" w:color="000000"/>
               <w:right w:val="single" w:sz="2" w:space="0" w:color="000000"/>
             </w:tcBorders>
-            <w:shd w:val="clear" w:color="auto" w:fill="auto"/>
             <w:tcMar>
               <w:top w:w="0" w:type="dxa"/>
               <w:left w:w="115" w:type="dxa"/>
@@ -29450,23 +28986,7 @@
                 <w:rFonts w:eastAsia="Times New Roman" w:cstheme="minorHAnsi"/>
                 <w:lang w:val="en-US"/>
               </w:rPr>
-              <w:t xml:space="preserve"> </w:t>
-            </w:r>
-            <w:proofErr w:type="spellStart"/>
-            <w:r>
-              <w:rPr>
-                <w:rFonts w:eastAsia="Times New Roman" w:cstheme="minorHAnsi"/>
-                <w:lang w:val="en-US"/>
-              </w:rPr>
-              <w:t>Puan</w:t>
-            </w:r>
-            <w:proofErr w:type="spellEnd"/>
-            <w:r>
-              <w:rPr>
-                <w:rFonts w:eastAsia="Times New Roman" w:cstheme="minorHAnsi"/>
-                <w:lang w:val="en-US"/>
-              </w:rPr>
-              <w:t xml:space="preserve"> </w:t>
+              <w:t xml:space="preserve"> Puan </w:t>
             </w:r>
           </w:p>
         </w:tc>
@@ -29479,7 +28999,6 @@
               <w:bottom w:val="single" w:sz="2" w:space="0" w:color="000000"/>
               <w:right w:val="single" w:sz="2" w:space="0" w:color="000000"/>
             </w:tcBorders>
-            <w:shd w:val="clear" w:color="auto" w:fill="auto"/>
             <w:tcMar>
               <w:top w:w="0" w:type="dxa"/>
               <w:left w:w="115" w:type="dxa"/>
@@ -29508,7 +29027,6 @@
               <w:bottom w:val="single" w:sz="2" w:space="0" w:color="000000"/>
               <w:right w:val="single" w:sz="2" w:space="0" w:color="000000"/>
             </w:tcBorders>
-            <w:shd w:val="clear" w:color="auto" w:fill="auto"/>
             <w:tcMar>
               <w:top w:w="0" w:type="dxa"/>
               <w:left w:w="115" w:type="dxa"/>
@@ -29544,7 +29062,6 @@
           <w:lang w:val="en-US"/>
         </w:rPr>
       </w:pPr>
-      <w:proofErr w:type="gramStart"/>
       <w:r>
         <w:rPr>
           <w:rFonts w:eastAsia="Times New Roman" w:cstheme="minorHAnsi"/>
@@ -29746,7 +29263,7 @@
           <w:szCs w:val="18"/>
           <w:lang w:val="en-US"/>
         </w:rPr>
-        <w:t xml:space="preserve"> </w:t>
+        <w:t xml:space="preserve"> Sonu" </w:t>
       </w:r>
       <w:proofErr w:type="spellStart"/>
       <w:r>
@@ -29758,7 +29275,7 @@
           <w:szCs w:val="18"/>
           <w:lang w:val="en-US"/>
         </w:rPr>
-        <w:t>Sonu</w:t>
+        <w:t>sütununa</w:t>
       </w:r>
       <w:proofErr w:type="spellEnd"/>
       <w:r>
@@ -29770,7 +29287,7 @@
           <w:szCs w:val="18"/>
           <w:lang w:val="en-US"/>
         </w:rPr>
-        <w:t xml:space="preserve">" </w:t>
+        <w:t xml:space="preserve"> </w:t>
       </w:r>
       <w:proofErr w:type="spellStart"/>
       <w:r>
@@ -29782,7 +29299,7 @@
           <w:szCs w:val="18"/>
           <w:lang w:val="en-US"/>
         </w:rPr>
-        <w:t>sütununa</w:t>
+        <w:t>işleyeceklerdir</w:t>
       </w:r>
       <w:proofErr w:type="spellEnd"/>
       <w:r>
@@ -29794,43 +29311,7 @@
           <w:szCs w:val="18"/>
           <w:lang w:val="en-US"/>
         </w:rPr>
-        <w:t xml:space="preserve"> </w:t>
-      </w:r>
-      <w:proofErr w:type="spellStart"/>
-      <w:r>
-        <w:rPr>
-          <w:rFonts w:eastAsia="Times New Roman" w:cstheme="minorHAnsi"/>
-          <w:i/>
-          <w:iCs/>
-          <w:sz w:val="18"/>
-          <w:szCs w:val="18"/>
-          <w:lang w:val="en-US"/>
-        </w:rPr>
-        <w:t>işleyeceklerdir</w:t>
-      </w:r>
-      <w:proofErr w:type="spellEnd"/>
-      <w:r>
-        <w:rPr>
-          <w:rFonts w:eastAsia="Times New Roman" w:cstheme="minorHAnsi"/>
-          <w:i/>
-          <w:iCs/>
-          <w:sz w:val="18"/>
-          <w:szCs w:val="18"/>
-          <w:lang w:val="en-US"/>
-        </w:rPr>
-        <w:t>.</w:t>
-      </w:r>
-      <w:proofErr w:type="gramEnd"/>
-      <w:r>
-        <w:rPr>
-          <w:rFonts w:eastAsia="Times New Roman" w:cstheme="minorHAnsi"/>
-          <w:i/>
-          <w:iCs/>
-          <w:sz w:val="18"/>
-          <w:szCs w:val="18"/>
-          <w:lang w:val="en-US"/>
-        </w:rPr>
-        <w:t xml:space="preserve"> </w:t>
+        <w:t xml:space="preserve">. </w:t>
       </w:r>
     </w:p>
     <w:p>
@@ -30132,9 +29613,9 @@
         <w:tblLook w:val="0000" w:firstRow="0" w:lastRow="0" w:firstColumn="0" w:lastColumn="0" w:noHBand="0" w:noVBand="0"/>
       </w:tblPr>
       <w:tblGrid>
-        <w:gridCol w:w="2308"/>
-        <w:gridCol w:w="5340"/>
-        <w:gridCol w:w="1909"/>
+        <w:gridCol w:w="2248"/>
+        <w:gridCol w:w="5205"/>
+        <w:gridCol w:w="1861"/>
       </w:tblGrid>
       <w:tr>
         <w:tc>
@@ -30947,7 +30428,6 @@
         <w:jc w:val="both"/>
       </w:pPr>
       <w:r>
-        <w:lastRenderedPageBreak/>
         <w:t xml:space="preserve">İlgili kurumların web sitelerinde  "kampüs" ve "yerleşke" sözcüklerinden hangisini kullanıyorsa, onun kullanmasına özen gösterilmelidir. </w:t>
       </w:r>
     </w:p>
@@ -30962,6 +30442,7 @@
         <w:jc w:val="both"/>
       </w:pPr>
       <w:r>
+        <w:lastRenderedPageBreak/>
         <w:t xml:space="preserve">Fakültenin adı, programın özdeğerlendirme raporunda ve web sitesinde yazdığı şekliyle yazılmalıdır. Bu ad, örneğin, "Hemşirelik Fakültesi", "Sağlık Bilimleri Fakültesi” ve “Sağlık Yüksekokulu” şeklinde yazılmış olabilir. Fakülte adının, metnin içinde, her geçtiği yerde, aynı şekilde yazıldığından emin olunmalıdır.  </w:t>
       </w:r>
     </w:p>
@@ -31123,25 +30604,7 @@
           <w:b/>
           <w:i/>
         </w:rPr>
-        <w:t>TS.</w:t>
-      </w:r>
-      <w:proofErr w:type="gramStart"/>
-      <w:r>
-        <w:rPr>
-          <w:rFonts w:cstheme="minorHAnsi"/>
-          <w:b/>
-          <w:i/>
-        </w:rPr>
-        <w:t>1.1</w:t>
-      </w:r>
-      <w:proofErr w:type="gramEnd"/>
-      <w:r>
-        <w:rPr>
-          <w:rFonts w:cstheme="minorHAnsi"/>
-          <w:b/>
-          <w:i/>
-        </w:rPr>
-        <w:t>. Program Amaçlarının Belirlenmesi, Güncellenmesi ve Yayımlanması (BOLD ve İTALİK)</w:t>
+        <w:t>TS.1.1. Program Amaçlarının Belirlenmesi, Güncellenmesi ve Yayımlanması (BOLD ve İTALİK)</w:t>
       </w:r>
     </w:p>
     <w:p>
@@ -31216,7 +30679,6 @@
           <w:lang w:val="en-US"/>
         </w:rPr>
       </w:pPr>
-      <w:proofErr w:type="spellStart"/>
       <w:r>
         <w:rPr>
           <w:rFonts w:cstheme="minorHAnsi"/>
@@ -31231,34 +30693,7 @@
           <w:b/>
           <w:lang w:val="en-US"/>
         </w:rPr>
-        <w:t>el</w:t>
-      </w:r>
-      <w:proofErr w:type="spellEnd"/>
-      <w:r>
-        <w:rPr>
-          <w:rFonts w:cstheme="minorHAnsi"/>
-          <w:b/>
-          <w:lang w:val="en-US"/>
-        </w:rPr>
-        <w:t xml:space="preserve"> </w:t>
-      </w:r>
-      <w:proofErr w:type="spellStart"/>
-      <w:r>
-        <w:rPr>
-          <w:rFonts w:cstheme="minorHAnsi"/>
-          <w:b/>
-          <w:lang w:val="en-US"/>
-        </w:rPr>
-        <w:t>Değerlendirme</w:t>
-      </w:r>
-      <w:proofErr w:type="spellEnd"/>
-      <w:r>
-        <w:rPr>
-          <w:rFonts w:cstheme="minorHAnsi"/>
-          <w:b/>
-          <w:lang w:val="en-US"/>
-        </w:rPr>
-        <w:t>:</w:t>
+        <w:t>el Değerlendirme:</w:t>
       </w:r>
     </w:p>
     <w:p>
@@ -31272,7 +30707,6 @@
           <w:lang w:val="en-US"/>
         </w:rPr>
       </w:pPr>
-      <w:proofErr w:type="spellStart"/>
       <w:r>
         <w:rPr>
           <w:rFonts w:cstheme="minorHAnsi"/>
@@ -31281,7 +30715,6 @@
         </w:rPr>
         <w:t>Rapor</w:t>
       </w:r>
-      <w:proofErr w:type="spellEnd"/>
       <w:r>
         <w:rPr>
           <w:rFonts w:cstheme="minorHAnsi"/>
@@ -31326,8 +30759,6 @@
         </w:rPr>
         <w:t xml:space="preserve"> </w:t>
       </w:r>
-      <w:bookmarkStart w:id="3" w:name="_GoBack"/>
-      <w:bookmarkEnd w:id="3"/>
       <w:proofErr w:type="spellStart"/>
       <w:r>
         <w:rPr>
@@ -31367,8 +30798,6 @@
           <w:lang w:val="en-US"/>
         </w:rPr>
       </w:pPr>
-      <w:proofErr w:type="spellStart"/>
-      <w:proofErr w:type="gramStart"/>
       <w:r>
         <w:rPr>
           <w:rFonts w:cstheme="minorHAnsi"/>
@@ -31376,9 +30805,8 @@
           <w:color w:val="D9D9D9" w:themeColor="background1" w:themeShade="D9"/>
           <w:lang w:val="en-US"/>
         </w:rPr>
-        <w:t>Metin</w:t>
-      </w:r>
-      <w:proofErr w:type="spellEnd"/>
+        <w:t xml:space="preserve">Metin </w:t>
+      </w:r>
       <w:r>
         <w:rPr>
           <w:rFonts w:cstheme="minorHAnsi"/>
@@ -31386,8 +30814,9 @@
           <w:color w:val="D9D9D9" w:themeColor="background1" w:themeShade="D9"/>
           <w:lang w:val="en-US"/>
         </w:rPr>
-        <w:t xml:space="preserve"> </w:t>
-      </w:r>
+        <w:t xml:space="preserve">bold </w:t>
+      </w:r>
+      <w:proofErr w:type="spellStart"/>
       <w:r>
         <w:rPr>
           <w:rFonts w:cstheme="minorHAnsi"/>
@@ -31395,9 +30824,9 @@
           <w:color w:val="D9D9D9" w:themeColor="background1" w:themeShade="D9"/>
           <w:lang w:val="en-US"/>
         </w:rPr>
-        <w:t xml:space="preserve">bold </w:t>
-      </w:r>
-      <w:proofErr w:type="spellStart"/>
+        <w:t>ve</w:t>
+      </w:r>
+      <w:proofErr w:type="spellEnd"/>
       <w:r>
         <w:rPr>
           <w:rFonts w:cstheme="minorHAnsi"/>
@@ -31405,9 +30834,9 @@
           <w:color w:val="D9D9D9" w:themeColor="background1" w:themeShade="D9"/>
           <w:lang w:val="en-US"/>
         </w:rPr>
-        <w:t>ve</w:t>
-      </w:r>
-      <w:proofErr w:type="spellEnd"/>
+        <w:t xml:space="preserve"> </w:t>
+      </w:r>
+      <w:proofErr w:type="spellStart"/>
       <w:r>
         <w:rPr>
           <w:rFonts w:cstheme="minorHAnsi"/>
@@ -31415,9 +30844,9 @@
           <w:color w:val="D9D9D9" w:themeColor="background1" w:themeShade="D9"/>
           <w:lang w:val="en-US"/>
         </w:rPr>
-        <w:t xml:space="preserve"> </w:t>
-      </w:r>
-      <w:proofErr w:type="spellStart"/>
+        <w:t>italik</w:t>
+      </w:r>
+      <w:proofErr w:type="spellEnd"/>
       <w:r>
         <w:rPr>
           <w:rFonts w:cstheme="minorHAnsi"/>
@@ -31425,9 +30854,9 @@
           <w:color w:val="D9D9D9" w:themeColor="background1" w:themeShade="D9"/>
           <w:lang w:val="en-US"/>
         </w:rPr>
-        <w:t>italik</w:t>
-      </w:r>
-      <w:proofErr w:type="spellEnd"/>
+        <w:t xml:space="preserve"> </w:t>
+      </w:r>
+      <w:proofErr w:type="spellStart"/>
       <w:r>
         <w:rPr>
           <w:rFonts w:cstheme="minorHAnsi"/>
@@ -31435,9 +30864,9 @@
           <w:color w:val="D9D9D9" w:themeColor="background1" w:themeShade="D9"/>
           <w:lang w:val="en-US"/>
         </w:rPr>
-        <w:t xml:space="preserve"> </w:t>
-      </w:r>
-      <w:proofErr w:type="spellStart"/>
+        <w:t>olmadan</w:t>
+      </w:r>
+      <w:proofErr w:type="spellEnd"/>
       <w:r>
         <w:rPr>
           <w:rFonts w:cstheme="minorHAnsi"/>
@@ -31445,9 +30874,9 @@
           <w:color w:val="D9D9D9" w:themeColor="background1" w:themeShade="D9"/>
           <w:lang w:val="en-US"/>
         </w:rPr>
-        <w:t>olmadan</w:t>
-      </w:r>
-      <w:proofErr w:type="spellEnd"/>
+        <w:t xml:space="preserve"> </w:t>
+      </w:r>
+      <w:proofErr w:type="spellStart"/>
       <w:r>
         <w:rPr>
           <w:rFonts w:cstheme="minorHAnsi"/>
@@ -31455,9 +30884,9 @@
           <w:color w:val="D9D9D9" w:themeColor="background1" w:themeShade="D9"/>
           <w:lang w:val="en-US"/>
         </w:rPr>
-        <w:t xml:space="preserve"> </w:t>
-      </w:r>
-      <w:proofErr w:type="spellStart"/>
+        <w:t>yazılmalıdır</w:t>
+      </w:r>
+      <w:proofErr w:type="spellEnd"/>
       <w:r>
         <w:rPr>
           <w:rFonts w:cstheme="minorHAnsi"/>
@@ -31465,27 +30894,7 @@
           <w:color w:val="D9D9D9" w:themeColor="background1" w:themeShade="D9"/>
           <w:lang w:val="en-US"/>
         </w:rPr>
-        <w:t>yazılmalıdır</w:t>
-      </w:r>
-      <w:proofErr w:type="spellEnd"/>
-      <w:r>
-        <w:rPr>
-          <w:rFonts w:cstheme="minorHAnsi"/>
-          <w:b/>
-          <w:color w:val="D9D9D9" w:themeColor="background1" w:themeShade="D9"/>
-          <w:lang w:val="en-US"/>
-        </w:rPr>
-        <w:t>.</w:t>
-      </w:r>
-      <w:proofErr w:type="gramEnd"/>
-      <w:r>
-        <w:rPr>
-          <w:rFonts w:cstheme="minorHAnsi"/>
-          <w:b/>
-          <w:color w:val="D9D9D9" w:themeColor="background1" w:themeShade="D9"/>
-          <w:lang w:val="en-US"/>
-        </w:rPr>
-        <w:t xml:space="preserve"> </w:t>
+        <w:t xml:space="preserve">. </w:t>
       </w:r>
     </w:p>
     <w:p>
@@ -31663,25 +31072,7 @@
           <w:b/>
           <w:lang w:val="en-US"/>
         </w:rPr>
-        <w:t xml:space="preserve">Ara </w:t>
-      </w:r>
-      <w:proofErr w:type="spellStart"/>
-      <w:r>
-        <w:rPr>
-          <w:rFonts w:cstheme="minorHAnsi"/>
-          <w:b/>
-          <w:lang w:val="en-US"/>
-        </w:rPr>
-        <w:t>Değerlendirme</w:t>
-      </w:r>
-      <w:proofErr w:type="spellEnd"/>
-      <w:r>
-        <w:rPr>
-          <w:rFonts w:cstheme="minorHAnsi"/>
-          <w:b/>
-          <w:lang w:val="en-US"/>
-        </w:rPr>
-        <w:t>:</w:t>
+        <w:t>Ara Değerlendirme:</w:t>
       </w:r>
     </w:p>
     <w:p>
@@ -31696,7 +31087,6 @@
           <w:lang w:val="en-US"/>
         </w:rPr>
       </w:pPr>
-      <w:proofErr w:type="spellStart"/>
       <w:r>
         <w:rPr>
           <w:rFonts w:cstheme="minorHAnsi"/>
@@ -31704,17 +31094,7 @@
           <w:color w:val="D9D9D9" w:themeColor="background1" w:themeShade="D9"/>
           <w:lang w:val="en-US"/>
         </w:rPr>
-        <w:t>Metin</w:t>
-      </w:r>
-      <w:proofErr w:type="spellEnd"/>
-      <w:r>
-        <w:rPr>
-          <w:rFonts w:cstheme="minorHAnsi"/>
-          <w:b/>
-          <w:color w:val="D9D9D9" w:themeColor="background1" w:themeShade="D9"/>
-          <w:lang w:val="en-US"/>
-        </w:rPr>
-        <w:t xml:space="preserve"> bold </w:t>
+        <w:t xml:space="preserve">Metin bold </w:t>
       </w:r>
       <w:proofErr w:type="spellStart"/>
       <w:r>
@@ -31996,7 +31376,7 @@
                 <w:rFonts w:ascii="Times New Roman" w:eastAsia="Times New Roman" w:hAnsi="Times New Roman" w:cs="Times New Roman"/>
                 <w:b/>
               </w:rPr>
-              <w:t>Standart  1</w:t>
+              <w:t>Standart  1.</w:t>
             </w:r>
             <w:proofErr w:type="gramEnd"/>
             <w:r>
@@ -32004,7 +31384,7 @@
                 <w:rFonts w:ascii="Times New Roman" w:eastAsia="Times New Roman" w:hAnsi="Times New Roman" w:cs="Times New Roman"/>
                 <w:b/>
               </w:rPr>
-              <w:t xml:space="preserve">. </w:t>
+              <w:t xml:space="preserve"> </w:t>
             </w:r>
             <w:r>
               <w:rPr>
@@ -32030,7 +31410,6 @@
               <w:bottom w:val="single" w:sz="5" w:space="0" w:color="000000"/>
               <w:right w:val="single" w:sz="5" w:space="0" w:color="000000"/>
             </w:tcBorders>
-            <w:shd w:val="clear" w:color="auto" w:fill="auto"/>
             <w:tcMar>
               <w:top w:w="0" w:type="dxa"/>
               <w:left w:w="100" w:type="dxa"/>
@@ -32072,7 +31451,6 @@
               <w:bottom w:val="single" w:sz="5" w:space="0" w:color="000000"/>
               <w:right w:val="single" w:sz="5" w:space="0" w:color="000000"/>
             </w:tcBorders>
-            <w:shd w:val="clear" w:color="auto" w:fill="auto"/>
             <w:tcMar>
               <w:top w:w="0" w:type="dxa"/>
               <w:left w:w="100" w:type="dxa"/>
@@ -32120,7 +31498,6 @@
               <w:bottom w:val="single" w:sz="5" w:space="0" w:color="000000"/>
               <w:right w:val="single" w:sz="5" w:space="0" w:color="000000"/>
             </w:tcBorders>
-            <w:shd w:val="clear" w:color="auto" w:fill="auto"/>
             <w:tcMar>
               <w:top w:w="0" w:type="dxa"/>
               <w:left w:w="100" w:type="dxa"/>
@@ -32164,7 +31541,6 @@
               <w:bottom w:val="single" w:sz="5" w:space="0" w:color="000000"/>
               <w:right w:val="single" w:sz="5" w:space="0" w:color="000000"/>
             </w:tcBorders>
-            <w:shd w:val="clear" w:color="auto" w:fill="auto"/>
             <w:tcMar>
               <w:top w:w="0" w:type="dxa"/>
               <w:left w:w="100" w:type="dxa"/>
@@ -32202,7 +31578,6 @@
               <w:bottom w:val="single" w:sz="5" w:space="0" w:color="000000"/>
               <w:right w:val="single" w:sz="5" w:space="0" w:color="000000"/>
             </w:tcBorders>
-            <w:shd w:val="clear" w:color="auto" w:fill="auto"/>
             <w:tcMar>
               <w:top w:w="0" w:type="dxa"/>
               <w:left w:w="100" w:type="dxa"/>
@@ -32246,7 +31621,6 @@
               <w:bottom w:val="single" w:sz="5" w:space="0" w:color="000000"/>
               <w:right w:val="single" w:sz="5" w:space="0" w:color="000000"/>
             </w:tcBorders>
-            <w:shd w:val="clear" w:color="auto" w:fill="auto"/>
             <w:tcMar>
               <w:top w:w="0" w:type="dxa"/>
               <w:left w:w="100" w:type="dxa"/>
@@ -32284,7 +31658,6 @@
               <w:bottom w:val="single" w:sz="5" w:space="0" w:color="000000"/>
               <w:right w:val="single" w:sz="5" w:space="0" w:color="000000"/>
             </w:tcBorders>
-            <w:shd w:val="clear" w:color="auto" w:fill="auto"/>
             <w:tcMar>
               <w:top w:w="0" w:type="dxa"/>
               <w:left w:w="100" w:type="dxa"/>
@@ -32328,7 +31701,6 @@
               <w:bottom w:val="single" w:sz="5" w:space="0" w:color="000000"/>
               <w:right w:val="single" w:sz="5" w:space="0" w:color="000000"/>
             </w:tcBorders>
-            <w:shd w:val="clear" w:color="auto" w:fill="auto"/>
             <w:tcMar>
               <w:top w:w="0" w:type="dxa"/>
               <w:left w:w="100" w:type="dxa"/>
@@ -32430,7 +31802,7 @@
       </w:pPr>
     </w:p>
     <w:sectPr>
-      <w:footerReference w:type="default" r:id="rId10"/>
+      <w:footerReference w:type="default" r:id="rId9"/>
       <w:pgSz w:w="11906" w:h="16838"/>
       <w:pgMar w:top="1418" w:right="1418" w:bottom="1418" w:left="1418" w:header="709" w:footer="709" w:gutter="0"/>
       <w:cols w:space="708"/>
@@ -32440,55 +31812,8 @@
 </w:document>
 </file>
 
-<file path=word/commentsExtended.xml><?xml version="1.0" encoding="utf-8"?>
-<w15:commentsEx xmlns:wpc="http://schemas.microsoft.com/office/word/2010/wordprocessingCanvas" xmlns:cx="http://schemas.microsoft.com/office/drawing/2014/chartex" xmlns:cx1="http://schemas.microsoft.com/office/drawing/2015/9/8/chartex" xmlns:cx2="http://schemas.microsoft.com/office/drawing/2015/10/21/chartex" xmlns:cx3="http://schemas.microsoft.com/office/drawing/2016/5/9/chartex" xmlns:cx4="http://schemas.microsoft.com/office/drawing/2016/5/10/chartex" xmlns:cx5="http://schemas.microsoft.com/office/drawing/2016/5/11/chartex" xmlns:cx6="http://schemas.microsoft.com/office/drawing/2016/5/12/chartex" xmlns:cx7="http://schemas.microsoft.com/office/drawing/2016/5/13/chartex" xmlns:cx8="http://schemas.microsoft.com/office/drawing/2016/5/14/chartex" xmlns:mc="http://schemas.openxmlformats.org/markup-compatibility/2006" xmlns:aink="http://schemas.microsoft.com/office/drawing/2016/ink" xmlns:am3d="http://schemas.microsoft.com/office/drawing/2017/model3d" xmlns:o="urn:schemas-microsoft-com:office:office" xmlns:r="http://schemas.openxmlformats.org/officeDocument/2006/relationships" xmlns:m="http://schemas.openxmlformats.org/officeDocument/2006/math" xmlns:v="urn:schemas-microsoft-com:vml" xmlns:wp14="http://schemas.microsoft.com/office/word/2010/wordprocessingDrawing" xmlns:wp="http://schemas.openxmlformats.org/drawingml/2006/wordprocessingDrawing" xmlns:w10="urn:schemas-microsoft-com:office:word" xmlns:w="http://schemas.openxmlformats.org/wordprocessingml/2006/main" xmlns:w14="http://schemas.microsoft.com/office/word/2010/wordml" xmlns:w15="http://schemas.microsoft.com/office/word/2012/wordml" xmlns:w16cex="http://schemas.microsoft.com/office/word/2018/wordml/cex" xmlns:w16cid="http://schemas.microsoft.com/office/word/2016/wordml/cid" xmlns:w16="http://schemas.microsoft.com/office/word/2018/wordml" xmlns:w16sdtdh="http://schemas.microsoft.com/office/word/2020/wordml/sdtdatahash" xmlns:w16se="http://schemas.microsoft.com/office/word/2015/wordml/symex" xmlns:wpg="http://schemas.microsoft.com/office/word/2010/wordprocessingGroup" xmlns:wpi="http://schemas.microsoft.com/office/word/2010/wordprocessingInk" xmlns:wne="http://schemas.microsoft.com/office/word/2006/wordml" xmlns:wps="http://schemas.microsoft.com/office/word/2010/wordprocessingShape" mc:Ignorable="w14 w15 w16se w16cid w16 w16cex w16sdtdh wp14">
-  <w15:commentEx w15:paraId="380581CF" w15:done="0"/>
-  <w15:commentEx w15:paraId="000793B7" w15:paraIdParent="380581CF" w15:done="0"/>
-  <w15:commentEx w15:paraId="5778EE2B" w15:done="0"/>
-  <w15:commentEx w15:paraId="793892B8" w15:paraIdParent="5778EE2B" w15:done="0"/>
-  <w15:commentEx w15:paraId="23A49F29" w15:done="0"/>
-  <w15:commentEx w15:paraId="3981A59F" w15:paraIdParent="23A49F29" w15:done="0"/>
-  <w15:commentEx w15:paraId="07F024EA" w15:done="0"/>
-  <w15:commentEx w15:paraId="7C8015CD" w15:done="0"/>
-  <w15:commentEx w15:paraId="2B2A3B9C" w15:done="0"/>
-  <w15:commentEx w15:paraId="5E91BCA1" w15:done="0"/>
-  <w15:commentEx w15:paraId="3A55CB60" w15:done="0"/>
-  <w15:commentEx w15:paraId="651F000F" w15:paraIdParent="3A55CB60" w15:done="0"/>
-</w15:commentsEx>
-</file>
-
-<file path=word/commentsExtensible.xml><?xml version="1.0" encoding="utf-8"?>
-<w16cex:commentsExtensible xmlns:wpc="http://schemas.microsoft.com/office/word/2010/wordprocessingCanvas" xmlns:cx="http://schemas.microsoft.com/office/drawing/2014/chartex" xmlns:cx1="http://schemas.microsoft.com/office/drawing/2015/9/8/chartex" xmlns:cx2="http://schemas.microsoft.com/office/drawing/2015/10/21/chartex" xmlns:cx3="http://schemas.microsoft.com/office/drawing/2016/5/9/chartex" xmlns:cx4="http://schemas.microsoft.com/office/drawing/2016/5/10/chartex" xmlns:cx5="http://schemas.microsoft.com/office/drawing/2016/5/11/chartex" xmlns:cx6="http://schemas.microsoft.com/office/drawing/2016/5/12/chartex" xmlns:cx7="http://schemas.microsoft.com/office/drawing/2016/5/13/chartex" xmlns:cx8="http://schemas.microsoft.com/office/drawing/2016/5/14/chartex" xmlns:mc="http://schemas.openxmlformats.org/markup-compatibility/2006" xmlns:aink="http://schemas.microsoft.com/office/drawing/2016/ink" xmlns:am3d="http://schemas.microsoft.com/office/drawing/2017/model3d" xmlns:o="urn:schemas-microsoft-com:office:office" xmlns:r="http://schemas.openxmlformats.org/officeDocument/2006/relationships" xmlns:m="http://schemas.openxmlformats.org/officeDocument/2006/math" xmlns:v="urn:schemas-microsoft-com:vml" xmlns:wp14="http://schemas.microsoft.com/office/word/2010/wordprocessingDrawing" xmlns:wp="http://schemas.openxmlformats.org/drawingml/2006/wordprocessingDrawing" xmlns:w10="urn:schemas-microsoft-com:office:word" xmlns:w="http://schemas.openxmlformats.org/wordprocessingml/2006/main" xmlns:w14="http://schemas.microsoft.com/office/word/2010/wordml" xmlns:w15="http://schemas.microsoft.com/office/word/2012/wordml" xmlns:w16cex="http://schemas.microsoft.com/office/word/2018/wordml/cex" xmlns:w16cid="http://schemas.microsoft.com/office/word/2016/wordml/cid" xmlns:w16="http://schemas.microsoft.com/office/word/2018/wordml" xmlns:w16sdtdh="http://schemas.microsoft.com/office/word/2020/wordml/sdtdatahash" xmlns:w16se="http://schemas.microsoft.com/office/word/2015/wordml/symex" xmlns:wpg="http://schemas.microsoft.com/office/word/2010/wordprocessingGroup" xmlns:wpi="http://schemas.microsoft.com/office/word/2010/wordprocessingInk" xmlns:wne="http://schemas.microsoft.com/office/word/2006/wordml" xmlns:wps="http://schemas.microsoft.com/office/word/2010/wordprocessingShape" mc:Ignorable="w14 w15 w16se w16cid w16 w16cex w16sdtdh wp14">
-  <w16cex:commentExtensible w16cex:durableId="2D52D640" w16cex:dateUtc="2026-03-04T13:03:00Z"/>
-  <w16cex:commentExtensible w16cex:durableId="2D52D6DF" w16cex:dateUtc="2026-03-04T13:05:00Z"/>
-  <w16cex:commentExtensible w16cex:durableId="2D52D711" w16cex:dateUtc="2026-03-04T13:06:00Z"/>
-  <w16cex:commentExtensible w16cex:durableId="2D52D8B5" w16cex:dateUtc="2026-03-04T13:13:00Z"/>
-  <w16cex:commentExtensible w16cex:durableId="2D52D83F" w16cex:dateUtc="2026-03-04T13:11:00Z"/>
-  <w16cex:commentExtensible w16cex:durableId="2D52D874" w16cex:dateUtc="2026-03-04T13:12:00Z"/>
-  <w16cex:commentExtensible w16cex:durableId="2D52D855" w16cex:dateUtc="2026-03-04T13:12:00Z"/>
-  <w16cex:commentExtensible w16cex:durableId="2D52D8D9" w16cex:dateUtc="2026-03-04T13:14:00Z"/>
-</w16cex:commentsExtensible>
-</file>
-
-<file path=word/commentsIds.xml><?xml version="1.0" encoding="utf-8"?>
-<w16cid:commentsIds xmlns:wpc="http://schemas.microsoft.com/office/word/2010/wordprocessingCanvas" xmlns:cx="http://schemas.microsoft.com/office/drawing/2014/chartex" xmlns:cx1="http://schemas.microsoft.com/office/drawing/2015/9/8/chartex" xmlns:cx2="http://schemas.microsoft.com/office/drawing/2015/10/21/chartex" xmlns:cx3="http://schemas.microsoft.com/office/drawing/2016/5/9/chartex" xmlns:cx4="http://schemas.microsoft.com/office/drawing/2016/5/10/chartex" xmlns:cx5="http://schemas.microsoft.com/office/drawing/2016/5/11/chartex" xmlns:cx6="http://schemas.microsoft.com/office/drawing/2016/5/12/chartex" xmlns:cx7="http://schemas.microsoft.com/office/drawing/2016/5/13/chartex" xmlns:cx8="http://schemas.microsoft.com/office/drawing/2016/5/14/chartex" xmlns:mc="http://schemas.openxmlformats.org/markup-compatibility/2006" xmlns:aink="http://schemas.microsoft.com/office/drawing/2016/ink" xmlns:am3d="http://schemas.microsoft.com/office/drawing/2017/model3d" xmlns:o="urn:schemas-microsoft-com:office:office" xmlns:r="http://schemas.openxmlformats.org/officeDocument/2006/relationships" xmlns:m="http://schemas.openxmlformats.org/officeDocument/2006/math" xmlns:v="urn:schemas-microsoft-com:vml" xmlns:wp14="http://schemas.microsoft.com/office/word/2010/wordprocessingDrawing" xmlns:wp="http://schemas.openxmlformats.org/drawingml/2006/wordprocessingDrawing" xmlns:w10="urn:schemas-microsoft-com:office:word" xmlns:w="http://schemas.openxmlformats.org/wordprocessingml/2006/main" xmlns:w14="http://schemas.microsoft.com/office/word/2010/wordml" xmlns:w15="http://schemas.microsoft.com/office/word/2012/wordml" xmlns:w16cex="http://schemas.microsoft.com/office/word/2018/wordml/cex" xmlns:w16cid="http://schemas.microsoft.com/office/word/2016/wordml/cid" xmlns:w16="http://schemas.microsoft.com/office/word/2018/wordml" xmlns:w16sdtdh="http://schemas.microsoft.com/office/word/2020/wordml/sdtdatahash" xmlns:w16se="http://schemas.microsoft.com/office/word/2015/wordml/symex" xmlns:wpg="http://schemas.microsoft.com/office/word/2010/wordprocessingGroup" xmlns:wpi="http://schemas.microsoft.com/office/word/2010/wordprocessingInk" xmlns:wne="http://schemas.microsoft.com/office/word/2006/wordml" xmlns:wps="http://schemas.microsoft.com/office/word/2010/wordprocessingShape" mc:Ignorable="w14 w15 w16se w16cid w16 w16cex w16sdtdh wp14">
-  <w16cid:commentId w16cid:paraId="380581CF" w16cid:durableId="2D52D475"/>
-  <w16cid:commentId w16cid:paraId="000793B7" w16cid:durableId="2D52D640"/>
-  <w16cid:commentId w16cid:paraId="5778EE2B" w16cid:durableId="2D52D476"/>
-  <w16cid:commentId w16cid:paraId="793892B8" w16cid:durableId="2D52D6DF"/>
-  <w16cid:commentId w16cid:paraId="23A49F29" w16cid:durableId="2D52D477"/>
-  <w16cid:commentId w16cid:paraId="3981A59F" w16cid:durableId="2D52D711"/>
-  <w16cid:commentId w16cid:paraId="07F024EA" w16cid:durableId="2D52D8B5"/>
-  <w16cid:commentId w16cid:paraId="7C8015CD" w16cid:durableId="2D52D83F"/>
-  <w16cid:commentId w16cid:paraId="2B2A3B9C" w16cid:durableId="2D52D874"/>
-  <w16cid:commentId w16cid:paraId="5E91BCA1" w16cid:durableId="2D52D855"/>
-  <w16cid:commentId w16cid:paraId="3A55CB60" w16cid:durableId="2D52D479"/>
-  <w16cid:commentId w16cid:paraId="651F000F" w16cid:durableId="2D52D8D9"/>
-</w16cid:commentsIds>
-</file>
-
 <file path=word/endnotes.xml><?xml version="1.0" encoding="utf-8"?>
-<w:endnotes xmlns:wpc="http://schemas.microsoft.com/office/word/2010/wordprocessingCanvas" xmlns:mc="http://schemas.openxmlformats.org/markup-compatibility/2006" xmlns:o="urn:schemas-microsoft-com:office:office" xmlns:r="http://schemas.openxmlformats.org/officeDocument/2006/relationships" xmlns:m="http://schemas.openxmlformats.org/officeDocument/2006/math" xmlns:v="urn:schemas-microsoft-com:vml" xmlns:wp14="http://schemas.microsoft.com/office/word/2010/wordprocessingDrawing" xmlns:wp="http://schemas.openxmlformats.org/drawingml/2006/wordprocessingDrawing" xmlns:w10="urn:schemas-microsoft-com:office:word" xmlns:w="http://schemas.openxmlformats.org/wordprocessingml/2006/main" xmlns:w14="http://schemas.microsoft.com/office/word/2010/wordml" xmlns:wpg="http://schemas.microsoft.com/office/word/2010/wordprocessingGroup" xmlns:wpi="http://schemas.microsoft.com/office/word/2010/wordprocessingInk" xmlns:wne="http://schemas.microsoft.com/office/word/2006/wordml" xmlns:wps="http://schemas.microsoft.com/office/word/2010/wordprocessingShape" mc:Ignorable="w14 wp14">
+<w:endnotes xmlns:wpc="http://schemas.microsoft.com/office/word/2010/wordprocessingCanvas" xmlns:cx="http://schemas.microsoft.com/office/drawing/2014/chartex" xmlns:cx1="http://schemas.microsoft.com/office/drawing/2015/9/8/chartex" xmlns:cx2="http://schemas.microsoft.com/office/drawing/2015/10/21/chartex" xmlns:cx3="http://schemas.microsoft.com/office/drawing/2016/5/9/chartex" xmlns:cx4="http://schemas.microsoft.com/office/drawing/2016/5/10/chartex" xmlns:cx5="http://schemas.microsoft.com/office/drawing/2016/5/11/chartex" xmlns:cx6="http://schemas.microsoft.com/office/drawing/2016/5/12/chartex" xmlns:cx7="http://schemas.microsoft.com/office/drawing/2016/5/13/chartex" xmlns:cx8="http://schemas.microsoft.com/office/drawing/2016/5/14/chartex" xmlns:mc="http://schemas.openxmlformats.org/markup-compatibility/2006" xmlns:aink="http://schemas.microsoft.com/office/drawing/2016/ink" xmlns:am3d="http://schemas.microsoft.com/office/drawing/2017/model3d" xmlns:o="urn:schemas-microsoft-com:office:office" xmlns:oel="http://schemas.microsoft.com/office/2019/extlst" xmlns:r="http://schemas.openxmlformats.org/officeDocument/2006/relationships" xmlns:m="http://schemas.openxmlformats.org/officeDocument/2006/math" xmlns:v="urn:schemas-microsoft-com:vml" xmlns:wp14="http://schemas.microsoft.com/office/word/2010/wordprocessingDrawing" xmlns:wp="http://schemas.openxmlformats.org/drawingml/2006/wordprocessingDrawing" xmlns:w10="urn:schemas-microsoft-com:office:word" xmlns:w="http://schemas.openxmlformats.org/wordprocessingml/2006/main" xmlns:w14="http://schemas.microsoft.com/office/word/2010/wordml" xmlns:w15="http://schemas.microsoft.com/office/word/2012/wordml" xmlns:w16cex="http://schemas.microsoft.com/office/word/2018/wordml/cex" xmlns:w16cid="http://schemas.microsoft.com/office/word/2016/wordml/cid" xmlns:w16="http://schemas.microsoft.com/office/word/2018/wordml" xmlns:w16du="http://schemas.microsoft.com/office/word/2023/wordml/word16du" xmlns:w16sdtdh="http://schemas.microsoft.com/office/word/2020/wordml/sdtdatahash" xmlns:w16sdtfl="http://schemas.microsoft.com/office/word/2024/wordml/sdtformatlock" xmlns:w16se="http://schemas.microsoft.com/office/word/2015/wordml/symex" xmlns:wpg="http://schemas.microsoft.com/office/word/2010/wordprocessingGroup" xmlns:wpi="http://schemas.microsoft.com/office/word/2010/wordprocessingInk" xmlns:wne="http://schemas.microsoft.com/office/word/2006/wordml" xmlns:wps="http://schemas.microsoft.com/office/word/2010/wordprocessingShape" mc:Ignorable="w14 w15 w16se w16cid w16 w16cex w16sdtdh w16sdtfl w16du wp14">
   <w:endnote w:type="separator" w:id="-1">
     <w:p>
       <w:pPr>
@@ -32513,7 +31838,7 @@
 </file>
 
 <file path=word/footer1.xml><?xml version="1.0" encoding="utf-8"?>
-<w:ftr xmlns:wpc="http://schemas.microsoft.com/office/word/2010/wordprocessingCanvas" xmlns:mc="http://schemas.openxmlformats.org/markup-compatibility/2006" xmlns:o="urn:schemas-microsoft-com:office:office" xmlns:r="http://schemas.openxmlformats.org/officeDocument/2006/relationships" xmlns:m="http://schemas.openxmlformats.org/officeDocument/2006/math" xmlns:v="urn:schemas-microsoft-com:vml" xmlns:wp14="http://schemas.microsoft.com/office/word/2010/wordprocessingDrawing" xmlns:wp="http://schemas.openxmlformats.org/drawingml/2006/wordprocessingDrawing" xmlns:w10="urn:schemas-microsoft-com:office:word" xmlns:w="http://schemas.openxmlformats.org/wordprocessingml/2006/main" xmlns:w14="http://schemas.microsoft.com/office/word/2010/wordml" xmlns:wpg="http://schemas.microsoft.com/office/word/2010/wordprocessingGroup" xmlns:wpi="http://schemas.microsoft.com/office/word/2010/wordprocessingInk" xmlns:wne="http://schemas.microsoft.com/office/word/2006/wordml" xmlns:wps="http://schemas.microsoft.com/office/word/2010/wordprocessingShape" mc:Ignorable="w14 wp14">
+<w:ftr xmlns:wpc="http://schemas.microsoft.com/office/word/2010/wordprocessingCanvas" xmlns:cx="http://schemas.microsoft.com/office/drawing/2014/chartex" xmlns:cx1="http://schemas.microsoft.com/office/drawing/2015/9/8/chartex" xmlns:cx2="http://schemas.microsoft.com/office/drawing/2015/10/21/chartex" xmlns:cx3="http://schemas.microsoft.com/office/drawing/2016/5/9/chartex" xmlns:cx4="http://schemas.microsoft.com/office/drawing/2016/5/10/chartex" xmlns:cx5="http://schemas.microsoft.com/office/drawing/2016/5/11/chartex" xmlns:cx6="http://schemas.microsoft.com/office/drawing/2016/5/12/chartex" xmlns:cx7="http://schemas.microsoft.com/office/drawing/2016/5/13/chartex" xmlns:cx8="http://schemas.microsoft.com/office/drawing/2016/5/14/chartex" xmlns:mc="http://schemas.openxmlformats.org/markup-compatibility/2006" xmlns:aink="http://schemas.microsoft.com/office/drawing/2016/ink" xmlns:am3d="http://schemas.microsoft.com/office/drawing/2017/model3d" xmlns:o="urn:schemas-microsoft-com:office:office" xmlns:oel="http://schemas.microsoft.com/office/2019/extlst" xmlns:r="http://schemas.openxmlformats.org/officeDocument/2006/relationships" xmlns:m="http://schemas.openxmlformats.org/officeDocument/2006/math" xmlns:v="urn:schemas-microsoft-com:vml" xmlns:wp14="http://schemas.microsoft.com/office/word/2010/wordprocessingDrawing" xmlns:wp="http://schemas.openxmlformats.org/drawingml/2006/wordprocessingDrawing" xmlns:w10="urn:schemas-microsoft-com:office:word" xmlns:w="http://schemas.openxmlformats.org/wordprocessingml/2006/main" xmlns:w14="http://schemas.microsoft.com/office/word/2010/wordml" xmlns:w15="http://schemas.microsoft.com/office/word/2012/wordml" xmlns:w16cex="http://schemas.microsoft.com/office/word/2018/wordml/cex" xmlns:w16cid="http://schemas.microsoft.com/office/word/2016/wordml/cid" xmlns:w16="http://schemas.microsoft.com/office/word/2018/wordml" xmlns:w16du="http://schemas.microsoft.com/office/word/2023/wordml/word16du" xmlns:w16sdtdh="http://schemas.microsoft.com/office/word/2020/wordml/sdtdatahash" xmlns:w16sdtfl="http://schemas.microsoft.com/office/word/2024/wordml/sdtformatlock" xmlns:w16se="http://schemas.microsoft.com/office/word/2015/wordml/symex" xmlns:wpg="http://schemas.microsoft.com/office/word/2010/wordprocessingGroup" xmlns:wpi="http://schemas.microsoft.com/office/word/2010/wordprocessingInk" xmlns:wne="http://schemas.microsoft.com/office/word/2006/wordml" xmlns:wps="http://schemas.microsoft.com/office/word/2010/wordprocessingShape" mc:Ignorable="w14 w15 w16se w16cid w16 w16cex w16sdtdh w16sdtfl w16du wp14">
   <w:sdt>
     <w:sdtPr>
       <w:id w:val="-922641429"/>
@@ -32522,11 +31847,10 @@
         <w:docPartUnique/>
       </w:docPartObj>
     </w:sdtPr>
-    <w:sdtEndPr/>
     <w:sdtContent>
       <w:p>
         <w:pPr>
-          <w:pStyle w:val="Altbilgi"/>
+          <w:pStyle w:val="AltBilgi"/>
           <w:jc w:val="right"/>
         </w:pPr>
         <w:r>
@@ -32555,7 +31879,7 @@
   </w:sdt>
   <w:p>
     <w:pPr>
-      <w:pStyle w:val="Altbilgi"/>
+      <w:pStyle w:val="AltBilgi"/>
       <w:jc w:val="center"/>
       <w:rPr>
         <w:rFonts w:ascii="Times New Roman" w:hAnsi="Times New Roman"/>
@@ -32585,25 +31909,7 @@
         <w:sz w:val="18"/>
         <w:szCs w:val="18"/>
       </w:rPr>
-      <w:t xml:space="preserve">(Sürüm </w:t>
-    </w:r>
-    <w:proofErr w:type="gramStart"/>
-    <w:r>
-      <w:rPr>
-        <w:rFonts w:ascii="Times New Roman" w:hAnsi="Times New Roman"/>
-        <w:sz w:val="18"/>
-        <w:szCs w:val="18"/>
-      </w:rPr>
-      <w:t>6.0</w:t>
-    </w:r>
-    <w:proofErr w:type="gramEnd"/>
-    <w:r>
-      <w:rPr>
-        <w:rFonts w:ascii="Times New Roman" w:hAnsi="Times New Roman"/>
-        <w:sz w:val="18"/>
-        <w:szCs w:val="18"/>
-      </w:rPr>
-      <w:t>-11.03.2026</w:t>
+      <w:t>(Sürüm 6.0-11.03.2026</w:t>
     </w:r>
     <w:r>
       <w:rPr>
@@ -32616,14 +31922,14 @@
   </w:p>
   <w:p>
     <w:pPr>
-      <w:pStyle w:val="Altbilgi"/>
+      <w:pStyle w:val="AltBilgi"/>
     </w:pPr>
   </w:p>
 </w:ftr>
 </file>
 
 <file path=word/footnotes.xml><?xml version="1.0" encoding="utf-8"?>
-<w:footnotes xmlns:wpc="http://schemas.microsoft.com/office/word/2010/wordprocessingCanvas" xmlns:mc="http://schemas.openxmlformats.org/markup-compatibility/2006" xmlns:o="urn:schemas-microsoft-com:office:office" xmlns:r="http://schemas.openxmlformats.org/officeDocument/2006/relationships" xmlns:m="http://schemas.openxmlformats.org/officeDocument/2006/math" xmlns:v="urn:schemas-microsoft-com:vml" xmlns:wp14="http://schemas.microsoft.com/office/word/2010/wordprocessingDrawing" xmlns:wp="http://schemas.openxmlformats.org/drawingml/2006/wordprocessingDrawing" xmlns:w10="urn:schemas-microsoft-com:office:word" xmlns:w="http://schemas.openxmlformats.org/wordprocessingml/2006/main" xmlns:w14="http://schemas.microsoft.com/office/word/2010/wordml" xmlns:wpg="http://schemas.microsoft.com/office/word/2010/wordprocessingGroup" xmlns:wpi="http://schemas.microsoft.com/office/word/2010/wordprocessingInk" xmlns:wne="http://schemas.microsoft.com/office/word/2006/wordml" xmlns:wps="http://schemas.microsoft.com/office/word/2010/wordprocessingShape" mc:Ignorable="w14 wp14">
+<w:footnotes xmlns:wpc="http://schemas.microsoft.com/office/word/2010/wordprocessingCanvas" xmlns:cx="http://schemas.microsoft.com/office/drawing/2014/chartex" xmlns:cx1="http://schemas.microsoft.com/office/drawing/2015/9/8/chartex" xmlns:cx2="http://schemas.microsoft.com/office/drawing/2015/10/21/chartex" xmlns:cx3="http://schemas.microsoft.com/office/drawing/2016/5/9/chartex" xmlns:cx4="http://schemas.microsoft.com/office/drawing/2016/5/10/chartex" xmlns:cx5="http://schemas.microsoft.com/office/drawing/2016/5/11/chartex" xmlns:cx6="http://schemas.microsoft.com/office/drawing/2016/5/12/chartex" xmlns:cx7="http://schemas.microsoft.com/office/drawing/2016/5/13/chartex" xmlns:cx8="http://schemas.microsoft.com/office/drawing/2016/5/14/chartex" xmlns:mc="http://schemas.openxmlformats.org/markup-compatibility/2006" xmlns:aink="http://schemas.microsoft.com/office/drawing/2016/ink" xmlns:am3d="http://schemas.microsoft.com/office/drawing/2017/model3d" xmlns:o="urn:schemas-microsoft-com:office:office" xmlns:oel="http://schemas.microsoft.com/office/2019/extlst" xmlns:r="http://schemas.openxmlformats.org/officeDocument/2006/relationships" xmlns:m="http://schemas.openxmlformats.org/officeDocument/2006/math" xmlns:v="urn:schemas-microsoft-com:vml" xmlns:wp14="http://schemas.microsoft.com/office/word/2010/wordprocessingDrawing" xmlns:wp="http://schemas.openxmlformats.org/drawingml/2006/wordprocessingDrawing" xmlns:w10="urn:schemas-microsoft-com:office:word" xmlns:w="http://schemas.openxmlformats.org/wordprocessingml/2006/main" xmlns:w14="http://schemas.microsoft.com/office/word/2010/wordml" xmlns:w15="http://schemas.microsoft.com/office/word/2012/wordml" xmlns:w16cex="http://schemas.microsoft.com/office/word/2018/wordml/cex" xmlns:w16cid="http://schemas.microsoft.com/office/word/2016/wordml/cid" xmlns:w16="http://schemas.microsoft.com/office/word/2018/wordml" xmlns:w16du="http://schemas.microsoft.com/office/word/2023/wordml/word16du" xmlns:w16sdtdh="http://schemas.microsoft.com/office/word/2020/wordml/sdtdatahash" xmlns:w16sdtfl="http://schemas.microsoft.com/office/word/2024/wordml/sdtformatlock" xmlns:w16se="http://schemas.microsoft.com/office/word/2015/wordml/symex" xmlns:wpg="http://schemas.microsoft.com/office/word/2010/wordprocessingGroup" xmlns:wpi="http://schemas.microsoft.com/office/word/2010/wordprocessingInk" xmlns:wne="http://schemas.microsoft.com/office/word/2006/wordml" xmlns:wps="http://schemas.microsoft.com/office/word/2010/wordprocessingShape" mc:Ignorable="w14 w15 w16se w16cid w16 w16cex w16sdtdh w16sdtfl w16du wp14">
   <w:footnote w:type="separator" w:id="-1">
     <w:p>
       <w:pPr>
@@ -32648,8 +31954,8 @@
 </file>
 
 <file path=word/numbering.xml><?xml version="1.0" encoding="utf-8"?>
-<w:numbering xmlns:wpc="http://schemas.microsoft.com/office/word/2010/wordprocessingCanvas" xmlns:mc="http://schemas.openxmlformats.org/markup-compatibility/2006" xmlns:o="urn:schemas-microsoft-com:office:office" xmlns:r="http://schemas.openxmlformats.org/officeDocument/2006/relationships" xmlns:m="http://schemas.openxmlformats.org/officeDocument/2006/math" xmlns:v="urn:schemas-microsoft-com:vml" xmlns:wp14="http://schemas.microsoft.com/office/word/2010/wordprocessingDrawing" xmlns:wp="http://schemas.openxmlformats.org/drawingml/2006/wordprocessingDrawing" xmlns:w10="urn:schemas-microsoft-com:office:word" xmlns:w="http://schemas.openxmlformats.org/wordprocessingml/2006/main" xmlns:w14="http://schemas.microsoft.com/office/word/2010/wordml" xmlns:wpg="http://schemas.microsoft.com/office/word/2010/wordprocessingGroup" xmlns:wpi="http://schemas.microsoft.com/office/word/2010/wordprocessingInk" xmlns:wne="http://schemas.microsoft.com/office/word/2006/wordml" xmlns:wps="http://schemas.microsoft.com/office/word/2010/wordprocessingShape" mc:Ignorable="w14 wp14">
-  <w:abstractNum w:abstractNumId="0">
+<w:numbering xmlns:wpc="http://schemas.microsoft.com/office/word/2010/wordprocessingCanvas" xmlns:cx="http://schemas.microsoft.com/office/drawing/2014/chartex" xmlns:cx1="http://schemas.microsoft.com/office/drawing/2015/9/8/chartex" xmlns:cx2="http://schemas.microsoft.com/office/drawing/2015/10/21/chartex" xmlns:cx3="http://schemas.microsoft.com/office/drawing/2016/5/9/chartex" xmlns:cx4="http://schemas.microsoft.com/office/drawing/2016/5/10/chartex" xmlns:cx5="http://schemas.microsoft.com/office/drawing/2016/5/11/chartex" xmlns:cx6="http://schemas.microsoft.com/office/drawing/2016/5/12/chartex" xmlns:cx7="http://schemas.microsoft.com/office/drawing/2016/5/13/chartex" xmlns:cx8="http://schemas.microsoft.com/office/drawing/2016/5/14/chartex" xmlns:mc="http://schemas.openxmlformats.org/markup-compatibility/2006" xmlns:aink="http://schemas.microsoft.com/office/drawing/2016/ink" xmlns:am3d="http://schemas.microsoft.com/office/drawing/2017/model3d" xmlns:o="urn:schemas-microsoft-com:office:office" xmlns:oel="http://schemas.microsoft.com/office/2019/extlst" xmlns:r="http://schemas.openxmlformats.org/officeDocument/2006/relationships" xmlns:m="http://schemas.openxmlformats.org/officeDocument/2006/math" xmlns:v="urn:schemas-microsoft-com:vml" xmlns:wp14="http://schemas.microsoft.com/office/word/2010/wordprocessingDrawing" xmlns:wp="http://schemas.openxmlformats.org/drawingml/2006/wordprocessingDrawing" xmlns:w10="urn:schemas-microsoft-com:office:word" xmlns:w="http://schemas.openxmlformats.org/wordprocessingml/2006/main" xmlns:w14="http://schemas.microsoft.com/office/word/2010/wordml" xmlns:w15="http://schemas.microsoft.com/office/word/2012/wordml" xmlns:w16cex="http://schemas.microsoft.com/office/word/2018/wordml/cex" xmlns:w16cid="http://schemas.microsoft.com/office/word/2016/wordml/cid" xmlns:w16="http://schemas.microsoft.com/office/word/2018/wordml" xmlns:w16du="http://schemas.microsoft.com/office/word/2023/wordml/word16du" xmlns:w16sdtdh="http://schemas.microsoft.com/office/word/2020/wordml/sdtdatahash" xmlns:w16sdtfl="http://schemas.microsoft.com/office/word/2024/wordml/sdtformatlock" xmlns:w16se="http://schemas.microsoft.com/office/word/2015/wordml/symex" xmlns:wpg="http://schemas.microsoft.com/office/word/2010/wordprocessingGroup" xmlns:wpi="http://schemas.microsoft.com/office/word/2010/wordprocessingInk" xmlns:wne="http://schemas.microsoft.com/office/word/2006/wordml" xmlns:wps="http://schemas.microsoft.com/office/word/2010/wordprocessingShape" mc:Ignorable="w14 w15 w16se w16cid w16 w16cex w16sdtdh w16sdtfl w16du wp14">
+  <w:abstractNum w:abstractNumId="0" w15:restartNumberingAfterBreak="0">
     <w:nsid w:val="00000002"/>
     <w:multiLevelType w:val="multilevel"/>
     <w:tmpl w:val="00000002"/>
@@ -32774,7 +32080,7 @@
       </w:pPr>
     </w:lvl>
   </w:abstractNum>
-  <w:abstractNum w:abstractNumId="1">
+  <w:abstractNum w:abstractNumId="1" w15:restartNumberingAfterBreak="0">
     <w:nsid w:val="00000003"/>
     <w:multiLevelType w:val="multilevel"/>
     <w:tmpl w:val="09A20FCE"/>
@@ -32993,7 +32299,7 @@
       </w:rPr>
     </w:lvl>
   </w:abstractNum>
-  <w:abstractNum w:abstractNumId="2">
+  <w:abstractNum w:abstractNumId="2" w15:restartNumberingAfterBreak="0">
     <w:nsid w:val="00000004"/>
     <w:multiLevelType w:val="multilevel"/>
     <w:tmpl w:val="00000004"/>
@@ -33017,9 +32323,16 @@
         <w:caps w:val="0"/>
         <w:smallCaps w:val="0"/>
         <w:strike w:val="0"/>
-        <w:outline w:val="0"/>
-        <w:shadow w:val="0"/>
         <w:vanish w:val="0"/>
+        <w:color w:val="000000"/>
+        <w14:shadow w14:blurRad="0" w14:dist="0" w14:dir="0" w14:sx="0" w14:sy="0" w14:kx="0" w14:ky="0" w14:algn="none">
+          <w14:srgbClr w14:val="000000"/>
+        </w14:shadow>
+        <w14:textOutline w14:w="0" w14:cap="rnd" w14:cmpd="sng" w14:algn="ctr">
+          <w14:noFill/>
+          <w14:prstDash w14:val="solid"/>
+          <w14:bevel/>
+        </w14:textOutline>
       </w:rPr>
     </w:lvl>
     <w:lvl w:ilvl="1">
@@ -33042,9 +32355,16 @@
         <w:caps w:val="0"/>
         <w:smallCaps w:val="0"/>
         <w:strike w:val="0"/>
-        <w:outline w:val="0"/>
-        <w:shadow w:val="0"/>
         <w:vanish w:val="0"/>
+        <w:color w:val="000000"/>
+        <w14:shadow w14:blurRad="0" w14:dist="0" w14:dir="0" w14:sx="0" w14:sy="0" w14:kx="0" w14:ky="0" w14:algn="none">
+          <w14:srgbClr w14:val="000000"/>
+        </w14:shadow>
+        <w14:textOutline w14:w="0" w14:cap="rnd" w14:cmpd="sng" w14:algn="ctr">
+          <w14:noFill/>
+          <w14:prstDash w14:val="solid"/>
+          <w14:bevel/>
+        </w14:textOutline>
       </w:rPr>
     </w:lvl>
     <w:lvl w:ilvl="2">
@@ -33067,9 +32387,16 @@
         <w:caps w:val="0"/>
         <w:smallCaps w:val="0"/>
         <w:strike w:val="0"/>
-        <w:outline w:val="0"/>
-        <w:shadow w:val="0"/>
         <w:vanish w:val="0"/>
+        <w:color w:val="000000"/>
+        <w14:shadow w14:blurRad="0" w14:dist="0" w14:dir="0" w14:sx="0" w14:sy="0" w14:kx="0" w14:ky="0" w14:algn="none">
+          <w14:srgbClr w14:val="000000"/>
+        </w14:shadow>
+        <w14:textOutline w14:w="0" w14:cap="rnd" w14:cmpd="sng" w14:algn="ctr">
+          <w14:noFill/>
+          <w14:prstDash w14:val="solid"/>
+          <w14:bevel/>
+        </w14:textOutline>
       </w:rPr>
     </w:lvl>
     <w:lvl w:ilvl="3">
@@ -33092,9 +32419,16 @@
         <w:caps w:val="0"/>
         <w:smallCaps w:val="0"/>
         <w:strike w:val="0"/>
-        <w:outline w:val="0"/>
-        <w:shadow w:val="0"/>
         <w:vanish w:val="0"/>
+        <w:color w:val="000000"/>
+        <w14:shadow w14:blurRad="0" w14:dist="0" w14:dir="0" w14:sx="0" w14:sy="0" w14:kx="0" w14:ky="0" w14:algn="none">
+          <w14:srgbClr w14:val="000000"/>
+        </w14:shadow>
+        <w14:textOutline w14:w="0" w14:cap="rnd" w14:cmpd="sng" w14:algn="ctr">
+          <w14:noFill/>
+          <w14:prstDash w14:val="solid"/>
+          <w14:bevel/>
+        </w14:textOutline>
       </w:rPr>
     </w:lvl>
     <w:lvl w:ilvl="4">
@@ -33117,9 +32451,16 @@
         <w:caps w:val="0"/>
         <w:smallCaps w:val="0"/>
         <w:strike w:val="0"/>
-        <w:outline w:val="0"/>
-        <w:shadow w:val="0"/>
         <w:vanish w:val="0"/>
+        <w:color w:val="000000"/>
+        <w14:shadow w14:blurRad="0" w14:dist="0" w14:dir="0" w14:sx="0" w14:sy="0" w14:kx="0" w14:ky="0" w14:algn="none">
+          <w14:srgbClr w14:val="000000"/>
+        </w14:shadow>
+        <w14:textOutline w14:w="0" w14:cap="rnd" w14:cmpd="sng" w14:algn="ctr">
+          <w14:noFill/>
+          <w14:prstDash w14:val="solid"/>
+          <w14:bevel/>
+        </w14:textOutline>
       </w:rPr>
     </w:lvl>
     <w:lvl w:ilvl="5">
@@ -33142,9 +32483,16 @@
         <w:caps w:val="0"/>
         <w:smallCaps w:val="0"/>
         <w:strike w:val="0"/>
-        <w:outline w:val="0"/>
-        <w:shadow w:val="0"/>
         <w:vanish w:val="0"/>
+        <w:color w:val="000000"/>
+        <w14:shadow w14:blurRad="0" w14:dist="0" w14:dir="0" w14:sx="0" w14:sy="0" w14:kx="0" w14:ky="0" w14:algn="none">
+          <w14:srgbClr w14:val="000000"/>
+        </w14:shadow>
+        <w14:textOutline w14:w="0" w14:cap="rnd" w14:cmpd="sng" w14:algn="ctr">
+          <w14:noFill/>
+          <w14:prstDash w14:val="solid"/>
+          <w14:bevel/>
+        </w14:textOutline>
       </w:rPr>
     </w:lvl>
     <w:lvl w:ilvl="6">
@@ -33167,9 +32515,16 @@
         <w:caps w:val="0"/>
         <w:smallCaps w:val="0"/>
         <w:strike w:val="0"/>
-        <w:outline w:val="0"/>
-        <w:shadow w:val="0"/>
         <w:vanish w:val="0"/>
+        <w:color w:val="000000"/>
+        <w14:shadow w14:blurRad="0" w14:dist="0" w14:dir="0" w14:sx="0" w14:sy="0" w14:kx="0" w14:ky="0" w14:algn="none">
+          <w14:srgbClr w14:val="000000"/>
+        </w14:shadow>
+        <w14:textOutline w14:w="0" w14:cap="rnd" w14:cmpd="sng" w14:algn="ctr">
+          <w14:noFill/>
+          <w14:prstDash w14:val="solid"/>
+          <w14:bevel/>
+        </w14:textOutline>
       </w:rPr>
     </w:lvl>
     <w:lvl w:ilvl="7">
@@ -33192,9 +32547,16 @@
         <w:caps w:val="0"/>
         <w:smallCaps w:val="0"/>
         <w:strike w:val="0"/>
-        <w:outline w:val="0"/>
-        <w:shadow w:val="0"/>
         <w:vanish w:val="0"/>
+        <w:color w:val="000000"/>
+        <w14:shadow w14:blurRad="0" w14:dist="0" w14:dir="0" w14:sx="0" w14:sy="0" w14:kx="0" w14:ky="0" w14:algn="none">
+          <w14:srgbClr w14:val="000000"/>
+        </w14:shadow>
+        <w14:textOutline w14:w="0" w14:cap="rnd" w14:cmpd="sng" w14:algn="ctr">
+          <w14:noFill/>
+          <w14:prstDash w14:val="solid"/>
+          <w14:bevel/>
+        </w14:textOutline>
       </w:rPr>
     </w:lvl>
     <w:lvl w:ilvl="8">
@@ -33217,13 +32579,20 @@
         <w:caps w:val="0"/>
         <w:smallCaps w:val="0"/>
         <w:strike w:val="0"/>
-        <w:outline w:val="0"/>
-        <w:shadow w:val="0"/>
         <w:vanish w:val="0"/>
+        <w:color w:val="000000"/>
+        <w14:shadow w14:blurRad="0" w14:dist="0" w14:dir="0" w14:sx="0" w14:sy="0" w14:kx="0" w14:ky="0" w14:algn="none">
+          <w14:srgbClr w14:val="000000"/>
+        </w14:shadow>
+        <w14:textOutline w14:w="0" w14:cap="rnd" w14:cmpd="sng" w14:algn="ctr">
+          <w14:noFill/>
+          <w14:prstDash w14:val="solid"/>
+          <w14:bevel/>
+        </w14:textOutline>
       </w:rPr>
     </w:lvl>
   </w:abstractNum>
-  <w:abstractNum w:abstractNumId="3">
+  <w:abstractNum w:abstractNumId="3" w15:restartNumberingAfterBreak="0">
     <w:nsid w:val="103F7602"/>
     <w:multiLevelType w:val="multilevel"/>
     <w:tmpl w:val="DC02C5EA"/>
@@ -33336,7 +32705,7 @@
       </w:rPr>
     </w:lvl>
   </w:abstractNum>
-  <w:abstractNum w:abstractNumId="4">
+  <w:abstractNum w:abstractNumId="4" w15:restartNumberingAfterBreak="0">
     <w:nsid w:val="10D15BF9"/>
     <w:multiLevelType w:val="multilevel"/>
     <w:tmpl w:val="49E64A18"/>
@@ -33449,7 +32818,7 @@
       </w:rPr>
     </w:lvl>
   </w:abstractNum>
-  <w:abstractNum w:abstractNumId="5">
+  <w:abstractNum w:abstractNumId="5" w15:restartNumberingAfterBreak="0">
     <w:nsid w:val="12CE10CD"/>
     <w:multiLevelType w:val="hybridMultilevel"/>
     <w:tmpl w:val="C87CC3E0"/>
@@ -33538,7 +32907,7 @@
       </w:pPr>
     </w:lvl>
   </w:abstractNum>
-  <w:abstractNum w:abstractNumId="6">
+  <w:abstractNum w:abstractNumId="6" w15:restartNumberingAfterBreak="0">
     <w:nsid w:val="156A2558"/>
     <w:multiLevelType w:val="hybridMultilevel"/>
     <w:tmpl w:val="B41ABF6E"/>
@@ -33651,7 +33020,7 @@
       </w:rPr>
     </w:lvl>
   </w:abstractNum>
-  <w:abstractNum w:abstractNumId="7">
+  <w:abstractNum w:abstractNumId="7" w15:restartNumberingAfterBreak="0">
     <w:nsid w:val="17AE14A4"/>
     <w:multiLevelType w:val="multilevel"/>
     <w:tmpl w:val="F28450C8"/>
@@ -33764,7 +33133,7 @@
       </w:rPr>
     </w:lvl>
   </w:abstractNum>
-  <w:abstractNum w:abstractNumId="8">
+  <w:abstractNum w:abstractNumId="8" w15:restartNumberingAfterBreak="0">
     <w:nsid w:val="2A9D0B45"/>
     <w:multiLevelType w:val="hybridMultilevel"/>
     <w:tmpl w:val="0E4E3F18"/>
@@ -33877,7 +33246,7 @@
       </w:rPr>
     </w:lvl>
   </w:abstractNum>
-  <w:abstractNum w:abstractNumId="9">
+  <w:abstractNum w:abstractNumId="9" w15:restartNumberingAfterBreak="0">
     <w:nsid w:val="33C96FB9"/>
     <w:multiLevelType w:val="multilevel"/>
     <w:tmpl w:val="C4160530"/>
@@ -33990,7 +33359,7 @@
       </w:rPr>
     </w:lvl>
   </w:abstractNum>
-  <w:abstractNum w:abstractNumId="10">
+  <w:abstractNum w:abstractNumId="10" w15:restartNumberingAfterBreak="0">
     <w:nsid w:val="466F4D24"/>
     <w:multiLevelType w:val="hybridMultilevel"/>
     <w:tmpl w:val="51EC53DC"/>
@@ -34211,7 +33580,7 @@
       </w:rPr>
     </w:lvl>
   </w:abstractNum>
-  <w:abstractNum w:abstractNumId="11">
+  <w:abstractNum w:abstractNumId="11" w15:restartNumberingAfterBreak="0">
     <w:nsid w:val="63E46F70"/>
     <w:multiLevelType w:val="hybridMultilevel"/>
     <w:tmpl w:val="BCC672D0"/>
@@ -34324,7 +33693,7 @@
       </w:rPr>
     </w:lvl>
   </w:abstractNum>
-  <w:abstractNum w:abstractNumId="12">
+  <w:abstractNum w:abstractNumId="12" w15:restartNumberingAfterBreak="0">
     <w:nsid w:val="63F03906"/>
     <w:multiLevelType w:val="hybridMultilevel"/>
     <w:tmpl w:val="BF6C203E"/>
@@ -34448,7 +33817,7 @@
       </w:rPr>
     </w:lvl>
   </w:abstractNum>
-  <w:abstractNum w:abstractNumId="13">
+  <w:abstractNum w:abstractNumId="13" w15:restartNumberingAfterBreak="0">
     <w:nsid w:val="708D24F8"/>
     <w:multiLevelType w:val="multilevel"/>
     <w:tmpl w:val="E3B0827E"/>
@@ -34561,61 +33930,53 @@
       </w:rPr>
     </w:lvl>
   </w:abstractNum>
-  <w:num w:numId="1">
+  <w:num w:numId="1" w16cid:durableId="1909072546">
     <w:abstractNumId w:val="8"/>
   </w:num>
-  <w:num w:numId="2">
+  <w:num w:numId="2" w16cid:durableId="1662810536">
     <w:abstractNumId w:val="11"/>
   </w:num>
-  <w:num w:numId="3">
+  <w:num w:numId="3" w16cid:durableId="768547174">
     <w:abstractNumId w:val="1"/>
   </w:num>
-  <w:num w:numId="4">
+  <w:num w:numId="4" w16cid:durableId="540241534">
     <w:abstractNumId w:val="0"/>
   </w:num>
-  <w:num w:numId="5">
+  <w:num w:numId="5" w16cid:durableId="1255822037">
     <w:abstractNumId w:val="10"/>
   </w:num>
-  <w:num w:numId="6">
+  <w:num w:numId="6" w16cid:durableId="1541740639">
     <w:abstractNumId w:val="3"/>
   </w:num>
-  <w:num w:numId="7">
+  <w:num w:numId="7" w16cid:durableId="1589314758">
     <w:abstractNumId w:val="13"/>
   </w:num>
-  <w:num w:numId="8">
+  <w:num w:numId="8" w16cid:durableId="727873465">
     <w:abstractNumId w:val="7"/>
   </w:num>
-  <w:num w:numId="9">
+  <w:num w:numId="9" w16cid:durableId="685447230">
     <w:abstractNumId w:val="4"/>
   </w:num>
-  <w:num w:numId="10">
+  <w:num w:numId="10" w16cid:durableId="925456317">
     <w:abstractNumId w:val="9"/>
   </w:num>
-  <w:num w:numId="11">
+  <w:num w:numId="11" w16cid:durableId="1899434804">
     <w:abstractNumId w:val="12"/>
   </w:num>
-  <w:num w:numId="12">
+  <w:num w:numId="12" w16cid:durableId="1742831132">
     <w:abstractNumId w:val="2"/>
   </w:num>
-  <w:num w:numId="13">
+  <w:num w:numId="13" w16cid:durableId="996348604">
     <w:abstractNumId w:val="5"/>
   </w:num>
-  <w:num w:numId="14">
+  <w:num w:numId="14" w16cid:durableId="810711205">
     <w:abstractNumId w:val="6"/>
   </w:num>
 </w:numbering>
 </file>
 
-<file path=word/people.xml><?xml version="1.0" encoding="utf-8"?>
-<w15:people xmlns:wpc="http://schemas.microsoft.com/office/word/2010/wordprocessingCanvas" xmlns:cx="http://schemas.microsoft.com/office/drawing/2014/chartex" xmlns:cx1="http://schemas.microsoft.com/office/drawing/2015/9/8/chartex" xmlns:cx2="http://schemas.microsoft.com/office/drawing/2015/10/21/chartex" xmlns:cx3="http://schemas.microsoft.com/office/drawing/2016/5/9/chartex" xmlns:cx4="http://schemas.microsoft.com/office/drawing/2016/5/10/chartex" xmlns:cx5="http://schemas.microsoft.com/office/drawing/2016/5/11/chartex" xmlns:cx6="http://schemas.microsoft.com/office/drawing/2016/5/12/chartex" xmlns:cx7="http://schemas.microsoft.com/office/drawing/2016/5/13/chartex" xmlns:cx8="http://schemas.microsoft.com/office/drawing/2016/5/14/chartex" xmlns:mc="http://schemas.openxmlformats.org/markup-compatibility/2006" xmlns:aink="http://schemas.microsoft.com/office/drawing/2016/ink" xmlns:am3d="http://schemas.microsoft.com/office/drawing/2017/model3d" xmlns:o="urn:schemas-microsoft-com:office:office" xmlns:r="http://schemas.openxmlformats.org/officeDocument/2006/relationships" xmlns:m="http://schemas.openxmlformats.org/officeDocument/2006/math" xmlns:v="urn:schemas-microsoft-com:vml" xmlns:wp14="http://schemas.microsoft.com/office/word/2010/wordprocessingDrawing" xmlns:wp="http://schemas.openxmlformats.org/drawingml/2006/wordprocessingDrawing" xmlns:w10="urn:schemas-microsoft-com:office:word" xmlns:w="http://schemas.openxmlformats.org/wordprocessingml/2006/main" xmlns:w14="http://schemas.microsoft.com/office/word/2010/wordml" xmlns:w15="http://schemas.microsoft.com/office/word/2012/wordml" xmlns:w16cex="http://schemas.microsoft.com/office/word/2018/wordml/cex" xmlns:w16cid="http://schemas.microsoft.com/office/word/2016/wordml/cid" xmlns:w16="http://schemas.microsoft.com/office/word/2018/wordml" xmlns:w16sdtdh="http://schemas.microsoft.com/office/word/2020/wordml/sdtdatahash" xmlns:w16se="http://schemas.microsoft.com/office/word/2015/wordml/symex" xmlns:wpg="http://schemas.microsoft.com/office/word/2010/wordprocessingGroup" xmlns:wpi="http://schemas.microsoft.com/office/word/2010/wordprocessingInk" xmlns:wne="http://schemas.microsoft.com/office/word/2006/wordml" xmlns:wps="http://schemas.microsoft.com/office/word/2010/wordprocessingShape" mc:Ignorable="w14 w15 w16se w16cid w16 w16cex w16sdtdh wp14">
-  <w15:person w15:author="Medine Çalışkan Yılmaz">
-    <w15:presenceInfo w15:providerId="Windows Live" w15:userId="ba1b30f296ae1dc8"/>
-  </w15:person>
-</w15:people>
-</file>
-
 <file path=word/styles.xml><?xml version="1.0" encoding="utf-8"?>
-<w:styles xmlns:mc="http://schemas.openxmlformats.org/markup-compatibility/2006" xmlns:r="http://schemas.openxmlformats.org/officeDocument/2006/relationships" xmlns:w="http://schemas.openxmlformats.org/wordprocessingml/2006/main" xmlns:w14="http://schemas.microsoft.com/office/word/2010/wordml" mc:Ignorable="w14">
+<w:styles xmlns:mc="http://schemas.openxmlformats.org/markup-compatibility/2006" xmlns:r="http://schemas.openxmlformats.org/officeDocument/2006/relationships" xmlns:w="http://schemas.openxmlformats.org/wordprocessingml/2006/main" xmlns:w14="http://schemas.microsoft.com/office/word/2010/wordml" xmlns:w15="http://schemas.microsoft.com/office/word/2012/wordml" xmlns:w16cex="http://schemas.microsoft.com/office/word/2018/wordml/cex" xmlns:w16cid="http://schemas.microsoft.com/office/word/2016/wordml/cid" xmlns:w16="http://schemas.microsoft.com/office/word/2018/wordml" xmlns:w16du="http://schemas.microsoft.com/office/word/2023/wordml/word16du" xmlns:w16sdtdh="http://schemas.microsoft.com/office/word/2020/wordml/sdtdatahash" xmlns:w16sdtfl="http://schemas.microsoft.com/office/word/2024/wordml/sdtformatlock" xmlns:w16se="http://schemas.microsoft.com/office/word/2015/wordml/symex" mc:Ignorable="w14 w15 w16se w16cid w16 w16cex w16sdtdh w16sdtfl w16du">
   <w:docDefaults>
     <w:rPrDefault>
       <w:rPr>
@@ -34631,144 +33992,383 @@
       </w:pPr>
     </w:pPrDefault>
   </w:docDefaults>
-  <w:latentStyles w:defLockedState="0" w:defUIPriority="99" w:defSemiHidden="1" w:defUnhideWhenUsed="1" w:defQFormat="0" w:count="267">
-    <w:lsdException w:name="Normal" w:semiHidden="0" w:uiPriority="0" w:unhideWhenUsed="0" w:qFormat="1"/>
-    <w:lsdException w:name="heading 1" w:semiHidden="0" w:uiPriority="9" w:unhideWhenUsed="0" w:qFormat="1"/>
-    <w:lsdException w:name="heading 2" w:uiPriority="9" w:qFormat="1"/>
-    <w:lsdException w:name="heading 3" w:uiPriority="9" w:qFormat="1"/>
-    <w:lsdException w:name="heading 4" w:uiPriority="9" w:qFormat="1"/>
-    <w:lsdException w:name="heading 5" w:uiPriority="9" w:qFormat="1"/>
-    <w:lsdException w:name="heading 6" w:uiPriority="9" w:qFormat="1"/>
-    <w:lsdException w:name="heading 7" w:uiPriority="9" w:qFormat="1"/>
-    <w:lsdException w:name="heading 8" w:uiPriority="9" w:qFormat="1"/>
-    <w:lsdException w:name="heading 9" w:uiPriority="9" w:qFormat="1"/>
-    <w:lsdException w:name="toc 1" w:uiPriority="39"/>
-    <w:lsdException w:name="toc 2" w:uiPriority="39"/>
-    <w:lsdException w:name="toc 3" w:uiPriority="39"/>
-    <w:lsdException w:name="toc 4" w:uiPriority="39"/>
-    <w:lsdException w:name="toc 5" w:uiPriority="39"/>
-    <w:lsdException w:name="toc 6" w:uiPriority="39"/>
-    <w:lsdException w:name="toc 7" w:uiPriority="39"/>
-    <w:lsdException w:name="toc 8" w:uiPriority="39"/>
-    <w:lsdException w:name="toc 9" w:uiPriority="39"/>
-    <w:lsdException w:name="caption" w:uiPriority="35" w:qFormat="1"/>
-    <w:lsdException w:name="Title" w:semiHidden="0" w:uiPriority="10" w:unhideWhenUsed="0" w:qFormat="1"/>
-    <w:lsdException w:name="Default Paragraph Font" w:uiPriority="1"/>
-    <w:lsdException w:name="Subtitle" w:semiHidden="0" w:uiPriority="11" w:unhideWhenUsed="0" w:qFormat="1"/>
-    <w:lsdException w:name="Strong" w:semiHidden="0" w:uiPriority="22" w:unhideWhenUsed="0" w:qFormat="1"/>
-    <w:lsdException w:name="Emphasis" w:semiHidden="0" w:uiPriority="20" w:unhideWhenUsed="0" w:qFormat="1"/>
+  <w:latentStyles w:defLockedState="0" w:defUIPriority="99" w:defSemiHidden="0" w:defUnhideWhenUsed="0" w:defQFormat="0" w:count="376">
+    <w:lsdException w:name="Normal" w:uiPriority="0" w:qFormat="1"/>
+    <w:lsdException w:name="heading 1" w:uiPriority="9" w:qFormat="1"/>
+    <w:lsdException w:name="heading 2" w:semiHidden="1" w:uiPriority="9" w:unhideWhenUsed="1" w:qFormat="1"/>
+    <w:lsdException w:name="heading 3" w:semiHidden="1" w:uiPriority="9" w:unhideWhenUsed="1" w:qFormat="1"/>
+    <w:lsdException w:name="heading 4" w:semiHidden="1" w:uiPriority="9" w:unhideWhenUsed="1" w:qFormat="1"/>
+    <w:lsdException w:name="heading 5" w:semiHidden="1" w:uiPriority="9" w:unhideWhenUsed="1" w:qFormat="1"/>
+    <w:lsdException w:name="heading 6" w:semiHidden="1" w:uiPriority="9" w:unhideWhenUsed="1" w:qFormat="1"/>
+    <w:lsdException w:name="heading 7" w:semiHidden="1" w:uiPriority="9" w:unhideWhenUsed="1" w:qFormat="1"/>
+    <w:lsdException w:name="heading 8" w:semiHidden="1" w:uiPriority="9" w:unhideWhenUsed="1" w:qFormat="1"/>
+    <w:lsdException w:name="heading 9" w:semiHidden="1" w:uiPriority="9" w:unhideWhenUsed="1" w:qFormat="1"/>
+    <w:lsdException w:name="index 1" w:semiHidden="1" w:unhideWhenUsed="1"/>
+    <w:lsdException w:name="index 2" w:semiHidden="1" w:unhideWhenUsed="1"/>
+    <w:lsdException w:name="index 3" w:semiHidden="1" w:unhideWhenUsed="1"/>
+    <w:lsdException w:name="index 4" w:semiHidden="1" w:unhideWhenUsed="1"/>
+    <w:lsdException w:name="index 5" w:semiHidden="1" w:unhideWhenUsed="1"/>
+    <w:lsdException w:name="index 6" w:semiHidden="1" w:unhideWhenUsed="1"/>
+    <w:lsdException w:name="index 7" w:semiHidden="1" w:unhideWhenUsed="1"/>
+    <w:lsdException w:name="index 8" w:semiHidden="1" w:unhideWhenUsed="1"/>
+    <w:lsdException w:name="index 9" w:semiHidden="1" w:unhideWhenUsed="1"/>
+    <w:lsdException w:name="toc 1" w:semiHidden="1" w:uiPriority="39" w:unhideWhenUsed="1"/>
+    <w:lsdException w:name="toc 2" w:semiHidden="1" w:uiPriority="39" w:unhideWhenUsed="1"/>
+    <w:lsdException w:name="toc 3" w:semiHidden="1" w:uiPriority="39" w:unhideWhenUsed="1"/>
+    <w:lsdException w:name="toc 4" w:semiHidden="1" w:uiPriority="39" w:unhideWhenUsed="1"/>
+    <w:lsdException w:name="toc 5" w:semiHidden="1" w:uiPriority="39" w:unhideWhenUsed="1"/>
+    <w:lsdException w:name="toc 6" w:semiHidden="1" w:uiPriority="39" w:unhideWhenUsed="1"/>
+    <w:lsdException w:name="toc 7" w:semiHidden="1" w:uiPriority="39" w:unhideWhenUsed="1"/>
+    <w:lsdException w:name="toc 8" w:semiHidden="1" w:uiPriority="39" w:unhideWhenUsed="1"/>
+    <w:lsdException w:name="toc 9" w:semiHidden="1" w:uiPriority="39" w:unhideWhenUsed="1"/>
+    <w:lsdException w:name="Normal Indent" w:semiHidden="1" w:unhideWhenUsed="1"/>
+    <w:lsdException w:name="footnote text" w:semiHidden="1" w:unhideWhenUsed="1"/>
+    <w:lsdException w:name="annotation text" w:semiHidden="1" w:unhideWhenUsed="1"/>
+    <w:lsdException w:name="header" w:semiHidden="1" w:unhideWhenUsed="1"/>
+    <w:lsdException w:name="footer" w:semiHidden="1" w:unhideWhenUsed="1"/>
+    <w:lsdException w:name="index heading" w:semiHidden="1" w:unhideWhenUsed="1"/>
+    <w:lsdException w:name="caption" w:semiHidden="1" w:uiPriority="35" w:unhideWhenUsed="1" w:qFormat="1"/>
+    <w:lsdException w:name="table of figures" w:semiHidden="1" w:unhideWhenUsed="1"/>
+    <w:lsdException w:name="envelope address" w:semiHidden="1" w:unhideWhenUsed="1"/>
+    <w:lsdException w:name="envelope return" w:semiHidden="1" w:unhideWhenUsed="1"/>
+    <w:lsdException w:name="footnote reference" w:semiHidden="1" w:unhideWhenUsed="1"/>
+    <w:lsdException w:name="annotation reference" w:semiHidden="1" w:unhideWhenUsed="1"/>
+    <w:lsdException w:name="line number" w:semiHidden="1" w:unhideWhenUsed="1"/>
+    <w:lsdException w:name="page number" w:semiHidden="1" w:unhideWhenUsed="1"/>
+    <w:lsdException w:name="endnote reference" w:semiHidden="1" w:unhideWhenUsed="1"/>
+    <w:lsdException w:name="endnote text" w:semiHidden="1" w:unhideWhenUsed="1"/>
+    <w:lsdException w:name="table of authorities" w:semiHidden="1" w:unhideWhenUsed="1"/>
+    <w:lsdException w:name="macro" w:semiHidden="1" w:unhideWhenUsed="1"/>
+    <w:lsdException w:name="toa heading" w:semiHidden="1" w:unhideWhenUsed="1"/>
+    <w:lsdException w:name="List" w:semiHidden="1" w:unhideWhenUsed="1"/>
+    <w:lsdException w:name="List Bullet" w:semiHidden="1" w:unhideWhenUsed="1"/>
+    <w:lsdException w:name="List Number" w:semiHidden="1" w:unhideWhenUsed="1"/>
+    <w:lsdException w:name="List 2" w:semiHidden="1" w:unhideWhenUsed="1"/>
+    <w:lsdException w:name="List 3" w:semiHidden="1" w:unhideWhenUsed="1"/>
+    <w:lsdException w:name="List 4" w:semiHidden="1" w:unhideWhenUsed="1"/>
+    <w:lsdException w:name="List 5" w:semiHidden="1" w:unhideWhenUsed="1"/>
+    <w:lsdException w:name="List Bullet 2" w:semiHidden="1" w:unhideWhenUsed="1"/>
+    <w:lsdException w:name="List Bullet 3" w:semiHidden="1" w:unhideWhenUsed="1"/>
+    <w:lsdException w:name="List Bullet 4" w:semiHidden="1" w:unhideWhenUsed="1"/>
+    <w:lsdException w:name="List Bullet 5" w:semiHidden="1" w:unhideWhenUsed="1"/>
+    <w:lsdException w:name="List Number 2" w:semiHidden="1" w:unhideWhenUsed="1"/>
+    <w:lsdException w:name="List Number 3" w:semiHidden="1" w:unhideWhenUsed="1"/>
+    <w:lsdException w:name="List Number 4" w:semiHidden="1" w:unhideWhenUsed="1"/>
+    <w:lsdException w:name="List Number 5" w:semiHidden="1" w:unhideWhenUsed="1"/>
+    <w:lsdException w:name="Title" w:uiPriority="10" w:qFormat="1"/>
+    <w:lsdException w:name="Closing" w:semiHidden="1" w:unhideWhenUsed="1"/>
+    <w:lsdException w:name="Signature" w:semiHidden="1" w:unhideWhenUsed="1"/>
+    <w:lsdException w:name="Default Paragraph Font" w:semiHidden="1" w:uiPriority="1" w:unhideWhenUsed="1"/>
+    <w:lsdException w:name="Body Text" w:semiHidden="1" w:unhideWhenUsed="1"/>
+    <w:lsdException w:name="Body Text Indent" w:semiHidden="1" w:unhideWhenUsed="1"/>
+    <w:lsdException w:name="List Continue" w:semiHidden="1" w:unhideWhenUsed="1"/>
+    <w:lsdException w:name="List Continue 2" w:semiHidden="1" w:unhideWhenUsed="1"/>
+    <w:lsdException w:name="List Continue 3" w:semiHidden="1" w:unhideWhenUsed="1"/>
+    <w:lsdException w:name="List Continue 4" w:semiHidden="1" w:unhideWhenUsed="1"/>
+    <w:lsdException w:name="List Continue 5" w:semiHidden="1" w:unhideWhenUsed="1"/>
+    <w:lsdException w:name="Message Header" w:semiHidden="1" w:unhideWhenUsed="1"/>
+    <w:lsdException w:name="Subtitle" w:uiPriority="11" w:qFormat="1"/>
+    <w:lsdException w:name="Salutation" w:semiHidden="1" w:unhideWhenUsed="1"/>
+    <w:lsdException w:name="Date" w:semiHidden="1" w:unhideWhenUsed="1"/>
+    <w:lsdException w:name="Body Text First Indent" w:semiHidden="1" w:unhideWhenUsed="1"/>
+    <w:lsdException w:name="Body Text First Indent 2" w:semiHidden="1" w:unhideWhenUsed="1"/>
+    <w:lsdException w:name="Note Heading" w:semiHidden="1" w:unhideWhenUsed="1"/>
+    <w:lsdException w:name="Body Text 2" w:semiHidden="1" w:unhideWhenUsed="1"/>
+    <w:lsdException w:name="Body Text 3" w:semiHidden="1" w:unhideWhenUsed="1"/>
+    <w:lsdException w:name="Body Text Indent 2" w:semiHidden="1" w:unhideWhenUsed="1"/>
+    <w:lsdException w:name="Body Text Indent 3" w:semiHidden="1" w:unhideWhenUsed="1"/>
+    <w:lsdException w:name="Block Text" w:semiHidden="1" w:unhideWhenUsed="1"/>
+    <w:lsdException w:name="Hyperlink" w:semiHidden="1" w:unhideWhenUsed="1"/>
+    <w:lsdException w:name="FollowedHyperlink" w:semiHidden="1" w:unhideWhenUsed="1"/>
+    <w:lsdException w:name="Strong" w:uiPriority="22" w:qFormat="1"/>
+    <w:lsdException w:name="Emphasis" w:uiPriority="20" w:qFormat="1"/>
+    <w:lsdException w:name="Document Map" w:semiHidden="1" w:unhideWhenUsed="1"/>
+    <w:lsdException w:name="Plain Text" w:semiHidden="1" w:unhideWhenUsed="1"/>
+    <w:lsdException w:name="E-mail Signature" w:semiHidden="1" w:unhideWhenUsed="1"/>
+    <w:lsdException w:name="HTML Top of Form" w:semiHidden="1" w:unhideWhenUsed="1"/>
+    <w:lsdException w:name="HTML Bottom of Form" w:semiHidden="1" w:unhideWhenUsed="1"/>
+    <w:lsdException w:name="Normal (Web)" w:semiHidden="1" w:unhideWhenUsed="1"/>
+    <w:lsdException w:name="HTML Acronym" w:semiHidden="1" w:unhideWhenUsed="1"/>
+    <w:lsdException w:name="HTML Address" w:semiHidden="1" w:unhideWhenUsed="1"/>
+    <w:lsdException w:name="HTML Cite" w:semiHidden="1" w:unhideWhenUsed="1"/>
+    <w:lsdException w:name="HTML Code" w:semiHidden="1" w:unhideWhenUsed="1"/>
+    <w:lsdException w:name="HTML Definition" w:semiHidden="1" w:unhideWhenUsed="1"/>
+    <w:lsdException w:name="HTML Keyboard" w:semiHidden="1" w:unhideWhenUsed="1"/>
+    <w:lsdException w:name="HTML Preformatted" w:semiHidden="1" w:unhideWhenUsed="1"/>
+    <w:lsdException w:name="HTML Sample" w:semiHidden="1" w:unhideWhenUsed="1"/>
+    <w:lsdException w:name="HTML Typewriter" w:semiHidden="1" w:unhideWhenUsed="1"/>
+    <w:lsdException w:name="HTML Variable" w:semiHidden="1" w:unhideWhenUsed="1"/>
+    <w:lsdException w:name="Normal Table" w:semiHidden="1" w:unhideWhenUsed="1"/>
+    <w:lsdException w:name="annotation subject" w:semiHidden="1" w:unhideWhenUsed="1"/>
+    <w:lsdException w:name="No List" w:semiHidden="1" w:unhideWhenUsed="1"/>
+    <w:lsdException w:name="Outline List 1" w:semiHidden="1" w:unhideWhenUsed="1"/>
+    <w:lsdException w:name="Outline List 2" w:semiHidden="1" w:unhideWhenUsed="1"/>
+    <w:lsdException w:name="Outline List 3" w:semiHidden="1" w:unhideWhenUsed="1"/>
+    <w:lsdException w:name="Table Simple 1" w:semiHidden="1" w:unhideWhenUsed="1"/>
+    <w:lsdException w:name="Table Simple 2" w:semiHidden="1" w:unhideWhenUsed="1"/>
+    <w:lsdException w:name="Table Simple 3" w:semiHidden="1" w:unhideWhenUsed="1"/>
+    <w:lsdException w:name="Table Classic 1" w:semiHidden="1" w:unhideWhenUsed="1"/>
+    <w:lsdException w:name="Table Classic 2" w:semiHidden="1" w:unhideWhenUsed="1"/>
+    <w:lsdException w:name="Table Classic 3" w:semiHidden="1" w:unhideWhenUsed="1"/>
+    <w:lsdException w:name="Table Classic 4" w:semiHidden="1" w:unhideWhenUsed="1"/>
+    <w:lsdException w:name="Table Colorful 1" w:semiHidden="1" w:unhideWhenUsed="1"/>
+    <w:lsdException w:name="Table Colorful 2" w:semiHidden="1" w:unhideWhenUsed="1"/>
+    <w:lsdException w:name="Table Colorful 3" w:semiHidden="1" w:unhideWhenUsed="1"/>
+    <w:lsdException w:name="Table Columns 1" w:semiHidden="1" w:unhideWhenUsed="1"/>
+    <w:lsdException w:name="Table Columns 2" w:semiHidden="1" w:unhideWhenUsed="1"/>
+    <w:lsdException w:name="Table Columns 3" w:semiHidden="1" w:unhideWhenUsed="1"/>
+    <w:lsdException w:name="Table Columns 4" w:semiHidden="1" w:unhideWhenUsed="1"/>
+    <w:lsdException w:name="Table Columns 5" w:semiHidden="1" w:unhideWhenUsed="1"/>
+    <w:lsdException w:name="Table Grid 1" w:semiHidden="1" w:unhideWhenUsed="1"/>
+    <w:lsdException w:name="Table Grid 2" w:semiHidden="1" w:unhideWhenUsed="1"/>
+    <w:lsdException w:name="Table Grid 3" w:semiHidden="1" w:unhideWhenUsed="1"/>
+    <w:lsdException w:name="Table Grid 4" w:semiHidden="1" w:unhideWhenUsed="1"/>
+    <w:lsdException w:name="Table Grid 5" w:semiHidden="1" w:unhideWhenUsed="1"/>
+    <w:lsdException w:name="Table Grid 6" w:semiHidden="1" w:unhideWhenUsed="1"/>
+    <w:lsdException w:name="Table Grid 7" w:semiHidden="1" w:unhideWhenUsed="1"/>
+    <w:lsdException w:name="Table Grid 8" w:semiHidden="1" w:unhideWhenUsed="1"/>
+    <w:lsdException w:name="Table List 1" w:semiHidden="1" w:unhideWhenUsed="1"/>
+    <w:lsdException w:name="Table List 2" w:semiHidden="1" w:unhideWhenUsed="1"/>
+    <w:lsdException w:name="Table List 3" w:semiHidden="1" w:unhideWhenUsed="1"/>
+    <w:lsdException w:name="Table List 4" w:semiHidden="1" w:unhideWhenUsed="1"/>
+    <w:lsdException w:name="Table List 5" w:semiHidden="1" w:unhideWhenUsed="1"/>
+    <w:lsdException w:name="Table List 6" w:semiHidden="1" w:unhideWhenUsed="1"/>
+    <w:lsdException w:name="Table List 7" w:semiHidden="1" w:unhideWhenUsed="1"/>
+    <w:lsdException w:name="Table List 8" w:semiHidden="1" w:unhideWhenUsed="1"/>
+    <w:lsdException w:name="Table 3D effects 1" w:semiHidden="1" w:unhideWhenUsed="1"/>
+    <w:lsdException w:name="Table 3D effects 2" w:semiHidden="1" w:unhideWhenUsed="1"/>
+    <w:lsdException w:name="Table 3D effects 3" w:semiHidden="1" w:unhideWhenUsed="1"/>
+    <w:lsdException w:name="Table Contemporary" w:semiHidden="1" w:unhideWhenUsed="1"/>
+    <w:lsdException w:name="Table Elegant" w:semiHidden="1" w:unhideWhenUsed="1"/>
+    <w:lsdException w:name="Table Professional" w:semiHidden="1" w:unhideWhenUsed="1"/>
+    <w:lsdException w:name="Table Subtle 1" w:semiHidden="1" w:unhideWhenUsed="1"/>
+    <w:lsdException w:name="Table Subtle 2" w:semiHidden="1" w:unhideWhenUsed="1"/>
+    <w:lsdException w:name="Table Web 1" w:semiHidden="1" w:unhideWhenUsed="1"/>
+    <w:lsdException w:name="Table Web 2" w:semiHidden="1" w:unhideWhenUsed="1"/>
+    <w:lsdException w:name="Table Web 3" w:semiHidden="1" w:unhideWhenUsed="1"/>
+    <w:lsdException w:name="Balloon Text" w:semiHidden="1" w:unhideWhenUsed="1"/>
     <w:lsdException w:name="Table Grid" w:uiPriority="59"/>
-    <w:lsdException w:name="Placeholder Text" w:unhideWhenUsed="0"/>
-    <w:lsdException w:name="No Spacing" w:semiHidden="0" w:uiPriority="1" w:unhideWhenUsed="0" w:qFormat="1"/>
-    <w:lsdException w:name="Light Shading" w:semiHidden="0" w:uiPriority="60" w:unhideWhenUsed="0"/>
-    <w:lsdException w:name="Light List" w:semiHidden="0" w:uiPriority="61" w:unhideWhenUsed="0"/>
-    <w:lsdException w:name="Light Grid" w:semiHidden="0" w:uiPriority="62" w:unhideWhenUsed="0"/>
-    <w:lsdException w:name="Medium Shading 1" w:semiHidden="0" w:uiPriority="63" w:unhideWhenUsed="0"/>
-    <w:lsdException w:name="Medium Shading 2" w:semiHidden="0" w:uiPriority="64" w:unhideWhenUsed="0"/>
-    <w:lsdException w:name="Medium List 1" w:semiHidden="0" w:uiPriority="65" w:unhideWhenUsed="0"/>
-    <w:lsdException w:name="Medium List 2" w:semiHidden="0" w:uiPriority="66" w:unhideWhenUsed="0"/>
-    <w:lsdException w:name="Medium Grid 1" w:semiHidden="0" w:uiPriority="67" w:unhideWhenUsed="0"/>
-    <w:lsdException w:name="Medium Grid 2" w:semiHidden="0" w:uiPriority="68" w:unhideWhenUsed="0"/>
-    <w:lsdException w:name="Medium Grid 3" w:semiHidden="0" w:uiPriority="69" w:unhideWhenUsed="0"/>
-    <w:lsdException w:name="Dark List" w:semiHidden="0" w:uiPriority="70" w:unhideWhenUsed="0"/>
-    <w:lsdException w:name="Colorful Shading" w:semiHidden="0" w:uiPriority="71" w:unhideWhenUsed="0"/>
-    <w:lsdException w:name="Colorful List" w:semiHidden="0" w:uiPriority="72" w:unhideWhenUsed="0"/>
-    <w:lsdException w:name="Colorful Grid" w:semiHidden="0" w:uiPriority="73" w:unhideWhenUsed="0"/>
-    <w:lsdException w:name="Light Shading Accent 1" w:semiHidden="0" w:uiPriority="60" w:unhideWhenUsed="0"/>
-    <w:lsdException w:name="Light List Accent 1" w:semiHidden="0" w:uiPriority="61" w:unhideWhenUsed="0"/>
-    <w:lsdException w:name="Light Grid Accent 1" w:semiHidden="0" w:uiPriority="62" w:unhideWhenUsed="0"/>
-    <w:lsdException w:name="Medium Shading 1 Accent 1" w:semiHidden="0" w:uiPriority="63" w:unhideWhenUsed="0"/>
-    <w:lsdException w:name="Medium Shading 2 Accent 1" w:semiHidden="0" w:uiPriority="64" w:unhideWhenUsed="0"/>
-    <w:lsdException w:name="Medium List 1 Accent 1" w:semiHidden="0" w:uiPriority="65" w:unhideWhenUsed="0"/>
-    <w:lsdException w:name="Revision" w:unhideWhenUsed="0"/>
-    <w:lsdException w:name="List Paragraph" w:semiHidden="0" w:uiPriority="34" w:unhideWhenUsed="0" w:qFormat="1"/>
-    <w:lsdException w:name="Quote" w:semiHidden="0" w:uiPriority="29" w:unhideWhenUsed="0" w:qFormat="1"/>
-    <w:lsdException w:name="Intense Quote" w:semiHidden="0" w:uiPriority="30" w:unhideWhenUsed="0" w:qFormat="1"/>
-    <w:lsdException w:name="Medium List 2 Accent 1" w:semiHidden="0" w:uiPriority="66" w:unhideWhenUsed="0"/>
-    <w:lsdException w:name="Medium Grid 1 Accent 1" w:semiHidden="0" w:uiPriority="67" w:unhideWhenUsed="0"/>
-    <w:lsdException w:name="Medium Grid 2 Accent 1" w:semiHidden="0" w:uiPriority="68" w:unhideWhenUsed="0"/>
-    <w:lsdException w:name="Medium Grid 3 Accent 1" w:semiHidden="0" w:uiPriority="69" w:unhideWhenUsed="0"/>
-    <w:lsdException w:name="Dark List Accent 1" w:semiHidden="0" w:uiPriority="70" w:unhideWhenUsed="0"/>
-    <w:lsdException w:name="Colorful Shading Accent 1" w:semiHidden="0" w:uiPriority="71" w:unhideWhenUsed="0"/>
-    <w:lsdException w:name="Colorful List Accent 1" w:semiHidden="0" w:uiPriority="72" w:unhideWhenUsed="0"/>
-    <w:lsdException w:name="Colorful Grid Accent 1" w:semiHidden="0" w:uiPriority="73" w:unhideWhenUsed="0"/>
-    <w:lsdException w:name="Light Shading Accent 2" w:semiHidden="0" w:uiPriority="60" w:unhideWhenUsed="0"/>
-    <w:lsdException w:name="Light List Accent 2" w:semiHidden="0" w:uiPriority="61" w:unhideWhenUsed="0"/>
-    <w:lsdException w:name="Light Grid Accent 2" w:semiHidden="0" w:uiPriority="62" w:unhideWhenUsed="0"/>
-    <w:lsdException w:name="Medium Shading 1 Accent 2" w:semiHidden="0" w:uiPriority="63" w:unhideWhenUsed="0"/>
-    <w:lsdException w:name="Medium Shading 2 Accent 2" w:semiHidden="0" w:uiPriority="64" w:unhideWhenUsed="0"/>
-    <w:lsdException w:name="Medium List 1 Accent 2" w:semiHidden="0" w:uiPriority="65" w:unhideWhenUsed="0"/>
-    <w:lsdException w:name="Medium List 2 Accent 2" w:semiHidden="0" w:uiPriority="66" w:unhideWhenUsed="0"/>
-    <w:lsdException w:name="Medium Grid 1 Accent 2" w:semiHidden="0" w:uiPriority="67" w:unhideWhenUsed="0"/>
-    <w:lsdException w:name="Medium Grid 2 Accent 2" w:semiHidden="0" w:uiPriority="68" w:unhideWhenUsed="0"/>
-    <w:lsdException w:name="Medium Grid 3 Accent 2" w:semiHidden="0" w:uiPriority="69" w:unhideWhenUsed="0"/>
-    <w:lsdException w:name="Dark List Accent 2" w:semiHidden="0" w:uiPriority="70" w:unhideWhenUsed="0"/>
-    <w:lsdException w:name="Colorful Shading Accent 2" w:semiHidden="0" w:uiPriority="71" w:unhideWhenUsed="0"/>
-    <w:lsdException w:name="Colorful List Accent 2" w:semiHidden="0" w:uiPriority="72" w:unhideWhenUsed="0"/>
-    <w:lsdException w:name="Colorful Grid Accent 2" w:semiHidden="0" w:uiPriority="73" w:unhideWhenUsed="0"/>
-    <w:lsdException w:name="Light Shading Accent 3" w:semiHidden="0" w:uiPriority="60" w:unhideWhenUsed="0"/>
-    <w:lsdException w:name="Light List Accent 3" w:semiHidden="0" w:uiPriority="61" w:unhideWhenUsed="0"/>
-    <w:lsdException w:name="Light Grid Accent 3" w:semiHidden="0" w:uiPriority="62" w:unhideWhenUsed="0"/>
-    <w:lsdException w:name="Medium Shading 1 Accent 3" w:semiHidden="0" w:uiPriority="63" w:unhideWhenUsed="0"/>
-    <w:lsdException w:name="Medium Shading 2 Accent 3" w:semiHidden="0" w:uiPriority="64" w:unhideWhenUsed="0"/>
-    <w:lsdException w:name="Medium List 1 Accent 3" w:semiHidden="0" w:uiPriority="65" w:unhideWhenUsed="0"/>
-    <w:lsdException w:name="Medium List 2 Accent 3" w:semiHidden="0" w:uiPriority="66" w:unhideWhenUsed="0"/>
-    <w:lsdException w:name="Medium Grid 1 Accent 3" w:semiHidden="0" w:uiPriority="67" w:unhideWhenUsed="0"/>
-    <w:lsdException w:name="Medium Grid 2 Accent 3" w:semiHidden="0" w:uiPriority="68" w:unhideWhenUsed="0"/>
-    <w:lsdException w:name="Medium Grid 3 Accent 3" w:semiHidden="0" w:uiPriority="69" w:unhideWhenUsed="0"/>
-    <w:lsdException w:name="Dark List Accent 3" w:semiHidden="0" w:uiPriority="70" w:unhideWhenUsed="0"/>
-    <w:lsdException w:name="Colorful Shading Accent 3" w:semiHidden="0" w:uiPriority="71" w:unhideWhenUsed="0"/>
-    <w:lsdException w:name="Colorful List Accent 3" w:semiHidden="0" w:uiPriority="72" w:unhideWhenUsed="0"/>
-    <w:lsdException w:name="Colorful Grid Accent 3" w:semiHidden="0" w:uiPriority="73" w:unhideWhenUsed="0"/>
-    <w:lsdException w:name="Light Shading Accent 4" w:semiHidden="0" w:uiPriority="60" w:unhideWhenUsed="0"/>
-    <w:lsdException w:name="Light List Accent 4" w:semiHidden="0" w:uiPriority="61" w:unhideWhenUsed="0"/>
-    <w:lsdException w:name="Light Grid Accent 4" w:semiHidden="0" w:uiPriority="62" w:unhideWhenUsed="0"/>
-    <w:lsdException w:name="Medium Shading 1 Accent 4" w:semiHidden="0" w:uiPriority="63" w:unhideWhenUsed="0"/>
-    <w:lsdException w:name="Medium Shading 2 Accent 4" w:semiHidden="0" w:uiPriority="64" w:unhideWhenUsed="0"/>
-    <w:lsdException w:name="Medium List 1 Accent 4" w:semiHidden="0" w:uiPriority="65" w:unhideWhenUsed="0"/>
-    <w:lsdException w:name="Medium List 2 Accent 4" w:semiHidden="0" w:uiPriority="66" w:unhideWhenUsed="0"/>
-    <w:lsdException w:name="Medium Grid 1 Accent 4" w:semiHidden="0" w:uiPriority="67" w:unhideWhenUsed="0"/>
-    <w:lsdException w:name="Medium Grid 2 Accent 4" w:semiHidden="0" w:uiPriority="68" w:unhideWhenUsed="0"/>
-    <w:lsdException w:name="Medium Grid 3 Accent 4" w:semiHidden="0" w:uiPriority="69" w:unhideWhenUsed="0"/>
-    <w:lsdException w:name="Dark List Accent 4" w:semiHidden="0" w:uiPriority="70" w:unhideWhenUsed="0"/>
-    <w:lsdException w:name="Colorful Shading Accent 4" w:semiHidden="0" w:uiPriority="71" w:unhideWhenUsed="0"/>
-    <w:lsdException w:name="Colorful List Accent 4" w:semiHidden="0" w:uiPriority="72" w:unhideWhenUsed="0"/>
-    <w:lsdException w:name="Colorful Grid Accent 4" w:semiHidden="0" w:uiPriority="73" w:unhideWhenUsed="0"/>
-    <w:lsdException w:name="Light Shading Accent 5" w:semiHidden="0" w:uiPriority="60" w:unhideWhenUsed="0"/>
-    <w:lsdException w:name="Light List Accent 5" w:semiHidden="0" w:uiPriority="61" w:unhideWhenUsed="0"/>
-    <w:lsdException w:name="Light Grid Accent 5" w:semiHidden="0" w:uiPriority="62" w:unhideWhenUsed="0"/>
-    <w:lsdException w:name="Medium Shading 1 Accent 5" w:semiHidden="0" w:uiPriority="63" w:unhideWhenUsed="0"/>
-    <w:lsdException w:name="Medium Shading 2 Accent 5" w:semiHidden="0" w:uiPriority="64" w:unhideWhenUsed="0"/>
-    <w:lsdException w:name="Medium List 1 Accent 5" w:semiHidden="0" w:uiPriority="65" w:unhideWhenUsed="0"/>
-    <w:lsdException w:name="Medium List 2 Accent 5" w:semiHidden="0" w:uiPriority="66" w:unhideWhenUsed="0"/>
-    <w:lsdException w:name="Medium Grid 1 Accent 5" w:semiHidden="0" w:uiPriority="67" w:unhideWhenUsed="0"/>
-    <w:lsdException w:name="Medium Grid 2 Accent 5" w:semiHidden="0" w:uiPriority="68" w:unhideWhenUsed="0"/>
-    <w:lsdException w:name="Medium Grid 3 Accent 5" w:semiHidden="0" w:uiPriority="69" w:unhideWhenUsed="0"/>
-    <w:lsdException w:name="Dark List Accent 5" w:semiHidden="0" w:uiPriority="70" w:unhideWhenUsed="0"/>
-    <w:lsdException w:name="Colorful Shading Accent 5" w:semiHidden="0" w:uiPriority="71" w:unhideWhenUsed="0"/>
-    <w:lsdException w:name="Colorful List Accent 5" w:semiHidden="0" w:uiPriority="72" w:unhideWhenUsed="0"/>
-    <w:lsdException w:name="Colorful Grid Accent 5" w:semiHidden="0" w:uiPriority="73" w:unhideWhenUsed="0"/>
-    <w:lsdException w:name="Light Shading Accent 6" w:semiHidden="0" w:uiPriority="60" w:unhideWhenUsed="0"/>
-    <w:lsdException w:name="Light List Accent 6" w:semiHidden="0" w:uiPriority="61" w:unhideWhenUsed="0"/>
-    <w:lsdException w:name="Light Grid Accent 6" w:semiHidden="0" w:uiPriority="62" w:unhideWhenUsed="0"/>
-    <w:lsdException w:name="Medium Shading 1 Accent 6" w:semiHidden="0" w:uiPriority="63" w:unhideWhenUsed="0"/>
-    <w:lsdException w:name="Medium Shading 2 Accent 6" w:semiHidden="0" w:uiPriority="64" w:unhideWhenUsed="0"/>
-    <w:lsdException w:name="Medium List 1 Accent 6" w:semiHidden="0" w:uiPriority="65" w:unhideWhenUsed="0"/>
-    <w:lsdException w:name="Medium List 2 Accent 6" w:semiHidden="0" w:uiPriority="66" w:unhideWhenUsed="0"/>
-    <w:lsdException w:name="Medium Grid 1 Accent 6" w:semiHidden="0" w:uiPriority="67" w:unhideWhenUsed="0"/>
-    <w:lsdException w:name="Medium Grid 2 Accent 6" w:semiHidden="0" w:uiPriority="68" w:unhideWhenUsed="0"/>
-    <w:lsdException w:name="Medium Grid 3 Accent 6" w:semiHidden="0" w:uiPriority="69" w:unhideWhenUsed="0"/>
-    <w:lsdException w:name="Dark List Accent 6" w:semiHidden="0" w:uiPriority="70" w:unhideWhenUsed="0"/>
-    <w:lsdException w:name="Colorful Shading Accent 6" w:semiHidden="0" w:uiPriority="71" w:unhideWhenUsed="0"/>
-    <w:lsdException w:name="Colorful List Accent 6" w:semiHidden="0" w:uiPriority="72" w:unhideWhenUsed="0"/>
-    <w:lsdException w:name="Colorful Grid Accent 6" w:semiHidden="0" w:uiPriority="73" w:unhideWhenUsed="0"/>
-    <w:lsdException w:name="Subtle Emphasis" w:semiHidden="0" w:uiPriority="19" w:unhideWhenUsed="0" w:qFormat="1"/>
-    <w:lsdException w:name="Intense Emphasis" w:semiHidden="0" w:uiPriority="21" w:unhideWhenUsed="0" w:qFormat="1"/>
-    <w:lsdException w:name="Subtle Reference" w:semiHidden="0" w:uiPriority="31" w:unhideWhenUsed="0" w:qFormat="1"/>
-    <w:lsdException w:name="Intense Reference" w:semiHidden="0" w:uiPriority="32" w:unhideWhenUsed="0" w:qFormat="1"/>
-    <w:lsdException w:name="Book Title" w:semiHidden="0" w:uiPriority="33" w:unhideWhenUsed="0" w:qFormat="1"/>
-    <w:lsdException w:name="Bibliography" w:uiPriority="37"/>
-    <w:lsdException w:name="TOC Heading" w:uiPriority="39" w:qFormat="1"/>
+    <w:lsdException w:name="Table Theme" w:semiHidden="1" w:unhideWhenUsed="1"/>
+    <w:lsdException w:name="Placeholder Text" w:semiHidden="1"/>
+    <w:lsdException w:name="No Spacing" w:uiPriority="1" w:qFormat="1"/>
+    <w:lsdException w:name="Light Shading" w:uiPriority="60"/>
+    <w:lsdException w:name="Light List" w:uiPriority="61"/>
+    <w:lsdException w:name="Light Grid" w:uiPriority="62"/>
+    <w:lsdException w:name="Medium Shading 1" w:uiPriority="63"/>
+    <w:lsdException w:name="Medium Shading 2" w:uiPriority="64"/>
+    <w:lsdException w:name="Medium List 1" w:uiPriority="65"/>
+    <w:lsdException w:name="Medium List 2" w:uiPriority="66"/>
+    <w:lsdException w:name="Medium Grid 1" w:uiPriority="67"/>
+    <w:lsdException w:name="Medium Grid 2" w:uiPriority="68"/>
+    <w:lsdException w:name="Medium Grid 3" w:uiPriority="69"/>
+    <w:lsdException w:name="Dark List" w:uiPriority="70"/>
+    <w:lsdException w:name="Colorful Shading" w:uiPriority="71"/>
+    <w:lsdException w:name="Colorful List" w:uiPriority="72"/>
+    <w:lsdException w:name="Colorful Grid" w:uiPriority="73"/>
+    <w:lsdException w:name="Light Shading Accent 1" w:uiPriority="60"/>
+    <w:lsdException w:name="Light List Accent 1" w:uiPriority="61"/>
+    <w:lsdException w:name="Light Grid Accent 1" w:uiPriority="62"/>
+    <w:lsdException w:name="Medium Shading 1 Accent 1" w:uiPriority="63"/>
+    <w:lsdException w:name="Medium Shading 2 Accent 1" w:uiPriority="64"/>
+    <w:lsdException w:name="Medium List 1 Accent 1" w:uiPriority="65"/>
+    <w:lsdException w:name="Revision" w:semiHidden="1"/>
+    <w:lsdException w:name="List Paragraph" w:uiPriority="34" w:qFormat="1"/>
+    <w:lsdException w:name="Quote" w:uiPriority="29" w:qFormat="1"/>
+    <w:lsdException w:name="Intense Quote" w:uiPriority="30" w:qFormat="1"/>
+    <w:lsdException w:name="Medium List 2 Accent 1" w:uiPriority="66"/>
+    <w:lsdException w:name="Medium Grid 1 Accent 1" w:uiPriority="67"/>
+    <w:lsdException w:name="Medium Grid 2 Accent 1" w:uiPriority="68"/>
+    <w:lsdException w:name="Medium Grid 3 Accent 1" w:uiPriority="69"/>
+    <w:lsdException w:name="Dark List Accent 1" w:uiPriority="70"/>
+    <w:lsdException w:name="Colorful Shading Accent 1" w:uiPriority="71"/>
+    <w:lsdException w:name="Colorful List Accent 1" w:uiPriority="72"/>
+    <w:lsdException w:name="Colorful Grid Accent 1" w:uiPriority="73"/>
+    <w:lsdException w:name="Light Shading Accent 2" w:uiPriority="60"/>
+    <w:lsdException w:name="Light List Accent 2" w:uiPriority="61"/>
+    <w:lsdException w:name="Light Grid Accent 2" w:uiPriority="62"/>
+    <w:lsdException w:name="Medium Shading 1 Accent 2" w:uiPriority="63"/>
+    <w:lsdException w:name="Medium Shading 2 Accent 2" w:uiPriority="64"/>
+    <w:lsdException w:name="Medium List 1 Accent 2" w:uiPriority="65"/>
+    <w:lsdException w:name="Medium List 2 Accent 2" w:uiPriority="66"/>
+    <w:lsdException w:name="Medium Grid 1 Accent 2" w:uiPriority="67"/>
+    <w:lsdException w:name="Medium Grid 2 Accent 2" w:uiPriority="68"/>
+    <w:lsdException w:name="Medium Grid 3 Accent 2" w:uiPriority="69"/>
+    <w:lsdException w:name="Dark List Accent 2" w:uiPriority="70"/>
+    <w:lsdException w:name="Colorful Shading Accent 2" w:uiPriority="71"/>
+    <w:lsdException w:name="Colorful List Accent 2" w:uiPriority="72"/>
+    <w:lsdException w:name="Colorful Grid Accent 2" w:uiPriority="73"/>
+    <w:lsdException w:name="Light Shading Accent 3" w:uiPriority="60"/>
+    <w:lsdException w:name="Light List Accent 3" w:uiPriority="61"/>
+    <w:lsdException w:name="Light Grid Accent 3" w:uiPriority="62"/>
+    <w:lsdException w:name="Medium Shading 1 Accent 3" w:uiPriority="63"/>
+    <w:lsdException w:name="Medium Shading 2 Accent 3" w:uiPriority="64"/>
+    <w:lsdException w:name="Medium List 1 Accent 3" w:uiPriority="65"/>
+    <w:lsdException w:name="Medium List 2 Accent 3" w:uiPriority="66"/>
+    <w:lsdException w:name="Medium Grid 1 Accent 3" w:uiPriority="67"/>
+    <w:lsdException w:name="Medium Grid 2 Accent 3" w:uiPriority="68"/>
+    <w:lsdException w:name="Medium Grid 3 Accent 3" w:uiPriority="69"/>
+    <w:lsdException w:name="Dark List Accent 3" w:uiPriority="70"/>
+    <w:lsdException w:name="Colorful Shading Accent 3" w:uiPriority="71"/>
+    <w:lsdException w:name="Colorful List Accent 3" w:uiPriority="72"/>
+    <w:lsdException w:name="Colorful Grid Accent 3" w:uiPriority="73"/>
+    <w:lsdException w:name="Light Shading Accent 4" w:uiPriority="60"/>
+    <w:lsdException w:name="Light List Accent 4" w:uiPriority="61"/>
+    <w:lsdException w:name="Light Grid Accent 4" w:uiPriority="62"/>
+    <w:lsdException w:name="Medium Shading 1 Accent 4" w:uiPriority="63"/>
+    <w:lsdException w:name="Medium Shading 2 Accent 4" w:uiPriority="64"/>
+    <w:lsdException w:name="Medium List 1 Accent 4" w:uiPriority="65"/>
+    <w:lsdException w:name="Medium List 2 Accent 4" w:uiPriority="66"/>
+    <w:lsdException w:name="Medium Grid 1 Accent 4" w:uiPriority="67"/>
+    <w:lsdException w:name="Medium Grid 2 Accent 4" w:uiPriority="68"/>
+    <w:lsdException w:name="Medium Grid 3 Accent 4" w:uiPriority="69"/>
+    <w:lsdException w:name="Dark List Accent 4" w:uiPriority="70"/>
+    <w:lsdException w:name="Colorful Shading Accent 4" w:uiPriority="71"/>
+    <w:lsdException w:name="Colorful List Accent 4" w:uiPriority="72"/>
+    <w:lsdException w:name="Colorful Grid Accent 4" w:uiPriority="73"/>
+    <w:lsdException w:name="Light Shading Accent 5" w:uiPriority="60"/>
+    <w:lsdException w:name="Light List Accent 5" w:uiPriority="61"/>
+    <w:lsdException w:name="Light Grid Accent 5" w:uiPriority="62"/>
+    <w:lsdException w:name="Medium Shading 1 Accent 5" w:uiPriority="63"/>
+    <w:lsdException w:name="Medium Shading 2 Accent 5" w:uiPriority="64"/>
+    <w:lsdException w:name="Medium List 1 Accent 5" w:uiPriority="65"/>
+    <w:lsdException w:name="Medium List 2 Accent 5" w:uiPriority="66"/>
+    <w:lsdException w:name="Medium Grid 1 Accent 5" w:uiPriority="67"/>
+    <w:lsdException w:name="Medium Grid 2 Accent 5" w:uiPriority="68"/>
+    <w:lsdException w:name="Medium Grid 3 Accent 5" w:uiPriority="69"/>
+    <w:lsdException w:name="Dark List Accent 5" w:uiPriority="70"/>
+    <w:lsdException w:name="Colorful Shading Accent 5" w:uiPriority="71"/>
+    <w:lsdException w:name="Colorful List Accent 5" w:uiPriority="72"/>
+    <w:lsdException w:name="Colorful Grid Accent 5" w:uiPriority="73"/>
+    <w:lsdException w:name="Light Shading Accent 6" w:uiPriority="60"/>
+    <w:lsdException w:name="Light List Accent 6" w:uiPriority="61"/>
+    <w:lsdException w:name="Light Grid Accent 6" w:uiPriority="62"/>
+    <w:lsdException w:name="Medium Shading 1 Accent 6" w:uiPriority="63"/>
+    <w:lsdException w:name="Medium Shading 2 Accent 6" w:uiPriority="64"/>
+    <w:lsdException w:name="Medium List 1 Accent 6" w:uiPriority="65"/>
+    <w:lsdException w:name="Medium List 2 Accent 6" w:uiPriority="66"/>
+    <w:lsdException w:name="Medium Grid 1 Accent 6" w:uiPriority="67"/>
+    <w:lsdException w:name="Medium Grid 2 Accent 6" w:uiPriority="68"/>
+    <w:lsdException w:name="Medium Grid 3 Accent 6" w:uiPriority="69"/>
+    <w:lsdException w:name="Dark List Accent 6" w:uiPriority="70"/>
+    <w:lsdException w:name="Colorful Shading Accent 6" w:uiPriority="71"/>
+    <w:lsdException w:name="Colorful List Accent 6" w:uiPriority="72"/>
+    <w:lsdException w:name="Colorful Grid Accent 6" w:uiPriority="73"/>
+    <w:lsdException w:name="Subtle Emphasis" w:uiPriority="19" w:qFormat="1"/>
+    <w:lsdException w:name="Intense Emphasis" w:uiPriority="21" w:qFormat="1"/>
+    <w:lsdException w:name="Subtle Reference" w:uiPriority="31" w:qFormat="1"/>
+    <w:lsdException w:name="Intense Reference" w:uiPriority="32" w:qFormat="1"/>
+    <w:lsdException w:name="Book Title" w:uiPriority="33" w:qFormat="1"/>
+    <w:lsdException w:name="Bibliography" w:semiHidden="1" w:uiPriority="37" w:unhideWhenUsed="1"/>
+    <w:lsdException w:name="TOC Heading" w:semiHidden="1" w:uiPriority="39" w:unhideWhenUsed="1" w:qFormat="1"/>
+    <w:lsdException w:name="Plain Table 1" w:uiPriority="41"/>
+    <w:lsdException w:name="Plain Table 2" w:uiPriority="42"/>
+    <w:lsdException w:name="Plain Table 3" w:uiPriority="43"/>
+    <w:lsdException w:name="Plain Table 4" w:uiPriority="44"/>
+    <w:lsdException w:name="Plain Table 5" w:uiPriority="45"/>
+    <w:lsdException w:name="Grid Table Light" w:uiPriority="40"/>
+    <w:lsdException w:name="Grid Table 1 Light" w:uiPriority="46"/>
+    <w:lsdException w:name="Grid Table 2" w:uiPriority="47"/>
+    <w:lsdException w:name="Grid Table 3" w:uiPriority="48"/>
+    <w:lsdException w:name="Grid Table 4" w:uiPriority="49"/>
+    <w:lsdException w:name="Grid Table 5 Dark" w:uiPriority="50"/>
+    <w:lsdException w:name="Grid Table 6 Colorful" w:uiPriority="51"/>
+    <w:lsdException w:name="Grid Table 7 Colorful" w:uiPriority="52"/>
+    <w:lsdException w:name="Grid Table 1 Light Accent 1" w:uiPriority="46"/>
+    <w:lsdException w:name="Grid Table 2 Accent 1" w:uiPriority="47"/>
+    <w:lsdException w:name="Grid Table 3 Accent 1" w:uiPriority="48"/>
+    <w:lsdException w:name="Grid Table 4 Accent 1" w:uiPriority="49"/>
+    <w:lsdException w:name="Grid Table 5 Dark Accent 1" w:uiPriority="50"/>
+    <w:lsdException w:name="Grid Table 6 Colorful Accent 1" w:uiPriority="51"/>
+    <w:lsdException w:name="Grid Table 7 Colorful Accent 1" w:uiPriority="52"/>
+    <w:lsdException w:name="Grid Table 1 Light Accent 2" w:uiPriority="46"/>
+    <w:lsdException w:name="Grid Table 2 Accent 2" w:uiPriority="47"/>
+    <w:lsdException w:name="Grid Table 3 Accent 2" w:uiPriority="48"/>
+    <w:lsdException w:name="Grid Table 4 Accent 2" w:uiPriority="49"/>
+    <w:lsdException w:name="Grid Table 5 Dark Accent 2" w:uiPriority="50"/>
+    <w:lsdException w:name="Grid Table 6 Colorful Accent 2" w:uiPriority="51"/>
+    <w:lsdException w:name="Grid Table 7 Colorful Accent 2" w:uiPriority="52"/>
+    <w:lsdException w:name="Grid Table 1 Light Accent 3" w:uiPriority="46"/>
+    <w:lsdException w:name="Grid Table 2 Accent 3" w:uiPriority="47"/>
+    <w:lsdException w:name="Grid Table 3 Accent 3" w:uiPriority="48"/>
+    <w:lsdException w:name="Grid Table 4 Accent 3" w:uiPriority="49"/>
+    <w:lsdException w:name="Grid Table 5 Dark Accent 3" w:uiPriority="50"/>
+    <w:lsdException w:name="Grid Table 6 Colorful Accent 3" w:uiPriority="51"/>
+    <w:lsdException w:name="Grid Table 7 Colorful Accent 3" w:uiPriority="52"/>
+    <w:lsdException w:name="Grid Table 1 Light Accent 4" w:uiPriority="46"/>
+    <w:lsdException w:name="Grid Table 2 Accent 4" w:uiPriority="47"/>
+    <w:lsdException w:name="Grid Table 3 Accent 4" w:uiPriority="48"/>
+    <w:lsdException w:name="Grid Table 4 Accent 4" w:uiPriority="49"/>
+    <w:lsdException w:name="Grid Table 5 Dark Accent 4" w:uiPriority="50"/>
+    <w:lsdException w:name="Grid Table 6 Colorful Accent 4" w:uiPriority="51"/>
+    <w:lsdException w:name="Grid Table 7 Colorful Accent 4" w:uiPriority="52"/>
+    <w:lsdException w:name="Grid Table 1 Light Accent 5" w:uiPriority="46"/>
+    <w:lsdException w:name="Grid Table 2 Accent 5" w:uiPriority="47"/>
+    <w:lsdException w:name="Grid Table 3 Accent 5" w:uiPriority="48"/>
+    <w:lsdException w:name="Grid Table 4 Accent 5" w:uiPriority="49"/>
+    <w:lsdException w:name="Grid Table 5 Dark Accent 5" w:uiPriority="50"/>
+    <w:lsdException w:name="Grid Table 6 Colorful Accent 5" w:uiPriority="51"/>
+    <w:lsdException w:name="Grid Table 7 Colorful Accent 5" w:uiPriority="52"/>
+    <w:lsdException w:name="Grid Table 1 Light Accent 6" w:uiPriority="46"/>
+    <w:lsdException w:name="Grid Table 2 Accent 6" w:uiPriority="47"/>
+    <w:lsdException w:name="Grid Table 3 Accent 6" w:uiPriority="48"/>
+    <w:lsdException w:name="Grid Table 4 Accent 6" w:uiPriority="49"/>
+    <w:lsdException w:name="Grid Table 5 Dark Accent 6" w:uiPriority="50"/>
+    <w:lsdException w:name="Grid Table 6 Colorful Accent 6" w:uiPriority="51"/>
+    <w:lsdException w:name="Grid Table 7 Colorful Accent 6" w:uiPriority="52"/>
+    <w:lsdException w:name="List Table 1 Light" w:uiPriority="46"/>
+    <w:lsdException w:name="List Table 2" w:uiPriority="47"/>
+    <w:lsdException w:name="List Table 3" w:uiPriority="48"/>
+    <w:lsdException w:name="List Table 4" w:uiPriority="49"/>
+    <w:lsdException w:name="List Table 5 Dark" w:uiPriority="50"/>
+    <w:lsdException w:name="List Table 6 Colorful" w:uiPriority="51"/>
+    <w:lsdException w:name="List Table 7 Colorful" w:uiPriority="52"/>
+    <w:lsdException w:name="List Table 1 Light Accent 1" w:uiPriority="46"/>
+    <w:lsdException w:name="List Table 2 Accent 1" w:uiPriority="47"/>
+    <w:lsdException w:name="List Table 3 Accent 1" w:uiPriority="48"/>
+    <w:lsdException w:name="List Table 4 Accent 1" w:uiPriority="49"/>
+    <w:lsdException w:name="List Table 5 Dark Accent 1" w:uiPriority="50"/>
+    <w:lsdException w:name="List Table 6 Colorful Accent 1" w:uiPriority="51"/>
+    <w:lsdException w:name="List Table 7 Colorful Accent 1" w:uiPriority="52"/>
+    <w:lsdException w:name="List Table 1 Light Accent 2" w:uiPriority="46"/>
+    <w:lsdException w:name="List Table 2 Accent 2" w:uiPriority="47"/>
+    <w:lsdException w:name="List Table 3 Accent 2" w:uiPriority="48"/>
+    <w:lsdException w:name="List Table 4 Accent 2" w:uiPriority="49"/>
+    <w:lsdException w:name="List Table 5 Dark Accent 2" w:uiPriority="50"/>
+    <w:lsdException w:name="List Table 6 Colorful Accent 2" w:uiPriority="51"/>
+    <w:lsdException w:name="List Table 7 Colorful Accent 2" w:uiPriority="52"/>
+    <w:lsdException w:name="List Table 1 Light Accent 3" w:uiPriority="46"/>
+    <w:lsdException w:name="List Table 2 Accent 3" w:uiPriority="47"/>
+    <w:lsdException w:name="List Table 3 Accent 3" w:uiPriority="48"/>
+    <w:lsdException w:name="List Table 4 Accent 3" w:uiPriority="49"/>
+    <w:lsdException w:name="List Table 5 Dark Accent 3" w:uiPriority="50"/>
+    <w:lsdException w:name="List Table 6 Colorful Accent 3" w:uiPriority="51"/>
+    <w:lsdException w:name="List Table 7 Colorful Accent 3" w:uiPriority="52"/>
+    <w:lsdException w:name="List Table 1 Light Accent 4" w:uiPriority="46"/>
+    <w:lsdException w:name="List Table 2 Accent 4" w:uiPriority="47"/>
+    <w:lsdException w:name="List Table 3 Accent 4" w:uiPriority="48"/>
+    <w:lsdException w:name="List Table 4 Accent 4" w:uiPriority="49"/>
+    <w:lsdException w:name="List Table 5 Dark Accent 4" w:uiPriority="50"/>
+    <w:lsdException w:name="List Table 6 Colorful Accent 4" w:uiPriority="51"/>
+    <w:lsdException w:name="List Table 7 Colorful Accent 4" w:uiPriority="52"/>
+    <w:lsdException w:name="List Table 1 Light Accent 5" w:uiPriority="46"/>
+    <w:lsdException w:name="List Table 2 Accent 5" w:uiPriority="47"/>
+    <w:lsdException w:name="List Table 3 Accent 5" w:uiPriority="48"/>
+    <w:lsdException w:name="List Table 4 Accent 5" w:uiPriority="49"/>
+    <w:lsdException w:name="List Table 5 Dark Accent 5" w:uiPriority="50"/>
+    <w:lsdException w:name="List Table 6 Colorful Accent 5" w:uiPriority="51"/>
+    <w:lsdException w:name="List Table 7 Colorful Accent 5" w:uiPriority="52"/>
+    <w:lsdException w:name="List Table 1 Light Accent 6" w:uiPriority="46"/>
+    <w:lsdException w:name="List Table 2 Accent 6" w:uiPriority="47"/>
+    <w:lsdException w:name="List Table 3 Accent 6" w:uiPriority="48"/>
+    <w:lsdException w:name="List Table 4 Accent 6" w:uiPriority="49"/>
+    <w:lsdException w:name="List Table 5 Dark Accent 6" w:uiPriority="50"/>
+    <w:lsdException w:name="List Table 6 Colorful Accent 6" w:uiPriority="51"/>
+    <w:lsdException w:name="List Table 7 Colorful Accent 6" w:uiPriority="52"/>
+    <w:lsdException w:name="Mention" w:semiHidden="1" w:unhideWhenUsed="1"/>
+    <w:lsdException w:name="Smart Hyperlink" w:semiHidden="1" w:unhideWhenUsed="1"/>
+    <w:lsdException w:name="Hashtag" w:semiHidden="1" w:unhideWhenUsed="1"/>
+    <w:lsdException w:name="Unresolved Mention" w:semiHidden="1" w:unhideWhenUsed="1"/>
+    <w:lsdException w:name="Smart Link" w:semiHidden="1" w:unhideWhenUsed="1"/>
   </w:latentStyles>
   <w:style w:type="paragraph" w:default="1" w:styleId="Normal">
     <w:name w:val="Normal"/>
@@ -34931,10 +34531,10 @@
       <w:szCs w:val="20"/>
     </w:rPr>
   </w:style>
-  <w:style w:type="paragraph" w:styleId="stbilgi">
+  <w:style w:type="paragraph" w:styleId="stBilgi">
     <w:name w:val="header"/>
     <w:basedOn w:val="Normal"/>
-    <w:link w:val="stbilgiChar"/>
+    <w:link w:val="stBilgiChar"/>
     <w:uiPriority w:val="99"/>
     <w:unhideWhenUsed/>
     <w:rsid w:val="007114C4"/>
@@ -34946,17 +34546,17 @@
       <w:spacing w:after="0" w:line="240" w:lineRule="auto"/>
     </w:pPr>
   </w:style>
-  <w:style w:type="character" w:customStyle="1" w:styleId="stbilgiChar">
-    <w:name w:val="Üstbilgi Char"/>
+  <w:style w:type="character" w:customStyle="1" w:styleId="stBilgiChar">
+    <w:name w:val="Üst Bilgi Char"/>
     <w:basedOn w:val="VarsaylanParagrafYazTipi"/>
-    <w:link w:val="stbilgi"/>
+    <w:link w:val="stBilgi"/>
     <w:uiPriority w:val="99"/>
     <w:rsid w:val="007114C4"/>
   </w:style>
-  <w:style w:type="paragraph" w:styleId="Altbilgi">
+  <w:style w:type="paragraph" w:styleId="AltBilgi">
     <w:name w:val="footer"/>
     <w:basedOn w:val="Normal"/>
-    <w:link w:val="AltbilgiChar"/>
+    <w:link w:val="AltBilgiChar"/>
     <w:uiPriority w:val="99"/>
     <w:unhideWhenUsed/>
     <w:rsid w:val="007114C4"/>
@@ -34968,459 +34568,10 @@
       <w:spacing w:after="0" w:line="240" w:lineRule="auto"/>
     </w:pPr>
   </w:style>
-  <w:style w:type="character" w:customStyle="1" w:styleId="AltbilgiChar">
-    <w:name w:val="Altbilgi Char"/>
+  <w:style w:type="character" w:customStyle="1" w:styleId="AltBilgiChar">
+    <w:name w:val="Alt Bilgi Char"/>
     <w:basedOn w:val="VarsaylanParagrafYazTipi"/>
-    <w:link w:val="Altbilgi"/>
-    <w:uiPriority w:val="99"/>
-    <w:rsid w:val="007114C4"/>
-  </w:style>
-  <w:style w:type="paragraph" w:styleId="DipnotMetni">
-    <w:name w:val="footnote text"/>
-    <w:basedOn w:val="Normal"/>
-    <w:link w:val="DipnotMetniChar"/>
-    <w:uiPriority w:val="99"/>
-    <w:semiHidden/>
-    <w:unhideWhenUsed/>
-    <w:rsid w:val="00E27730"/>
-    <w:pPr>
-      <w:spacing w:after="0" w:line="240" w:lineRule="auto"/>
-    </w:pPr>
-    <w:rPr>
-      <w:sz w:val="20"/>
-      <w:szCs w:val="20"/>
-    </w:rPr>
-  </w:style>
-  <w:style w:type="character" w:customStyle="1" w:styleId="DipnotMetniChar">
-    <w:name w:val="Dipnot Metni Char"/>
-    <w:basedOn w:val="VarsaylanParagrafYazTipi"/>
-    <w:link w:val="DipnotMetni"/>
-    <w:uiPriority w:val="99"/>
-    <w:semiHidden/>
-    <w:rsid w:val="00E27730"/>
-    <w:rPr>
-      <w:sz w:val="20"/>
-      <w:szCs w:val="20"/>
-    </w:rPr>
-  </w:style>
-  <w:style w:type="character" w:styleId="DipnotBavurusu">
-    <w:name w:val="footnote reference"/>
-    <w:basedOn w:val="VarsaylanParagrafYazTipi"/>
-    <w:uiPriority w:val="99"/>
-    <w:semiHidden/>
-    <w:unhideWhenUsed/>
-    <w:rsid w:val="00E27730"/>
-    <w:rPr>
-      <w:vertAlign w:val="superscript"/>
-    </w:rPr>
-  </w:style>
-  <w:style w:type="paragraph" w:styleId="Dzeltme">
-    <w:name w:val="Revision"/>
-    <w:hidden/>
-    <w:uiPriority w:val="99"/>
-    <w:semiHidden/>
-    <w:rsid w:val="00D05902"/>
-    <w:pPr>
-      <w:spacing w:after="0" w:line="240" w:lineRule="auto"/>
-    </w:pPr>
-  </w:style>
-  <w:style w:type="character" w:styleId="Kpr">
-    <w:name w:val="Hyperlink"/>
-    <w:basedOn w:val="VarsaylanParagrafYazTipi"/>
-    <w:uiPriority w:val="99"/>
-    <w:unhideWhenUsed/>
-    <w:rsid w:val="005670A0"/>
-    <w:rPr>
-      <w:color w:val="0000FF" w:themeColor="hyperlink"/>
-      <w:u w:val="single"/>
-    </w:rPr>
-  </w:style>
-  <w:style w:type="paragraph" w:styleId="NormalWeb">
-    <w:name w:val="Normal (Web)"/>
-    <w:basedOn w:val="Normal"/>
-    <w:uiPriority w:val="99"/>
-    <w:semiHidden/>
-    <w:unhideWhenUsed/>
-    <w:rsid w:val="005670A0"/>
-    <w:rPr>
-      <w:rFonts w:ascii="Times New Roman" w:eastAsia="Calibri" w:hAnsi="Times New Roman" w:cs="Times New Roman"/>
-      <w:sz w:val="24"/>
-      <w:szCs w:val="24"/>
-      <w:lang w:eastAsia="tr-TR"/>
-    </w:rPr>
-  </w:style>
-  <w:style w:type="character" w:styleId="Gl">
-    <w:name w:val="Strong"/>
-    <w:basedOn w:val="VarsaylanParagrafYazTipi"/>
-    <w:uiPriority w:val="22"/>
-    <w:qFormat/>
-    <w:rsid w:val="005670A0"/>
-    <w:rPr>
-      <w:b/>
-      <w:bCs/>
-    </w:rPr>
-  </w:style>
-</w:styles>
-</file>
-
-<file path=word/stylesWithEffects.xml><?xml version="1.0" encoding="utf-8"?>
-<w:styles xmlns:wpc="http://schemas.microsoft.com/office/word/2010/wordprocessingCanvas" xmlns:mc="http://schemas.openxmlformats.org/markup-compatibility/2006" xmlns:o="urn:schemas-microsoft-com:office:office" xmlns:r="http://schemas.openxmlformats.org/officeDocument/2006/relationships" xmlns:m="http://schemas.openxmlformats.org/officeDocument/2006/math" xmlns:v="urn:schemas-microsoft-com:vml" xmlns:wp14="http://schemas.microsoft.com/office/word/2010/wordprocessingDrawing" xmlns:wp="http://schemas.openxmlformats.org/drawingml/2006/wordprocessingDrawing" xmlns:w10="urn:schemas-microsoft-com:office:word" xmlns:w="http://schemas.openxmlformats.org/wordprocessingml/2006/main" xmlns:w14="http://schemas.microsoft.com/office/word/2010/wordml" xmlns:wpg="http://schemas.microsoft.com/office/word/2010/wordprocessingGroup" xmlns:wpi="http://schemas.microsoft.com/office/word/2010/wordprocessingInk" xmlns:wne="http://schemas.microsoft.com/office/word/2006/wordml" xmlns:wps="http://schemas.microsoft.com/office/word/2010/wordprocessingShape" mc:Ignorable="w14 wp14">
-  <w:docDefaults>
-    <w:rPrDefault>
-      <w:rPr>
-        <w:rFonts w:asciiTheme="minorHAnsi" w:eastAsiaTheme="minorHAnsi" w:hAnsiTheme="minorHAnsi" w:cstheme="minorBidi"/>
-        <w:sz w:val="22"/>
-        <w:szCs w:val="22"/>
-        <w:lang w:val="tr-TR" w:eastAsia="en-US" w:bidi="ar-SA"/>
-      </w:rPr>
-    </w:rPrDefault>
-    <w:pPrDefault>
-      <w:pPr>
-        <w:spacing w:after="200" w:line="276" w:lineRule="auto"/>
-      </w:pPr>
-    </w:pPrDefault>
-  </w:docDefaults>
-  <w:latentStyles w:defLockedState="0" w:defUIPriority="99" w:defSemiHidden="1" w:defUnhideWhenUsed="1" w:defQFormat="0" w:count="267">
-    <w:lsdException w:name="Normal" w:semiHidden="0" w:uiPriority="0" w:unhideWhenUsed="0" w:qFormat="1"/>
-    <w:lsdException w:name="heading 1" w:semiHidden="0" w:uiPriority="9" w:unhideWhenUsed="0" w:qFormat="1"/>
-    <w:lsdException w:name="heading 2" w:uiPriority="9" w:qFormat="1"/>
-    <w:lsdException w:name="heading 3" w:uiPriority="9" w:qFormat="1"/>
-    <w:lsdException w:name="heading 4" w:uiPriority="9" w:qFormat="1"/>
-    <w:lsdException w:name="heading 5" w:uiPriority="9" w:qFormat="1"/>
-    <w:lsdException w:name="heading 6" w:uiPriority="9" w:qFormat="1"/>
-    <w:lsdException w:name="heading 7" w:uiPriority="9" w:qFormat="1"/>
-    <w:lsdException w:name="heading 8" w:uiPriority="9" w:qFormat="1"/>
-    <w:lsdException w:name="heading 9" w:uiPriority="9" w:qFormat="1"/>
-    <w:lsdException w:name="toc 1" w:uiPriority="39"/>
-    <w:lsdException w:name="toc 2" w:uiPriority="39"/>
-    <w:lsdException w:name="toc 3" w:uiPriority="39"/>
-    <w:lsdException w:name="toc 4" w:uiPriority="39"/>
-    <w:lsdException w:name="toc 5" w:uiPriority="39"/>
-    <w:lsdException w:name="toc 6" w:uiPriority="39"/>
-    <w:lsdException w:name="toc 7" w:uiPriority="39"/>
-    <w:lsdException w:name="toc 8" w:uiPriority="39"/>
-    <w:lsdException w:name="toc 9" w:uiPriority="39"/>
-    <w:lsdException w:name="caption" w:uiPriority="35" w:qFormat="1"/>
-    <w:lsdException w:name="Title" w:semiHidden="0" w:uiPriority="10" w:unhideWhenUsed="0" w:qFormat="1"/>
-    <w:lsdException w:name="Default Paragraph Font" w:uiPriority="1"/>
-    <w:lsdException w:name="Subtitle" w:semiHidden="0" w:uiPriority="11" w:unhideWhenUsed="0" w:qFormat="1"/>
-    <w:lsdException w:name="Strong" w:semiHidden="0" w:uiPriority="22" w:unhideWhenUsed="0" w:qFormat="1"/>
-    <w:lsdException w:name="Emphasis" w:semiHidden="0" w:uiPriority="20" w:unhideWhenUsed="0" w:qFormat="1"/>
-    <w:lsdException w:name="Table Grid" w:uiPriority="59"/>
-    <w:lsdException w:name="Placeholder Text" w:unhideWhenUsed="0"/>
-    <w:lsdException w:name="No Spacing" w:semiHidden="0" w:uiPriority="1" w:unhideWhenUsed="0" w:qFormat="1"/>
-    <w:lsdException w:name="Light Shading" w:semiHidden="0" w:uiPriority="60" w:unhideWhenUsed="0"/>
-    <w:lsdException w:name="Light List" w:semiHidden="0" w:uiPriority="61" w:unhideWhenUsed="0"/>
-    <w:lsdException w:name="Light Grid" w:semiHidden="0" w:uiPriority="62" w:unhideWhenUsed="0"/>
-    <w:lsdException w:name="Medium Shading 1" w:semiHidden="0" w:uiPriority="63" w:unhideWhenUsed="0"/>
-    <w:lsdException w:name="Medium Shading 2" w:semiHidden="0" w:uiPriority="64" w:unhideWhenUsed="0"/>
-    <w:lsdException w:name="Medium List 1" w:semiHidden="0" w:uiPriority="65" w:unhideWhenUsed="0"/>
-    <w:lsdException w:name="Medium List 2" w:semiHidden="0" w:uiPriority="66" w:unhideWhenUsed="0"/>
-    <w:lsdException w:name="Medium Grid 1" w:semiHidden="0" w:uiPriority="67" w:unhideWhenUsed="0"/>
-    <w:lsdException w:name="Medium Grid 2" w:semiHidden="0" w:uiPriority="68" w:unhideWhenUsed="0"/>
-    <w:lsdException w:name="Medium Grid 3" w:semiHidden="0" w:uiPriority="69" w:unhideWhenUsed="0"/>
-    <w:lsdException w:name="Dark List" w:semiHidden="0" w:uiPriority="70" w:unhideWhenUsed="0"/>
-    <w:lsdException w:name="Colorful Shading" w:semiHidden="0" w:uiPriority="71" w:unhideWhenUsed="0"/>
-    <w:lsdException w:name="Colorful List" w:semiHidden="0" w:uiPriority="72" w:unhideWhenUsed="0"/>
-    <w:lsdException w:name="Colorful Grid" w:semiHidden="0" w:uiPriority="73" w:unhideWhenUsed="0"/>
-    <w:lsdException w:name="Light Shading Accent 1" w:semiHidden="0" w:uiPriority="60" w:unhideWhenUsed="0"/>
-    <w:lsdException w:name="Light List Accent 1" w:semiHidden="0" w:uiPriority="61" w:unhideWhenUsed="0"/>
-    <w:lsdException w:name="Light Grid Accent 1" w:semiHidden="0" w:uiPriority="62" w:unhideWhenUsed="0"/>
-    <w:lsdException w:name="Medium Shading 1 Accent 1" w:semiHidden="0" w:uiPriority="63" w:unhideWhenUsed="0"/>
-    <w:lsdException w:name="Medium Shading 2 Accent 1" w:semiHidden="0" w:uiPriority="64" w:unhideWhenUsed="0"/>
-    <w:lsdException w:name="Medium List 1 Accent 1" w:semiHidden="0" w:uiPriority="65" w:unhideWhenUsed="0"/>
-    <w:lsdException w:name="Revision" w:unhideWhenUsed="0"/>
-    <w:lsdException w:name="List Paragraph" w:semiHidden="0" w:uiPriority="34" w:unhideWhenUsed="0" w:qFormat="1"/>
-    <w:lsdException w:name="Quote" w:semiHidden="0" w:uiPriority="29" w:unhideWhenUsed="0" w:qFormat="1"/>
-    <w:lsdException w:name="Intense Quote" w:semiHidden="0" w:uiPriority="30" w:unhideWhenUsed="0" w:qFormat="1"/>
-    <w:lsdException w:name="Medium List 2 Accent 1" w:semiHidden="0" w:uiPriority="66" w:unhideWhenUsed="0"/>
-    <w:lsdException w:name="Medium Grid 1 Accent 1" w:semiHidden="0" w:uiPriority="67" w:unhideWhenUsed="0"/>
-    <w:lsdException w:name="Medium Grid 2 Accent 1" w:semiHidden="0" w:uiPriority="68" w:unhideWhenUsed="0"/>
-    <w:lsdException w:name="Medium Grid 3 Accent 1" w:semiHidden="0" w:uiPriority="69" w:unhideWhenUsed="0"/>
-    <w:lsdException w:name="Dark List Accent 1" w:semiHidden="0" w:uiPriority="70" w:unhideWhenUsed="0"/>
-    <w:lsdException w:name="Colorful Shading Accent 1" w:semiHidden="0" w:uiPriority="71" w:unhideWhenUsed="0"/>
-    <w:lsdException w:name="Colorful List Accent 1" w:semiHidden="0" w:uiPriority="72" w:unhideWhenUsed="0"/>
-    <w:lsdException w:name="Colorful Grid Accent 1" w:semiHidden="0" w:uiPriority="73" w:unhideWhenUsed="0"/>
-    <w:lsdException w:name="Light Shading Accent 2" w:semiHidden="0" w:uiPriority="60" w:unhideWhenUsed="0"/>
-    <w:lsdException w:name="Light List Accent 2" w:semiHidden="0" w:uiPriority="61" w:unhideWhenUsed="0"/>
-    <w:lsdException w:name="Light Grid Accent 2" w:semiHidden="0" w:uiPriority="62" w:unhideWhenUsed="0"/>
-    <w:lsdException w:name="Medium Shading 1 Accent 2" w:semiHidden="0" w:uiPriority="63" w:unhideWhenUsed="0"/>
-    <w:lsdException w:name="Medium Shading 2 Accent 2" w:semiHidden="0" w:uiPriority="64" w:unhideWhenUsed="0"/>
-    <w:lsdException w:name="Medium List 1 Accent 2" w:semiHidden="0" w:uiPriority="65" w:unhideWhenUsed="0"/>
-    <w:lsdException w:name="Medium List 2 Accent 2" w:semiHidden="0" w:uiPriority="66" w:unhideWhenUsed="0"/>
-    <w:lsdException w:name="Medium Grid 1 Accent 2" w:semiHidden="0" w:uiPriority="67" w:unhideWhenUsed="0"/>
-    <w:lsdException w:name="Medium Grid 2 Accent 2" w:semiHidden="0" w:uiPriority="68" w:unhideWhenUsed="0"/>
-    <w:lsdException w:name="Medium Grid 3 Accent 2" w:semiHidden="0" w:uiPriority="69" w:unhideWhenUsed="0"/>
-    <w:lsdException w:name="Dark List Accent 2" w:semiHidden="0" w:uiPriority="70" w:unhideWhenUsed="0"/>
-    <w:lsdException w:name="Colorful Shading Accent 2" w:semiHidden="0" w:uiPriority="71" w:unhideWhenUsed="0"/>
-    <w:lsdException w:name="Colorful List Accent 2" w:semiHidden="0" w:uiPriority="72" w:unhideWhenUsed="0"/>
-    <w:lsdException w:name="Colorful Grid Accent 2" w:semiHidden="0" w:uiPriority="73" w:unhideWhenUsed="0"/>
-    <w:lsdException w:name="Light Shading Accent 3" w:semiHidden="0" w:uiPriority="60" w:unhideWhenUsed="0"/>
-    <w:lsdException w:name="Light List Accent 3" w:semiHidden="0" w:uiPriority="61" w:unhideWhenUsed="0"/>
-    <w:lsdException w:name="Light Grid Accent 3" w:semiHidden="0" w:uiPriority="62" w:unhideWhenUsed="0"/>
-    <w:lsdException w:name="Medium Shading 1 Accent 3" w:semiHidden="0" w:uiPriority="63" w:unhideWhenUsed="0"/>
-    <w:lsdException w:name="Medium Shading 2 Accent 3" w:semiHidden="0" w:uiPriority="64" w:unhideWhenUsed="0"/>
-    <w:lsdException w:name="Medium List 1 Accent 3" w:semiHidden="0" w:uiPriority="65" w:unhideWhenUsed="0"/>
-    <w:lsdException w:name="Medium List 2 Accent 3" w:semiHidden="0" w:uiPriority="66" w:unhideWhenUsed="0"/>
-    <w:lsdException w:name="Medium Grid 1 Accent 3" w:semiHidden="0" w:uiPriority="67" w:unhideWhenUsed="0"/>
-    <w:lsdException w:name="Medium Grid 2 Accent 3" w:semiHidden="0" w:uiPriority="68" w:unhideWhenUsed="0"/>
-    <w:lsdException w:name="Medium Grid 3 Accent 3" w:semiHidden="0" w:uiPriority="69" w:unhideWhenUsed="0"/>
-    <w:lsdException w:name="Dark List Accent 3" w:semiHidden="0" w:uiPriority="70" w:unhideWhenUsed="0"/>
-    <w:lsdException w:name="Colorful Shading Accent 3" w:semiHidden="0" w:uiPriority="71" w:unhideWhenUsed="0"/>
-    <w:lsdException w:name="Colorful List Accent 3" w:semiHidden="0" w:uiPriority="72" w:unhideWhenUsed="0"/>
-    <w:lsdException w:name="Colorful Grid Accent 3" w:semiHidden="0" w:uiPriority="73" w:unhideWhenUsed="0"/>
-    <w:lsdException w:name="Light Shading Accent 4" w:semiHidden="0" w:uiPriority="60" w:unhideWhenUsed="0"/>
-    <w:lsdException w:name="Light List Accent 4" w:semiHidden="0" w:uiPriority="61" w:unhideWhenUsed="0"/>
-    <w:lsdException w:name="Light Grid Accent 4" w:semiHidden="0" w:uiPriority="62" w:unhideWhenUsed="0"/>
-    <w:lsdException w:name="Medium Shading 1 Accent 4" w:semiHidden="0" w:uiPriority="63" w:unhideWhenUsed="0"/>
-    <w:lsdException w:name="Medium Shading 2 Accent 4" w:semiHidden="0" w:uiPriority="64" w:unhideWhenUsed="0"/>
-    <w:lsdException w:name="Medium List 1 Accent 4" w:semiHidden="0" w:uiPriority="65" w:unhideWhenUsed="0"/>
-    <w:lsdException w:name="Medium List 2 Accent 4" w:semiHidden="0" w:uiPriority="66" w:unhideWhenUsed="0"/>
-    <w:lsdException w:name="Medium Grid 1 Accent 4" w:semiHidden="0" w:uiPriority="67" w:unhideWhenUsed="0"/>
-    <w:lsdException w:name="Medium Grid 2 Accent 4" w:semiHidden="0" w:uiPriority="68" w:unhideWhenUsed="0"/>
-    <w:lsdException w:name="Medium Grid 3 Accent 4" w:semiHidden="0" w:uiPriority="69" w:unhideWhenUsed="0"/>
-    <w:lsdException w:name="Dark List Accent 4" w:semiHidden="0" w:uiPriority="70" w:unhideWhenUsed="0"/>
-    <w:lsdException w:name="Colorful Shading Accent 4" w:semiHidden="0" w:uiPriority="71" w:unhideWhenUsed="0"/>
-    <w:lsdException w:name="Colorful List Accent 4" w:semiHidden="0" w:uiPriority="72" w:unhideWhenUsed="0"/>
-    <w:lsdException w:name="Colorful Grid Accent 4" w:semiHidden="0" w:uiPriority="73" w:unhideWhenUsed="0"/>
-    <w:lsdException w:name="Light Shading Accent 5" w:semiHidden="0" w:uiPriority="60" w:unhideWhenUsed="0"/>
-    <w:lsdException w:name="Light List Accent 5" w:semiHidden="0" w:uiPriority="61" w:unhideWhenUsed="0"/>
-    <w:lsdException w:name="Light Grid Accent 5" w:semiHidden="0" w:uiPriority="62" w:unhideWhenUsed="0"/>
-    <w:lsdException w:name="Medium Shading 1 Accent 5" w:semiHidden="0" w:uiPriority="63" w:unhideWhenUsed="0"/>
-    <w:lsdException w:name="Medium Shading 2 Accent 5" w:semiHidden="0" w:uiPriority="64" w:unhideWhenUsed="0"/>
-    <w:lsdException w:name="Medium List 1 Accent 5" w:semiHidden="0" w:uiPriority="65" w:unhideWhenUsed="0"/>
-    <w:lsdException w:name="Medium List 2 Accent 5" w:semiHidden="0" w:uiPriority="66" w:unhideWhenUsed="0"/>
-    <w:lsdException w:name="Medium Grid 1 Accent 5" w:semiHidden="0" w:uiPriority="67" w:unhideWhenUsed="0"/>
-    <w:lsdException w:name="Medium Grid 2 Accent 5" w:semiHidden="0" w:uiPriority="68" w:unhideWhenUsed="0"/>
-    <w:lsdException w:name="Medium Grid 3 Accent 5" w:semiHidden="0" w:uiPriority="69" w:unhideWhenUsed="0"/>
-    <w:lsdException w:name="Dark List Accent 5" w:semiHidden="0" w:uiPriority="70" w:unhideWhenUsed="0"/>
-    <w:lsdException w:name="Colorful Shading Accent 5" w:semiHidden="0" w:uiPriority="71" w:unhideWhenUsed="0"/>
-    <w:lsdException w:name="Colorful List Accent 5" w:semiHidden="0" w:uiPriority="72" w:unhideWhenUsed="0"/>
-    <w:lsdException w:name="Colorful Grid Accent 5" w:semiHidden="0" w:uiPriority="73" w:unhideWhenUsed="0"/>
-    <w:lsdException w:name="Light Shading Accent 6" w:semiHidden="0" w:uiPriority="60" w:unhideWhenUsed="0"/>
-    <w:lsdException w:name="Light List Accent 6" w:semiHidden="0" w:uiPriority="61" w:unhideWhenUsed="0"/>
-    <w:lsdException w:name="Light Grid Accent 6" w:semiHidden="0" w:uiPriority="62" w:unhideWhenUsed="0"/>
-    <w:lsdException w:name="Medium Shading 1 Accent 6" w:semiHidden="0" w:uiPriority="63" w:unhideWhenUsed="0"/>
-    <w:lsdException w:name="Medium Shading 2 Accent 6" w:semiHidden="0" w:uiPriority="64" w:unhideWhenUsed="0"/>
-    <w:lsdException w:name="Medium List 1 Accent 6" w:semiHidden="0" w:uiPriority="65" w:unhideWhenUsed="0"/>
-    <w:lsdException w:name="Medium List 2 Accent 6" w:semiHidden="0" w:uiPriority="66" w:unhideWhenUsed="0"/>
-    <w:lsdException w:name="Medium Grid 1 Accent 6" w:semiHidden="0" w:uiPriority="67" w:unhideWhenUsed="0"/>
-    <w:lsdException w:name="Medium Grid 2 Accent 6" w:semiHidden="0" w:uiPriority="68" w:unhideWhenUsed="0"/>
-    <w:lsdException w:name="Medium Grid 3 Accent 6" w:semiHidden="0" w:uiPriority="69" w:unhideWhenUsed="0"/>
-    <w:lsdException w:name="Dark List Accent 6" w:semiHidden="0" w:uiPriority="70" w:unhideWhenUsed="0"/>
-    <w:lsdException w:name="Colorful Shading Accent 6" w:semiHidden="0" w:uiPriority="71" w:unhideWhenUsed="0"/>
-    <w:lsdException w:name="Colorful List Accent 6" w:semiHidden="0" w:uiPriority="72" w:unhideWhenUsed="0"/>
-    <w:lsdException w:name="Colorful Grid Accent 6" w:semiHidden="0" w:uiPriority="73" w:unhideWhenUsed="0"/>
-    <w:lsdException w:name="Subtle Emphasis" w:semiHidden="0" w:uiPriority="19" w:unhideWhenUsed="0" w:qFormat="1"/>
-    <w:lsdException w:name="Intense Emphasis" w:semiHidden="0" w:uiPriority="21" w:unhideWhenUsed="0" w:qFormat="1"/>
-    <w:lsdException w:name="Subtle Reference" w:semiHidden="0" w:uiPriority="31" w:unhideWhenUsed="0" w:qFormat="1"/>
-    <w:lsdException w:name="Intense Reference" w:semiHidden="0" w:uiPriority="32" w:unhideWhenUsed="0" w:qFormat="1"/>
-    <w:lsdException w:name="Book Title" w:semiHidden="0" w:uiPriority="33" w:unhideWhenUsed="0" w:qFormat="1"/>
-    <w:lsdException w:name="Bibliography" w:uiPriority="37"/>
-    <w:lsdException w:name="TOC Heading" w:uiPriority="39" w:qFormat="1"/>
-  </w:latentStyles>
-  <w:style w:type="paragraph" w:default="1" w:styleId="Normal">
-    <w:name w:val="Normal"/>
-    <w:qFormat/>
-    <w:rsid w:val="00CC796D"/>
-    <w:pPr>
-      <w:spacing w:after="160" w:line="259" w:lineRule="auto"/>
-    </w:pPr>
-  </w:style>
-  <w:style w:type="character" w:default="1" w:styleId="VarsaylanParagrafYazTipi">
-    <w:name w:val="Default Paragraph Font"/>
-    <w:uiPriority w:val="1"/>
-    <w:semiHidden/>
-    <w:unhideWhenUsed/>
-  </w:style>
-  <w:style w:type="table" w:default="1" w:styleId="NormalTablo">
-    <w:name w:val="Normal Table"/>
-    <w:uiPriority w:val="99"/>
-    <w:semiHidden/>
-    <w:unhideWhenUsed/>
-    <w:tblPr>
-      <w:tblInd w:w="0" w:type="dxa"/>
-      <w:tblCellMar>
-        <w:top w:w="0" w:type="dxa"/>
-        <w:left w:w="108" w:type="dxa"/>
-        <w:bottom w:w="0" w:type="dxa"/>
-        <w:right w:w="108" w:type="dxa"/>
-      </w:tblCellMar>
-    </w:tblPr>
-  </w:style>
-  <w:style w:type="numbering" w:default="1" w:styleId="ListeYok">
-    <w:name w:val="No List"/>
-    <w:uiPriority w:val="99"/>
-    <w:semiHidden/>
-    <w:unhideWhenUsed/>
-  </w:style>
-  <w:style w:type="paragraph" w:styleId="BalonMetni">
-    <w:name w:val="Balloon Text"/>
-    <w:basedOn w:val="Normal"/>
-    <w:link w:val="BalonMetniChar"/>
-    <w:uiPriority w:val="99"/>
-    <w:semiHidden/>
-    <w:unhideWhenUsed/>
-    <w:rsid w:val="00E47169"/>
-    <w:pPr>
-      <w:spacing w:after="0" w:line="240" w:lineRule="auto"/>
-    </w:pPr>
-    <w:rPr>
-      <w:rFonts w:ascii="Tahoma" w:hAnsi="Tahoma" w:cs="Tahoma"/>
-      <w:sz w:val="16"/>
-      <w:szCs w:val="16"/>
-    </w:rPr>
-  </w:style>
-  <w:style w:type="character" w:customStyle="1" w:styleId="BalonMetniChar">
-    <w:name w:val="Balon Metni Char"/>
-    <w:basedOn w:val="VarsaylanParagrafYazTipi"/>
-    <w:link w:val="BalonMetni"/>
-    <w:uiPriority w:val="99"/>
-    <w:semiHidden/>
-    <w:rsid w:val="00E47169"/>
-    <w:rPr>
-      <w:rFonts w:ascii="Tahoma" w:hAnsi="Tahoma" w:cs="Tahoma"/>
-      <w:sz w:val="16"/>
-      <w:szCs w:val="16"/>
-    </w:rPr>
-  </w:style>
-  <w:style w:type="paragraph" w:styleId="ListeParagraf">
-    <w:name w:val="List Paragraph"/>
-    <w:basedOn w:val="Normal"/>
-    <w:uiPriority w:val="34"/>
-    <w:qFormat/>
-    <w:rsid w:val="00E47169"/>
-    <w:pPr>
-      <w:ind w:left="720"/>
-      <w:contextualSpacing/>
-    </w:pPr>
-  </w:style>
-  <w:style w:type="table" w:styleId="TabloKlavuzu">
-    <w:name w:val="Table Grid"/>
-    <w:basedOn w:val="NormalTablo"/>
-    <w:uiPriority w:val="59"/>
-    <w:rsid w:val="00932CDF"/>
-    <w:pPr>
-      <w:spacing w:after="0" w:line="240" w:lineRule="auto"/>
-    </w:pPr>
-    <w:tblPr>
-      <w:tblBorders>
-        <w:top w:val="single" w:sz="4" w:space="0" w:color="auto"/>
-        <w:left w:val="single" w:sz="4" w:space="0" w:color="auto"/>
-        <w:bottom w:val="single" w:sz="4" w:space="0" w:color="auto"/>
-        <w:right w:val="single" w:sz="4" w:space="0" w:color="auto"/>
-        <w:insideH w:val="single" w:sz="4" w:space="0" w:color="auto"/>
-        <w:insideV w:val="single" w:sz="4" w:space="0" w:color="auto"/>
-      </w:tblBorders>
-    </w:tblPr>
-  </w:style>
-  <w:style w:type="character" w:styleId="AklamaBavurusu">
-    <w:name w:val="annotation reference"/>
-    <w:basedOn w:val="VarsaylanParagrafYazTipi"/>
-    <w:uiPriority w:val="99"/>
-    <w:semiHidden/>
-    <w:unhideWhenUsed/>
-    <w:rsid w:val="00B05CF0"/>
-    <w:rPr>
-      <w:sz w:val="16"/>
-      <w:szCs w:val="16"/>
-    </w:rPr>
-  </w:style>
-  <w:style w:type="paragraph" w:styleId="AklamaMetni">
-    <w:name w:val="annotation text"/>
-    <w:basedOn w:val="Normal"/>
-    <w:link w:val="AklamaMetniChar"/>
-    <w:uiPriority w:val="99"/>
-    <w:unhideWhenUsed/>
-    <w:rsid w:val="00B05CF0"/>
-    <w:pPr>
-      <w:spacing w:line="240" w:lineRule="auto"/>
-    </w:pPr>
-    <w:rPr>
-      <w:sz w:val="20"/>
-      <w:szCs w:val="20"/>
-    </w:rPr>
-  </w:style>
-  <w:style w:type="character" w:customStyle="1" w:styleId="AklamaMetniChar">
-    <w:name w:val="Açıklama Metni Char"/>
-    <w:basedOn w:val="VarsaylanParagrafYazTipi"/>
-    <w:link w:val="AklamaMetni"/>
-    <w:uiPriority w:val="99"/>
-    <w:rsid w:val="00B05CF0"/>
-    <w:rPr>
-      <w:sz w:val="20"/>
-      <w:szCs w:val="20"/>
-    </w:rPr>
-  </w:style>
-  <w:style w:type="paragraph" w:styleId="AklamaKonusu">
-    <w:name w:val="annotation subject"/>
-    <w:basedOn w:val="AklamaMetni"/>
-    <w:next w:val="AklamaMetni"/>
-    <w:link w:val="AklamaKonusuChar"/>
-    <w:uiPriority w:val="99"/>
-    <w:semiHidden/>
-    <w:unhideWhenUsed/>
-    <w:rsid w:val="00B05CF0"/>
-    <w:rPr>
-      <w:b/>
-      <w:bCs/>
-    </w:rPr>
-  </w:style>
-  <w:style w:type="character" w:customStyle="1" w:styleId="AklamaKonusuChar">
-    <w:name w:val="Açıklama Konusu Char"/>
-    <w:basedOn w:val="AklamaMetniChar"/>
-    <w:link w:val="AklamaKonusu"/>
-    <w:uiPriority w:val="99"/>
-    <w:semiHidden/>
-    <w:rsid w:val="00B05CF0"/>
-    <w:rPr>
-      <w:b/>
-      <w:bCs/>
-      <w:sz w:val="20"/>
-      <w:szCs w:val="20"/>
-    </w:rPr>
-  </w:style>
-  <w:style w:type="paragraph" w:styleId="stbilgi">
-    <w:name w:val="header"/>
-    <w:basedOn w:val="Normal"/>
-    <w:link w:val="stbilgiChar"/>
-    <w:uiPriority w:val="99"/>
-    <w:unhideWhenUsed/>
-    <w:rsid w:val="007114C4"/>
-    <w:pPr>
-      <w:tabs>
-        <w:tab w:val="center" w:pos="4536"/>
-        <w:tab w:val="right" w:pos="9072"/>
-      </w:tabs>
-      <w:spacing w:after="0" w:line="240" w:lineRule="auto"/>
-    </w:pPr>
-  </w:style>
-  <w:style w:type="character" w:customStyle="1" w:styleId="stbilgiChar">
-    <w:name w:val="Üstbilgi Char"/>
-    <w:basedOn w:val="VarsaylanParagrafYazTipi"/>
-    <w:link w:val="stbilgi"/>
-    <w:uiPriority w:val="99"/>
-    <w:rsid w:val="007114C4"/>
-  </w:style>
-  <w:style w:type="paragraph" w:styleId="Altbilgi">
-    <w:name w:val="footer"/>
-    <w:basedOn w:val="Normal"/>
-    <w:link w:val="AltbilgiChar"/>
-    <w:uiPriority w:val="99"/>
-    <w:unhideWhenUsed/>
-    <w:rsid w:val="007114C4"/>
-    <w:pPr>
-      <w:tabs>
-        <w:tab w:val="center" w:pos="4536"/>
-        <w:tab w:val="right" w:pos="9072"/>
-      </w:tabs>
-      <w:spacing w:after="0" w:line="240" w:lineRule="auto"/>
-    </w:pPr>
-  </w:style>
-  <w:style w:type="character" w:customStyle="1" w:styleId="AltbilgiChar">
-    <w:name w:val="Altbilgi Char"/>
-    <w:basedOn w:val="VarsaylanParagrafYazTipi"/>
-    <w:link w:val="Altbilgi"/>
+    <w:link w:val="AltBilgi"/>
     <w:uiPriority w:val="99"/>
     <w:rsid w:val="007114C4"/>
   </w:style>
